--- a/examples/timeseries/doc/ts_lstm.docx
+++ b/examples/timeseries/doc/ts_lstm.docx
@@ -2,13 +2,13 @@
 <file path=word/document.xml><?xml version="1.0" encoding="utf-8"?>
 <w:document xmlns:w="http://schemas.openxmlformats.org/wordprocessingml/2006/main" xmlns:m="http://schemas.openxmlformats.org/officeDocument/2006/math" xmlns:r="http://schemas.openxmlformats.org/officeDocument/2006/relationships" xmlns:o="urn:schemas-microsoft-com:office:office" xmlns:v="urn:schemas-microsoft-com:vml" xmlns:w10="urn:schemas-microsoft-com:office:word" xmlns:a="http://schemas.openxmlformats.org/drawingml/2006/main" xmlns:pic="http://schemas.openxmlformats.org/drawingml/2006/picture" xmlns:wp="http://schemas.openxmlformats.org/drawingml/2006/wordprocessingDrawing">
   <w:body>
-    <w:bookmarkStart w:id="12" w:name="time-series-forecasting-with-lstm"/>
+    <w:bookmarkStart w:id="18" w:name="lstm-regression"/>
     <w:p>
       <w:pPr>
         <w:pStyle w:val="Heading2"/>
       </w:pPr>
       <w:r>
-        <w:t xml:space="preserve">Time Series Forecasting with LSTM</w:t>
+        <w:t xml:space="preserve">LSTM Regression</w:t>
       </w:r>
     </w:p>
     <w:p>
@@ -16,37 +16,19 @@
         <w:pStyle w:val="FirstParagraph"/>
       </w:pPr>
       <w:r>
-        <w:t xml:space="preserve">This example shows how to use the PyTorch-backed</w:t>
-      </w:r>
-      <w:r>
-        <w:t xml:space="preserve"> </w:t>
-      </w:r>
-      <w:r>
-        <w:rPr>
-          <w:rStyle w:val="VerbatimChar"/>
-        </w:rPr>
-        <w:t xml:space="preserve">ts_lstm</w:t>
-      </w:r>
-      <w:r>
-        <w:t xml:space="preserve"> </w:t>
-      </w:r>
-      <w:r>
-        <w:t xml:space="preserve">forecaster. The workflow follows the</w:t>
-      </w:r>
-      <w:r>
-        <w:t xml:space="preserve"> </w:t>
-      </w:r>
-      <w:r>
-        <w:rPr>
-          <w:rStyle w:val="VerbatimChar"/>
-        </w:rPr>
-        <w:t xml:space="preserve">tspredit</w:t>
-      </w:r>
-      <w:r>
-        <w:t xml:space="preserve"> </w:t>
-      </w:r>
-      <w:r>
-        <w:t xml:space="preserve">sliding-window approach: transform a univariate series into lagged windows, fit the model, inspect training curves, and generate one-step-ahead predictions on the hold-out windows.</w:t>
+        <w:t xml:space="preserve">About the method</w:t>
+      </w:r>
+      <w:r>
+        <w:t xml:space="preserve"> </w:t>
+      </w:r>
+      <w:r>
+        <w:t xml:space="preserve">- LSTM networks are recurrent models designed to retain and update information across ordered inputs.</w:t>
+      </w:r>
+      <w:r>
+        <w:t xml:space="preserve"> </w:t>
+      </w:r>
+      <w:r>
+        <w:t xml:space="preserve">- They are useful when forecasting depends on sequential dependencies that may span more than a few immediate lags.</w:t>
       </w:r>
     </w:p>
     <w:p>
@@ -54,19 +36,19 @@
         <w:pStyle w:val="BodyText"/>
       </w:pPr>
       <w:r>
-        <w:t xml:space="preserve">Prerequisites</w:t>
-      </w:r>
-      <w:r>
-        <w:t xml:space="preserve"> </w:t>
-      </w:r>
-      <w:r>
-        <w:t xml:space="preserve">- R packages: daltoolbox, tspredit, daltoolboxdp, ggplot2</w:t>
-      </w:r>
-      <w:r>
-        <w:t xml:space="preserve"> </w:t>
-      </w:r>
-      <w:r>
-        <w:t xml:space="preserve">- Python with PyTorch accessible via reticulate</w:t>
+        <w:t xml:space="preserve">Didactic goal: compare a recurrent sequence model with the feedforward and convolutional alternatives, while preserving the same Experiment Line used in</w:t>
+      </w:r>
+      <w:r>
+        <w:t xml:space="preserve"> </w:t>
+      </w:r>
+      <w:r>
+        <w:rPr>
+          <w:rStyle w:val="VerbatimChar"/>
+        </w:rPr>
+        <w:t xml:space="preserve">tspredit</w:t>
+      </w:r>
+      <w:r>
+        <w:t xml:space="preserve">.</w:t>
       </w:r>
     </w:p>
     <w:p>
@@ -75,332 +57,41 @@
       </w:pPr>
       <w:r>
         <w:rPr>
-          <w:rStyle w:val="FunctionTok"/>
-        </w:rPr>
-        <w:t xml:space="preserve">library</w:t>
-      </w:r>
-      <w:r>
-        <w:rPr>
-          <w:rStyle w:val="NormalTok"/>
-        </w:rPr>
-        <w:t xml:space="preserve">(daltoolbox)</w:t>
-      </w:r>
-      <w:r>
-        <w:br/>
-      </w:r>
-      <w:r>
-        <w:rPr>
-          <w:rStyle w:val="FunctionTok"/>
-        </w:rPr>
-        <w:t xml:space="preserve">library</w:t>
-      </w:r>
-      <w:r>
-        <w:rPr>
-          <w:rStyle w:val="NormalTok"/>
-        </w:rPr>
-        <w:t xml:space="preserve">(tspredit)</w:t>
-      </w:r>
-      <w:r>
-        <w:br/>
-      </w:r>
-      <w:r>
-        <w:rPr>
-          <w:rStyle w:val="FunctionTok"/>
-        </w:rPr>
-        <w:t xml:space="preserve">library</w:t>
-      </w:r>
-      <w:r>
-        <w:rPr>
-          <w:rStyle w:val="NormalTok"/>
-        </w:rPr>
-        <w:t xml:space="preserve">(daltoolboxdp)</w:t>
-      </w:r>
-      <w:r>
-        <w:br/>
-      </w:r>
-      <w:r>
-        <w:rPr>
-          <w:rStyle w:val="FunctionTok"/>
-        </w:rPr>
-        <w:t xml:space="preserve">library</w:t>
-      </w:r>
-      <w:r>
-        <w:rPr>
-          <w:rStyle w:val="NormalTok"/>
-        </w:rPr>
-        <w:t xml:space="preserve">(ggplot2)</w:t>
+          <w:rStyle w:val="CommentTok"/>
+        </w:rPr>
+        <w:t xml:space="preserve"># Time Series Regression - LSTM</w:t>
+      </w:r>
+      <w:r>
+        <w:br/>
+      </w:r>
+      <w:r>
+        <w:br/>
+      </w:r>
+      <w:r>
+        <w:rPr>
+          <w:rStyle w:val="CommentTok"/>
+        </w:rPr>
+        <w:t xml:space="preserve"># Installing packages (if needed)</w:t>
+      </w:r>
+      <w:r>
+        <w:br/>
+      </w:r>
+      <w:r>
+        <w:br/>
+      </w:r>
+      <w:r>
+        <w:rPr>
+          <w:rStyle w:val="CommentTok"/>
+        </w:rPr>
+        <w:t xml:space="preserve">#install.packages("daltoolboxdp")</w:t>
       </w:r>
     </w:p>
     <w:p>
       <w:pPr>
-        <w:pStyle w:val="SourceCode"/>
-      </w:pPr>
-      <w:r>
-        <w:rPr>
-          <w:rStyle w:val="FunctionTok"/>
-        </w:rPr>
-        <w:t xml:space="preserve">data</w:t>
-      </w:r>
-      <w:r>
-        <w:rPr>
-          <w:rStyle w:val="NormalTok"/>
-        </w:rPr>
-        <w:t xml:space="preserve">(tsd)</w:t>
-      </w:r>
-      <w:r>
-        <w:br/>
-      </w:r>
-      <w:r>
-        <w:br/>
-      </w:r>
-      <w:r>
-        <w:rPr>
-          <w:rStyle w:val="NormalTok"/>
-        </w:rPr>
-        <w:t xml:space="preserve">sw_size </w:t>
-      </w:r>
-      <w:r>
-        <w:rPr>
-          <w:rStyle w:val="OtherTok"/>
-        </w:rPr>
-        <w:t xml:space="preserve">&lt;-</w:t>
-      </w:r>
-      <w:r>
-        <w:rPr>
-          <w:rStyle w:val="NormalTok"/>
-        </w:rPr>
-        <w:t xml:space="preserve"> </w:t>
-      </w:r>
-      <w:r>
-        <w:rPr>
-          <w:rStyle w:val="DecValTok"/>
-        </w:rPr>
-        <w:t xml:space="preserve">5</w:t>
-      </w:r>
-      <w:r>
-        <w:br/>
-      </w:r>
-      <w:r>
-        <w:rPr>
-          <w:rStyle w:val="NormalTok"/>
-        </w:rPr>
-        <w:t xml:space="preserve">ts </w:t>
-      </w:r>
-      <w:r>
-        <w:rPr>
-          <w:rStyle w:val="OtherTok"/>
-        </w:rPr>
-        <w:t xml:space="preserve">&lt;-</w:t>
-      </w:r>
-      <w:r>
-        <w:rPr>
-          <w:rStyle w:val="NormalTok"/>
-        </w:rPr>
-        <w:t xml:space="preserve"> </w:t>
-      </w:r>
-      <w:r>
-        <w:rPr>
-          <w:rStyle w:val="FunctionTok"/>
-        </w:rPr>
-        <w:t xml:space="preserve">data.frame</w:t>
-      </w:r>
-      <w:r>
-        <w:rPr>
-          <w:rStyle w:val="NormalTok"/>
-        </w:rPr>
-        <w:t xml:space="preserve">(</w:t>
-      </w:r>
-      <w:r>
-        <w:rPr>
-          <w:rStyle w:val="FunctionTok"/>
-        </w:rPr>
-        <w:t xml:space="preserve">unclass</w:t>
-      </w:r>
-      <w:r>
-        <w:rPr>
-          <w:rStyle w:val="NormalTok"/>
-        </w:rPr>
-        <w:t xml:space="preserve">(</w:t>
-      </w:r>
-      <w:r>
-        <w:rPr>
-          <w:rStyle w:val="FunctionTok"/>
-        </w:rPr>
-        <w:t xml:space="preserve">ts_data</w:t>
-      </w:r>
-      <w:r>
-        <w:rPr>
-          <w:rStyle w:val="NormalTok"/>
-        </w:rPr>
-        <w:t xml:space="preserve">(tsd</w:t>
-      </w:r>
-      <w:r>
-        <w:rPr>
-          <w:rStyle w:val="SpecialCharTok"/>
-        </w:rPr>
-        <w:t xml:space="preserve">$</w:t>
-      </w:r>
-      <w:r>
-        <w:rPr>
-          <w:rStyle w:val="NormalTok"/>
-        </w:rPr>
-        <w:t xml:space="preserve">y, sw_size)))</w:t>
-      </w:r>
-      <w:r>
-        <w:br/>
-      </w:r>
-      <w:r>
-        <w:br/>
-      </w:r>
-      <w:r>
-        <w:rPr>
-          <w:rStyle w:val="NormalTok"/>
-        </w:rPr>
-        <w:t xml:space="preserve">split_at </w:t>
-      </w:r>
-      <w:r>
-        <w:rPr>
-          <w:rStyle w:val="OtherTok"/>
-        </w:rPr>
-        <w:t xml:space="preserve">&lt;-</w:t>
-      </w:r>
-      <w:r>
-        <w:rPr>
-          <w:rStyle w:val="NormalTok"/>
-        </w:rPr>
-        <w:t xml:space="preserve"> </w:t>
-      </w:r>
-      <w:r>
-        <w:rPr>
-          <w:rStyle w:val="FunctionTok"/>
-        </w:rPr>
-        <w:t xml:space="preserve">nrow</w:t>
-      </w:r>
-      <w:r>
-        <w:rPr>
-          <w:rStyle w:val="NormalTok"/>
-        </w:rPr>
-        <w:t xml:space="preserve">(ts) </w:t>
-      </w:r>
-      <w:r>
-        <w:rPr>
-          <w:rStyle w:val="SpecialCharTok"/>
-        </w:rPr>
-        <w:t xml:space="preserve">-</w:t>
-      </w:r>
-      <w:r>
-        <w:rPr>
-          <w:rStyle w:val="NormalTok"/>
-        </w:rPr>
-        <w:t xml:space="preserve"> </w:t>
-      </w:r>
-      <w:r>
-        <w:rPr>
-          <w:rStyle w:val="DecValTok"/>
-        </w:rPr>
-        <w:t xml:space="preserve">5</w:t>
-      </w:r>
-      <w:r>
-        <w:br/>
-      </w:r>
-      <w:r>
-        <w:rPr>
-          <w:rStyle w:val="NormalTok"/>
-        </w:rPr>
-        <w:t xml:space="preserve">train </w:t>
-      </w:r>
-      <w:r>
-        <w:rPr>
-          <w:rStyle w:val="OtherTok"/>
-        </w:rPr>
-        <w:t xml:space="preserve">&lt;-</w:t>
-      </w:r>
-      <w:r>
-        <w:rPr>
-          <w:rStyle w:val="NormalTok"/>
-        </w:rPr>
-        <w:t xml:space="preserve"> ts[</w:t>
-      </w:r>
-      <w:r>
-        <w:rPr>
-          <w:rStyle w:val="DecValTok"/>
-        </w:rPr>
-        <w:t xml:space="preserve">1</w:t>
-      </w:r>
-      <w:r>
-        <w:rPr>
-          <w:rStyle w:val="SpecialCharTok"/>
-        </w:rPr>
-        <w:t xml:space="preserve">:</w:t>
-      </w:r>
-      <w:r>
-        <w:rPr>
-          <w:rStyle w:val="NormalTok"/>
-        </w:rPr>
-        <w:t xml:space="preserve">split_at, ]</w:t>
-      </w:r>
-      <w:r>
-        <w:br/>
-      </w:r>
-      <w:r>
-        <w:rPr>
-          <w:rStyle w:val="NormalTok"/>
-        </w:rPr>
-        <w:t xml:space="preserve">test </w:t>
-      </w:r>
-      <w:r>
-        <w:rPr>
-          <w:rStyle w:val="OtherTok"/>
-        </w:rPr>
-        <w:t xml:space="preserve">&lt;-</w:t>
-      </w:r>
-      <w:r>
-        <w:rPr>
-          <w:rStyle w:val="NormalTok"/>
-        </w:rPr>
-        <w:t xml:space="preserve"> ts[(split_at </w:t>
-      </w:r>
-      <w:r>
-        <w:rPr>
-          <w:rStyle w:val="SpecialCharTok"/>
-        </w:rPr>
-        <w:t xml:space="preserve">+</w:t>
-      </w:r>
-      <w:r>
-        <w:rPr>
-          <w:rStyle w:val="NormalTok"/>
-        </w:rPr>
-        <w:t xml:space="preserve"> </w:t>
-      </w:r>
-      <w:r>
-        <w:rPr>
-          <w:rStyle w:val="DecValTok"/>
-        </w:rPr>
-        <w:t xml:space="preserve">1</w:t>
-      </w:r>
-      <w:r>
-        <w:rPr>
-          <w:rStyle w:val="NormalTok"/>
-        </w:rPr>
-        <w:t xml:space="preserve">)</w:t>
-      </w:r>
-      <w:r>
-        <w:rPr>
-          <w:rStyle w:val="SpecialCharTok"/>
-        </w:rPr>
-        <w:t xml:space="preserve">:</w:t>
-      </w:r>
-      <w:r>
-        <w:rPr>
-          <w:rStyle w:val="FunctionTok"/>
-        </w:rPr>
-        <w:t xml:space="preserve">nrow</w:t>
-      </w:r>
-      <w:r>
-        <w:rPr>
-          <w:rStyle w:val="NormalTok"/>
-        </w:rPr>
-        <w:t xml:space="preserve">(ts), ]</w:t>
+        <w:pStyle w:val="FirstParagraph"/>
+      </w:pPr>
+      <w:r>
+        <w:t xml:space="preserve">We start by loading the packages used throughout this example.</w:t>
       </w:r>
     </w:p>
     <w:p>
@@ -409,239 +100,115 @@
       </w:pPr>
       <w:r>
         <w:rPr>
-          <w:rStyle w:val="NormalTok"/>
-        </w:rPr>
-        <w:t xml:space="preserve">model </w:t>
-      </w:r>
-      <w:r>
-        <w:rPr>
-          <w:rStyle w:val="OtherTok"/>
-        </w:rPr>
-        <w:t xml:space="preserve">&lt;-</w:t>
-      </w:r>
-      <w:r>
-        <w:rPr>
-          <w:rStyle w:val="NormalTok"/>
-        </w:rPr>
-        <w:t xml:space="preserve"> </w:t>
-      </w:r>
-      <w:r>
-        <w:rPr>
-          <w:rStyle w:val="FunctionTok"/>
-        </w:rPr>
-        <w:t xml:space="preserve">ts_lstm</w:t>
-      </w:r>
-      <w:r>
-        <w:rPr>
-          <w:rStyle w:val="NormalTok"/>
-        </w:rPr>
-        <w:t xml:space="preserve">(</w:t>
-      </w:r>
-      <w:r>
-        <w:br/>
-      </w:r>
-      <w:r>
-        <w:rPr>
-          <w:rStyle w:val="NormalTok"/>
-        </w:rPr>
-        <w:t xml:space="preserve">  </w:t>
-      </w:r>
-      <w:r>
-        <w:rPr>
-          <w:rStyle w:val="AttributeTok"/>
-        </w:rPr>
-        <w:t xml:space="preserve">preprocess =</w:t>
-      </w:r>
-      <w:r>
-        <w:rPr>
-          <w:rStyle w:val="NormalTok"/>
-        </w:rPr>
-        <w:t xml:space="preserve"> </w:t>
-      </w:r>
-      <w:r>
-        <w:rPr>
-          <w:rStyle w:val="FunctionTok"/>
-        </w:rPr>
-        <w:t xml:space="preserve">ts_norm_gminmax</w:t>
-      </w:r>
-      <w:r>
-        <w:rPr>
-          <w:rStyle w:val="NormalTok"/>
-        </w:rPr>
-        <w:t xml:space="preserve">(),</w:t>
-      </w:r>
-      <w:r>
-        <w:br/>
-      </w:r>
-      <w:r>
-        <w:rPr>
-          <w:rStyle w:val="NormalTok"/>
-        </w:rPr>
-        <w:t xml:space="preserve">  </w:t>
-      </w:r>
-      <w:r>
-        <w:rPr>
-          <w:rStyle w:val="AttributeTok"/>
-        </w:rPr>
-        <w:t xml:space="preserve">input_size =</w:t>
-      </w:r>
-      <w:r>
-        <w:rPr>
-          <w:rStyle w:val="NormalTok"/>
-        </w:rPr>
-        <w:t xml:space="preserve"> </w:t>
-      </w:r>
-      <w:r>
-        <w:rPr>
-          <w:rStyle w:val="DecValTok"/>
-        </w:rPr>
-        <w:t xml:space="preserve">4</w:t>
-      </w:r>
-      <w:r>
-        <w:rPr>
-          <w:rStyle w:val="DataTypeTok"/>
-        </w:rPr>
-        <w:t xml:space="preserve">L</w:t>
-      </w:r>
-      <w:r>
-        <w:rPr>
-          <w:rStyle w:val="NormalTok"/>
-        </w:rPr>
-        <w:t xml:space="preserve">,</w:t>
-      </w:r>
-      <w:r>
-        <w:br/>
-      </w:r>
-      <w:r>
-        <w:rPr>
-          <w:rStyle w:val="NormalTok"/>
-        </w:rPr>
-        <w:t xml:space="preserve">  </w:t>
-      </w:r>
-      <w:r>
-        <w:rPr>
-          <w:rStyle w:val="AttributeTok"/>
-        </w:rPr>
-        <w:t xml:space="preserve">epochs =</w:t>
-      </w:r>
-      <w:r>
-        <w:rPr>
-          <w:rStyle w:val="NormalTok"/>
-        </w:rPr>
-        <w:t xml:space="preserve"> </w:t>
-      </w:r>
-      <w:r>
-        <w:rPr>
-          <w:rStyle w:val="DecValTok"/>
-        </w:rPr>
-        <w:t xml:space="preserve">100</w:t>
-      </w:r>
-      <w:r>
-        <w:rPr>
-          <w:rStyle w:val="DataTypeTok"/>
-        </w:rPr>
-        <w:t xml:space="preserve">L</w:t>
-      </w:r>
-      <w:r>
-        <w:br/>
-      </w:r>
-      <w:r>
-        <w:rPr>
-          <w:rStyle w:val="NormalTok"/>
-        </w:rPr>
-        <w:t xml:space="preserve">)</w:t>
-      </w:r>
-      <w:r>
-        <w:br/>
-      </w:r>
-      <w:r>
-        <w:br/>
-      </w:r>
-      <w:r>
-        <w:rPr>
-          <w:rStyle w:val="NormalTok"/>
-        </w:rPr>
-        <w:t xml:space="preserve">model </w:t>
-      </w:r>
-      <w:r>
-        <w:rPr>
-          <w:rStyle w:val="OtherTok"/>
-        </w:rPr>
-        <w:t xml:space="preserve">&lt;-</w:t>
-      </w:r>
-      <w:r>
-        <w:rPr>
-          <w:rStyle w:val="NormalTok"/>
-        </w:rPr>
-        <w:t xml:space="preserve"> </w:t>
-      </w:r>
-      <w:r>
-        <w:rPr>
-          <w:rStyle w:val="FunctionTok"/>
-        </w:rPr>
-        <w:t xml:space="preserve">fit</w:t>
-      </w:r>
-      <w:r>
-        <w:rPr>
-          <w:rStyle w:val="NormalTok"/>
-        </w:rPr>
-        <w:t xml:space="preserve">(model, train[, </w:t>
-      </w:r>
-      <w:r>
-        <w:rPr>
-          <w:rStyle w:val="DecValTok"/>
-        </w:rPr>
-        <w:t xml:space="preserve">1</w:t>
-      </w:r>
-      <w:r>
-        <w:rPr>
-          <w:rStyle w:val="SpecialCharTok"/>
-        </w:rPr>
-        <w:t xml:space="preserve">:</w:t>
-      </w:r>
-      <w:r>
-        <w:rPr>
-          <w:rStyle w:val="DecValTok"/>
-        </w:rPr>
-        <w:t xml:space="preserve">4</w:t>
-      </w:r>
-      <w:r>
-        <w:rPr>
-          <w:rStyle w:val="NormalTok"/>
-        </w:rPr>
-        <w:t xml:space="preserve">], train[, </w:t>
-      </w:r>
-      <w:r>
-        <w:rPr>
-          <w:rStyle w:val="DecValTok"/>
-        </w:rPr>
-        <w:t xml:space="preserve">5</w:t>
-      </w:r>
-      <w:r>
-        <w:rPr>
-          <w:rStyle w:val="NormalTok"/>
-        </w:rPr>
-        <w:t xml:space="preserve">])</w:t>
+          <w:rStyle w:val="CommentTok"/>
+        </w:rPr>
+        <w:t xml:space="preserve"># Loading the packages</w:t>
+      </w:r>
+      <w:r>
+        <w:br/>
+      </w:r>
+      <w:r>
+        <w:rPr>
+          <w:rStyle w:val="FunctionTok"/>
+        </w:rPr>
+        <w:t xml:space="preserve">library</w:t>
+      </w:r>
+      <w:r>
+        <w:rPr>
+          <w:rStyle w:val="NormalTok"/>
+        </w:rPr>
+        <w:t xml:space="preserve">(daltoolbox)</w:t>
+      </w:r>
+      <w:r>
+        <w:br/>
+      </w:r>
+      <w:r>
+        <w:rPr>
+          <w:rStyle w:val="FunctionTok"/>
+        </w:rPr>
+        <w:t xml:space="preserve">library</w:t>
+      </w:r>
+      <w:r>
+        <w:rPr>
+          <w:rStyle w:val="NormalTok"/>
+        </w:rPr>
+        <w:t xml:space="preserve">(daltoolboxdp)</w:t>
+      </w:r>
+      <w:r>
+        <w:br/>
+      </w:r>
+      <w:r>
+        <w:rPr>
+          <w:rStyle w:val="FunctionTok"/>
+        </w:rPr>
+        <w:t xml:space="preserve">library</w:t>
+      </w:r>
+      <w:r>
+        <w:rPr>
+          <w:rStyle w:val="NormalTok"/>
+        </w:rPr>
+        <w:t xml:space="preserve">(tspredit)</w:t>
+      </w:r>
+      <w:r>
+        <w:br/>
+      </w:r>
+      <w:r>
+        <w:rPr>
+          <w:rStyle w:val="FunctionTok"/>
+        </w:rPr>
+        <w:t xml:space="preserve">library</w:t>
+      </w:r>
+      <w:r>
+        <w:rPr>
+          <w:rStyle w:val="NormalTok"/>
+        </w:rPr>
+        <w:t xml:space="preserve">(ggplot2)</w:t>
       </w:r>
     </w:p>
     <w:p>
       <w:pPr>
+        <w:pStyle w:val="FirstParagraph"/>
+      </w:pPr>
+      <w:r>
+        <w:t xml:space="preserve">We load the example series that will be used throughout the demonstration.</w:t>
+      </w:r>
+    </w:p>
+    <w:p>
+      <w:pPr>
         <w:pStyle w:val="SourceCode"/>
       </w:pPr>
       <w:r>
         <w:rPr>
           <w:rStyle w:val="CommentTok"/>
         </w:rPr>
-        <w:t xml:space="preserve"># Training curves</w:t>
-      </w:r>
-      <w:r>
-        <w:br/>
-      </w:r>
-      <w:r>
-        <w:rPr>
-          <w:rStyle w:val="NormalTok"/>
-        </w:rPr>
-        <w:t xml:space="preserve">fit_loss </w:t>
+        <w:t xml:space="preserve"># Series for study and sliding windows</w:t>
+      </w:r>
+      <w:r>
+        <w:br/>
+      </w:r>
+      <w:r>
+        <w:br/>
+      </w:r>
+      <w:r>
+        <w:rPr>
+          <w:rStyle w:val="FunctionTok"/>
+        </w:rPr>
+        <w:t xml:space="preserve">data</w:t>
+      </w:r>
+      <w:r>
+        <w:rPr>
+          <w:rStyle w:val="NormalTok"/>
+        </w:rPr>
+        <w:t xml:space="preserve">(tsd)</w:t>
+      </w:r>
+      <w:r>
+        <w:br/>
+      </w:r>
+      <w:r>
+        <w:rPr>
+          <w:rStyle w:val="NormalTok"/>
+        </w:rPr>
+        <w:t xml:space="preserve">ts </w:t>
       </w:r>
       <w:r>
         <w:rPr>
@@ -659,7 +226,166 @@
         <w:rPr>
           <w:rStyle w:val="FunctionTok"/>
         </w:rPr>
-        <w:t xml:space="preserve">data.frame</w:t>
+        <w:t xml:space="preserve">ts_data</w:t>
+      </w:r>
+      <w:r>
+        <w:rPr>
+          <w:rStyle w:val="NormalTok"/>
+        </w:rPr>
+        <w:t xml:space="preserve">(tsd</w:t>
+      </w:r>
+      <w:r>
+        <w:rPr>
+          <w:rStyle w:val="SpecialCharTok"/>
+        </w:rPr>
+        <w:t xml:space="preserve">$</w:t>
+      </w:r>
+      <w:r>
+        <w:rPr>
+          <w:rStyle w:val="NormalTok"/>
+        </w:rPr>
+        <w:t xml:space="preserve">y, </w:t>
+      </w:r>
+      <w:r>
+        <w:rPr>
+          <w:rStyle w:val="DecValTok"/>
+        </w:rPr>
+        <w:t xml:space="preserve">10</w:t>
+      </w:r>
+      <w:r>
+        <w:rPr>
+          <w:rStyle w:val="NormalTok"/>
+        </w:rPr>
+        <w:t xml:space="preserve">)</w:t>
+      </w:r>
+      <w:r>
+        <w:br/>
+      </w:r>
+      <w:r>
+        <w:rPr>
+          <w:rStyle w:val="FunctionTok"/>
+        </w:rPr>
+        <w:t xml:space="preserve">ts_head</w:t>
+      </w:r>
+      <w:r>
+        <w:rPr>
+          <w:rStyle w:val="NormalTok"/>
+        </w:rPr>
+        <w:t xml:space="preserve">(ts, </w:t>
+      </w:r>
+      <w:r>
+        <w:rPr>
+          <w:rStyle w:val="DecValTok"/>
+        </w:rPr>
+        <w:t xml:space="preserve">3</w:t>
+      </w:r>
+      <w:r>
+        <w:rPr>
+          <w:rStyle w:val="NormalTok"/>
+        </w:rPr>
+        <w:t xml:space="preserve">)</w:t>
+      </w:r>
+    </w:p>
+    <w:p>
+      <w:pPr>
+        <w:pStyle w:val="SourceCode"/>
+      </w:pPr>
+      <w:r>
+        <w:rPr>
+          <w:rStyle w:val="VerbatimChar"/>
+        </w:rPr>
+        <w:t xml:space="preserve">##             t9        t8        t7        t6        t5        t4        t3</w:t>
+      </w:r>
+      <w:r>
+        <w:br/>
+      </w:r>
+      <w:r>
+        <w:rPr>
+          <w:rStyle w:val="VerbatimChar"/>
+        </w:rPr>
+        <w:t xml:space="preserve">## [1,] 0.0000000 0.2474040 0.4794255 0.6816388 0.8414710 0.9489846 0.9974950</w:t>
+      </w:r>
+      <w:r>
+        <w:br/>
+      </w:r>
+      <w:r>
+        <w:rPr>
+          <w:rStyle w:val="VerbatimChar"/>
+        </w:rPr>
+        <w:t xml:space="preserve">## [2,] 0.2474040 0.4794255 0.6816388 0.8414710 0.9489846 0.9974950 0.9839859</w:t>
+      </w:r>
+      <w:r>
+        <w:br/>
+      </w:r>
+      <w:r>
+        <w:rPr>
+          <w:rStyle w:val="VerbatimChar"/>
+        </w:rPr>
+        <w:t xml:space="preserve">## [3,] 0.4794255 0.6816388 0.8414710 0.9489846 0.9974950 0.9839859 0.9092974</w:t>
+      </w:r>
+      <w:r>
+        <w:br/>
+      </w:r>
+      <w:r>
+        <w:rPr>
+          <w:rStyle w:val="VerbatimChar"/>
+        </w:rPr>
+        <w:t xml:space="preserve">##             t2        t1        t0</w:t>
+      </w:r>
+      <w:r>
+        <w:br/>
+      </w:r>
+      <w:r>
+        <w:rPr>
+          <w:rStyle w:val="VerbatimChar"/>
+        </w:rPr>
+        <w:t xml:space="preserve">## [1,] 0.9839859 0.9092974 0.7780732</w:t>
+      </w:r>
+      <w:r>
+        <w:br/>
+      </w:r>
+      <w:r>
+        <w:rPr>
+          <w:rStyle w:val="VerbatimChar"/>
+        </w:rPr>
+        <w:t xml:space="preserve">## [2,] 0.9092974 0.7780732 0.5984721</w:t>
+      </w:r>
+      <w:r>
+        <w:br/>
+      </w:r>
+      <w:r>
+        <w:rPr>
+          <w:rStyle w:val="VerbatimChar"/>
+        </w:rPr>
+        <w:t xml:space="preserve">## [3,] 0.7780732 0.5984721 0.3816610</w:t>
+      </w:r>
+    </w:p>
+    <w:p>
+      <w:pPr>
+        <w:pStyle w:val="FirstParagraph"/>
+      </w:pPr>
+      <w:r>
+        <w:t xml:space="preserve">Before moving on, we visualize the series so the effect of the next transformation can be compared against the original signal.</w:t>
+      </w:r>
+    </w:p>
+    <w:p>
+      <w:pPr>
+        <w:pStyle w:val="SourceCode"/>
+      </w:pPr>
+      <w:r>
+        <w:rPr>
+          <w:rStyle w:val="CommentTok"/>
+        </w:rPr>
+        <w:t xml:space="preserve"># Series visualization</w:t>
+      </w:r>
+      <w:r>
+        <w:br/>
+      </w:r>
+      <w:r>
+        <w:rPr>
+          <w:rStyle w:val="FunctionTok"/>
+        </w:rPr>
+        <w:t xml:space="preserve">plot_ts</w:t>
       </w:r>
       <w:r>
         <w:rPr>
@@ -668,15 +394,6 @@
         <w:t xml:space="preserve">(</w:t>
       </w:r>
       <w:r>
-        <w:br/>
-      </w:r>
-      <w:r>
-        <w:rPr>
-          <w:rStyle w:val="NormalTok"/>
-        </w:rPr>
-        <w:t xml:space="preserve">  </w:t>
-      </w:r>
-      <w:r>
         <w:rPr>
           <w:rStyle w:val="AttributeTok"/>
         </w:rPr>
@@ -686,19 +403,7 @@
         <w:rPr>
           <w:rStyle w:val="NormalTok"/>
         </w:rPr>
-        <w:t xml:space="preserve"> </w:t>
-      </w:r>
-      <w:r>
-        <w:rPr>
-          <w:rStyle w:val="FunctionTok"/>
-        </w:rPr>
-        <w:t xml:space="preserve">seq_along</w:t>
-      </w:r>
-      <w:r>
-        <w:rPr>
-          <w:rStyle w:val="NormalTok"/>
-        </w:rPr>
-        <w:t xml:space="preserve">(model</w:t>
+        <w:t xml:space="preserve"> tsd</w:t>
       </w:r>
       <w:r>
         <w:rPr>
@@ -710,28 +415,19 @@
         <w:rPr>
           <w:rStyle w:val="NormalTok"/>
         </w:rPr>
-        <w:t xml:space="preserve">train_loss_hist),</w:t>
-      </w:r>
-      <w:r>
-        <w:br/>
-      </w:r>
-      <w:r>
-        <w:rPr>
-          <w:rStyle w:val="NormalTok"/>
-        </w:rPr>
-        <w:t xml:space="preserve">  </w:t>
+        <w:t xml:space="preserve">x, </w:t>
       </w:r>
       <w:r>
         <w:rPr>
           <w:rStyle w:val="AttributeTok"/>
         </w:rPr>
-        <w:t xml:space="preserve">train_loss =</w:t>
-      </w:r>
-      <w:r>
-        <w:rPr>
-          <w:rStyle w:val="NormalTok"/>
-        </w:rPr>
-        <w:t xml:space="preserve"> model</w:t>
+        <w:t xml:space="preserve">y =</w:t>
+      </w:r>
+      <w:r>
+        <w:rPr>
+          <w:rStyle w:val="NormalTok"/>
+        </w:rPr>
+        <w:t xml:space="preserve"> tsd</w:t>
       </w:r>
       <w:r>
         <w:rPr>
@@ -743,103 +439,61 @@
         <w:rPr>
           <w:rStyle w:val="NormalTok"/>
         </w:rPr>
-        <w:t xml:space="preserve">train_loss_hist</w:t>
-      </w:r>
-      <w:r>
-        <w:br/>
-      </w:r>
-      <w:r>
-        <w:rPr>
-          <w:rStyle w:val="NormalTok"/>
-        </w:rPr>
-        <w:t xml:space="preserve">)</w:t>
-      </w:r>
-      <w:r>
-        <w:br/>
-      </w:r>
-      <w:r>
-        <w:rPr>
-          <w:rStyle w:val="ControlFlowTok"/>
-        </w:rPr>
-        <w:t xml:space="preserve">if</w:t>
-      </w:r>
-      <w:r>
-        <w:rPr>
-          <w:rStyle w:val="NormalTok"/>
-        </w:rPr>
-        <w:t xml:space="preserve"> (</w:t>
+        <w:t xml:space="preserve">y) </w:t>
       </w:r>
       <w:r>
         <w:rPr>
           <w:rStyle w:val="SpecialCharTok"/>
         </w:rPr>
-        <w:t xml:space="preserve">!</w:t>
-      </w:r>
-      <w:r>
-        <w:rPr>
-          <w:rStyle w:val="FunctionTok"/>
-        </w:rPr>
-        <w:t xml:space="preserve">is.null</w:t>
-      </w:r>
-      <w:r>
-        <w:rPr>
-          <w:rStyle w:val="NormalTok"/>
-        </w:rPr>
-        <w:t xml:space="preserve">(model</w:t>
-      </w:r>
-      <w:r>
-        <w:rPr>
-          <w:rStyle w:val="SpecialCharTok"/>
-        </w:rPr>
-        <w:t xml:space="preserve">$</w:t>
-      </w:r>
-      <w:r>
-        <w:rPr>
-          <w:rStyle w:val="NormalTok"/>
-        </w:rPr>
-        <w:t xml:space="preserve">val_loss_hist) </w:t>
-      </w:r>
-      <w:r>
-        <w:rPr>
-          <w:rStyle w:val="SpecialCharTok"/>
-        </w:rPr>
-        <w:t xml:space="preserve">&amp;&amp;</w:t>
-      </w:r>
-      <w:r>
-        <w:rPr>
-          <w:rStyle w:val="NormalTok"/>
-        </w:rPr>
-        <w:t xml:space="preserve"> </w:t>
-      </w:r>
-      <w:r>
-        <w:rPr>
-          <w:rStyle w:val="FunctionTok"/>
-        </w:rPr>
-        <w:t xml:space="preserve">length</w:t>
-      </w:r>
-      <w:r>
-        <w:rPr>
-          <w:rStyle w:val="NormalTok"/>
-        </w:rPr>
-        <w:t xml:space="preserve">(model</w:t>
-      </w:r>
-      <w:r>
-        <w:rPr>
-          <w:rStyle w:val="SpecialCharTok"/>
-        </w:rPr>
-        <w:t xml:space="preserve">$</w:t>
-      </w:r>
-      <w:r>
-        <w:rPr>
-          <w:rStyle w:val="NormalTok"/>
-        </w:rPr>
-        <w:t xml:space="preserve">val_loss_hist) </w:t>
-      </w:r>
-      <w:r>
-        <w:rPr>
-          <w:rStyle w:val="SpecialCharTok"/>
-        </w:rPr>
-        <w:t xml:space="preserve">&gt;</w:t>
+        <w:t xml:space="preserve">+</w:t>
+      </w:r>
+      <w:r>
+        <w:rPr>
+          <w:rStyle w:val="NormalTok"/>
+        </w:rPr>
+        <w:t xml:space="preserve"> </w:t>
+      </w:r>
+      <w:r>
+        <w:rPr>
+          <w:rStyle w:val="FunctionTok"/>
+        </w:rPr>
+        <w:t xml:space="preserve">theme</w:t>
+      </w:r>
+      <w:r>
+        <w:rPr>
+          <w:rStyle w:val="NormalTok"/>
+        </w:rPr>
+        <w:t xml:space="preserve">(</w:t>
+      </w:r>
+      <w:r>
+        <w:rPr>
+          <w:rStyle w:val="AttributeTok"/>
+        </w:rPr>
+        <w:t xml:space="preserve">text =</w:t>
+      </w:r>
+      <w:r>
+        <w:rPr>
+          <w:rStyle w:val="NormalTok"/>
+        </w:rPr>
+        <w:t xml:space="preserve"> </w:t>
+      </w:r>
+      <w:r>
+        <w:rPr>
+          <w:rStyle w:val="FunctionTok"/>
+        </w:rPr>
+        <w:t xml:space="preserve">element_text</w:t>
+      </w:r>
+      <w:r>
+        <w:rPr>
+          <w:rStyle w:val="NormalTok"/>
+        </w:rPr>
+        <w:t xml:space="preserve">(</w:t>
+      </w:r>
+      <w:r>
+        <w:rPr>
+          <w:rStyle w:val="AttributeTok"/>
+        </w:rPr>
+        <w:t xml:space="preserve">size =</w:t>
       </w:r>
       <w:r>
         <w:rPr>
@@ -851,271 +505,13 @@
         <w:rPr>
           <w:rStyle w:val="DecValTok"/>
         </w:rPr>
-        <w:t xml:space="preserve">0</w:t>
-      </w:r>
-      <w:r>
-        <w:rPr>
-          <w:rStyle w:val="NormalTok"/>
-        </w:rPr>
-        <w:t xml:space="preserve">) {</w:t>
-      </w:r>
-      <w:r>
-        <w:br/>
-      </w:r>
-      <w:r>
-        <w:rPr>
-          <w:rStyle w:val="NormalTok"/>
-        </w:rPr>
-        <w:t xml:space="preserve">  fit_loss</w:t>
-      </w:r>
-      <w:r>
-        <w:rPr>
-          <w:rStyle w:val="SpecialCharTok"/>
-        </w:rPr>
-        <w:t xml:space="preserve">$</w:t>
-      </w:r>
-      <w:r>
-        <w:rPr>
-          <w:rStyle w:val="NormalTok"/>
-        </w:rPr>
-        <w:t xml:space="preserve">val_loss </w:t>
-      </w:r>
-      <w:r>
-        <w:rPr>
-          <w:rStyle w:val="OtherTok"/>
-        </w:rPr>
-        <w:t xml:space="preserve">&lt;-</w:t>
-      </w:r>
-      <w:r>
-        <w:rPr>
-          <w:rStyle w:val="NormalTok"/>
-        </w:rPr>
-        <w:t xml:space="preserve"> model</w:t>
-      </w:r>
-      <w:r>
-        <w:rPr>
-          <w:rStyle w:val="SpecialCharTok"/>
-        </w:rPr>
-        <w:t xml:space="preserve">$</w:t>
-      </w:r>
-      <w:r>
-        <w:rPr>
-          <w:rStyle w:val="NormalTok"/>
-        </w:rPr>
-        <w:t xml:space="preserve">val_loss_hist</w:t>
-      </w:r>
-      <w:r>
-        <w:br/>
-      </w:r>
-      <w:r>
-        <w:rPr>
-          <w:rStyle w:val="NormalTok"/>
-        </w:rPr>
-        <w:t xml:space="preserve">}</w:t>
-      </w:r>
-      <w:r>
-        <w:br/>
-      </w:r>
-      <w:r>
-        <w:br/>
-      </w:r>
-      <w:r>
-        <w:rPr>
-          <w:rStyle w:val="NormalTok"/>
-        </w:rPr>
-        <w:t xml:space="preserve">colors </w:t>
-      </w:r>
-      <w:r>
-        <w:rPr>
-          <w:rStyle w:val="OtherTok"/>
-        </w:rPr>
-        <w:t xml:space="preserve">&lt;-</w:t>
-      </w:r>
-      <w:r>
-        <w:rPr>
-          <w:rStyle w:val="NormalTok"/>
-        </w:rPr>
-        <w:t xml:space="preserve"> </w:t>
-      </w:r>
-      <w:r>
-        <w:rPr>
-          <w:rStyle w:val="ControlFlowTok"/>
-        </w:rPr>
-        <w:t xml:space="preserve">if</w:t>
-      </w:r>
-      <w:r>
-        <w:rPr>
-          <w:rStyle w:val="NormalTok"/>
-        </w:rPr>
-        <w:t xml:space="preserve"> (</w:t>
-      </w:r>
-      <w:r>
-        <w:rPr>
-          <w:rStyle w:val="StringTok"/>
-        </w:rPr>
-        <w:t xml:space="preserve">"val_loss"</w:t>
-      </w:r>
-      <w:r>
-        <w:rPr>
-          <w:rStyle w:val="NormalTok"/>
-        </w:rPr>
-        <w:t xml:space="preserve"> </w:t>
-      </w:r>
-      <w:r>
-        <w:rPr>
-          <w:rStyle w:val="SpecialCharTok"/>
-        </w:rPr>
-        <w:t xml:space="preserve">%in%</w:t>
-      </w:r>
-      <w:r>
-        <w:rPr>
-          <w:rStyle w:val="NormalTok"/>
-        </w:rPr>
-        <w:t xml:space="preserve"> </w:t>
-      </w:r>
-      <w:r>
-        <w:rPr>
-          <w:rStyle w:val="FunctionTok"/>
-        </w:rPr>
-        <w:t xml:space="preserve">names</w:t>
-      </w:r>
-      <w:r>
-        <w:rPr>
-          <w:rStyle w:val="NormalTok"/>
-        </w:rPr>
-        <w:t xml:space="preserve">(fit_loss)) </w:t>
-      </w:r>
-      <w:r>
-        <w:rPr>
-          <w:rStyle w:val="FunctionTok"/>
-        </w:rPr>
-        <w:t xml:space="preserve">c</w:t>
-      </w:r>
-      <w:r>
-        <w:rPr>
-          <w:rStyle w:val="NormalTok"/>
-        </w:rPr>
-        <w:t xml:space="preserve">(</w:t>
-      </w:r>
-      <w:r>
-        <w:rPr>
-          <w:rStyle w:val="StringTok"/>
-        </w:rPr>
-        <w:t xml:space="preserve">"Blue"</w:t>
-      </w:r>
-      <w:r>
-        <w:rPr>
-          <w:rStyle w:val="NormalTok"/>
-        </w:rPr>
-        <w:t xml:space="preserve">, </w:t>
-      </w:r>
-      <w:r>
-        <w:rPr>
-          <w:rStyle w:val="StringTok"/>
-        </w:rPr>
-        <w:t xml:space="preserve">"Orange"</w:t>
-      </w:r>
-      <w:r>
-        <w:rPr>
-          <w:rStyle w:val="NormalTok"/>
-        </w:rPr>
-        <w:t xml:space="preserve">) </w:t>
-      </w:r>
-      <w:r>
-        <w:rPr>
-          <w:rStyle w:val="ControlFlowTok"/>
-        </w:rPr>
-        <w:t xml:space="preserve">else</w:t>
-      </w:r>
-      <w:r>
-        <w:rPr>
-          <w:rStyle w:val="NormalTok"/>
-        </w:rPr>
-        <w:t xml:space="preserve"> </w:t>
-      </w:r>
-      <w:r>
-        <w:rPr>
-          <w:rStyle w:val="FunctionTok"/>
-        </w:rPr>
-        <w:t xml:space="preserve">c</w:t>
-      </w:r>
-      <w:r>
-        <w:rPr>
-          <w:rStyle w:val="NormalTok"/>
-        </w:rPr>
-        <w:t xml:space="preserve">(</w:t>
-      </w:r>
-      <w:r>
-        <w:rPr>
-          <w:rStyle w:val="StringTok"/>
-        </w:rPr>
-        <w:t xml:space="preserve">"Blue"</w:t>
-      </w:r>
-      <w:r>
-        <w:rPr>
-          <w:rStyle w:val="NormalTok"/>
-        </w:rPr>
-        <w:t xml:space="preserve">)</w:t>
-      </w:r>
-      <w:r>
-        <w:br/>
-      </w:r>
-      <w:r>
-        <w:rPr>
-          <w:rStyle w:val="NormalTok"/>
-        </w:rPr>
-        <w:t xml:space="preserve">grf </w:t>
-      </w:r>
-      <w:r>
-        <w:rPr>
-          <w:rStyle w:val="OtherTok"/>
-        </w:rPr>
-        <w:t xml:space="preserve">&lt;-</w:t>
-      </w:r>
-      <w:r>
-        <w:rPr>
-          <w:rStyle w:val="NormalTok"/>
-        </w:rPr>
-        <w:t xml:space="preserve"> </w:t>
-      </w:r>
-      <w:r>
-        <w:rPr>
-          <w:rStyle w:val="FunctionTok"/>
-        </w:rPr>
-        <w:t xml:space="preserve">plot_series</w:t>
-      </w:r>
-      <w:r>
-        <w:rPr>
-          <w:rStyle w:val="NormalTok"/>
-        </w:rPr>
-        <w:t xml:space="preserve">(fit_loss, </w:t>
-      </w:r>
-      <w:r>
-        <w:rPr>
-          <w:rStyle w:val="AttributeTok"/>
-        </w:rPr>
-        <w:t xml:space="preserve">colors =</w:t>
-      </w:r>
-      <w:r>
-        <w:rPr>
-          <w:rStyle w:val="NormalTok"/>
-        </w:rPr>
-        <w:t xml:space="preserve"> colors)</w:t>
-      </w:r>
-      <w:r>
-        <w:br/>
-      </w:r>
-      <w:r>
-        <w:rPr>
-          <w:rStyle w:val="FunctionTok"/>
-        </w:rPr>
-        <w:t xml:space="preserve">plot</w:t>
-      </w:r>
-      <w:r>
-        <w:rPr>
-          <w:rStyle w:val="NormalTok"/>
-        </w:rPr>
-        <w:t xml:space="preserve">(grf)</w:t>
+        <w:t xml:space="preserve">16</w:t>
+      </w:r>
+      <w:r>
+        <w:rPr>
+          <w:rStyle w:val="NormalTok"/>
+        </w:rPr>
+        <w:t xml:space="preserve">))</w:t>
       </w:r>
     </w:p>
     <w:p>
@@ -1132,7 +528,7 @@
               <a:graphicData uri="http://schemas.openxmlformats.org/drawingml/2006/picture">
                 <pic:pic>
                   <pic:nvPicPr>
-                    <pic:cNvPr descr="C:\Git\dal\daltoolboxdp\examples\timeseries\doc\ts_lstm_files/c5f745166221644e73df23389c35c78c052cd44e.png" id="11" name="Picture"/>
+                    <pic:cNvPr descr="C:\Git\dal\daltoolboxdp\examples\timeseries\doc\ts_lstm_files/716a4d1e457f97618aa46ca41f6f38e17df76816.png" id="11" name="Picture"/>
                     <pic:cNvPicPr>
                       <a:picLocks noChangeArrowheads="1" noChangeAspect="1"/>
                     </pic:cNvPicPr>
@@ -1167,85 +563,10 @@
     </w:p>
     <w:p>
       <w:pPr>
-        <w:pStyle w:val="SourceCode"/>
-      </w:pPr>
-      <w:r>
-        <w:rPr>
-          <w:rStyle w:val="CommentTok"/>
-        </w:rPr>
-        <w:t xml:space="preserve"># One-step-ahead prediction on the test windows</w:t>
-      </w:r>
-      <w:r>
-        <w:br/>
-      </w:r>
-      <w:r>
-        <w:rPr>
-          <w:rStyle w:val="NormalTok"/>
-        </w:rPr>
-        <w:t xml:space="preserve">prediction </w:t>
-      </w:r>
-      <w:r>
-        <w:rPr>
-          <w:rStyle w:val="OtherTok"/>
-        </w:rPr>
-        <w:t xml:space="preserve">&lt;-</w:t>
-      </w:r>
-      <w:r>
-        <w:rPr>
-          <w:rStyle w:val="NormalTok"/>
-        </w:rPr>
-        <w:t xml:space="preserve"> </w:t>
-      </w:r>
-      <w:r>
-        <w:rPr>
-          <w:rStyle w:val="FunctionTok"/>
-        </w:rPr>
-        <w:t xml:space="preserve">predict</w:t>
-      </w:r>
-      <w:r>
-        <w:rPr>
-          <w:rStyle w:val="NormalTok"/>
-        </w:rPr>
-        <w:t xml:space="preserve">(model, test[, </w:t>
-      </w:r>
-      <w:r>
-        <w:rPr>
-          <w:rStyle w:val="DecValTok"/>
-        </w:rPr>
-        <w:t xml:space="preserve">1</w:t>
-      </w:r>
-      <w:r>
-        <w:rPr>
-          <w:rStyle w:val="SpecialCharTok"/>
-        </w:rPr>
-        <w:t xml:space="preserve">:</w:t>
-      </w:r>
-      <w:r>
-        <w:rPr>
-          <w:rStyle w:val="DecValTok"/>
-        </w:rPr>
-        <w:t xml:space="preserve">4</w:t>
-      </w:r>
-      <w:r>
-        <w:rPr>
-          <w:rStyle w:val="NormalTok"/>
-        </w:rPr>
-        <w:t xml:space="preserve">])</w:t>
-      </w:r>
-      <w:r>
-        <w:br/>
-      </w:r>
-      <w:r>
-        <w:rPr>
-          <w:rStyle w:val="FunctionTok"/>
-        </w:rPr>
-        <w:t xml:space="preserve">print</w:t>
-      </w:r>
-      <w:r>
-        <w:rPr>
-          <w:rStyle w:val="NormalTok"/>
-        </w:rPr>
-        <w:t xml:space="preserve">(prediction)</w:t>
+        <w:pStyle w:val="BodyText"/>
+      </w:pPr>
+      <w:r>
+        <w:t xml:space="preserve">We now preserve the time order, split the data into train and test partitions, and project the windows into inputs and targets.</w:t>
       </w:r>
     </w:p>
     <w:p>
@@ -1254,9 +575,159 @@
       </w:pPr>
       <w:r>
         <w:rPr>
-          <w:rStyle w:val="VerbatimChar"/>
-        </w:rPr>
-        <w:t xml:space="preserve">## [1] 0.51126825 0.45296308 0.36484097 0.24459286 0.09328788</w:t>
+          <w:rStyle w:val="CommentTok"/>
+        </w:rPr>
+        <w:t xml:space="preserve"># Train-test split and projection (X, y)</w:t>
+      </w:r>
+      <w:r>
+        <w:br/>
+      </w:r>
+      <w:r>
+        <w:br/>
+      </w:r>
+      <w:r>
+        <w:rPr>
+          <w:rStyle w:val="NormalTok"/>
+        </w:rPr>
+        <w:t xml:space="preserve">samp </w:t>
+      </w:r>
+      <w:r>
+        <w:rPr>
+          <w:rStyle w:val="OtherTok"/>
+        </w:rPr>
+        <w:t xml:space="preserve">&lt;-</w:t>
+      </w:r>
+      <w:r>
+        <w:rPr>
+          <w:rStyle w:val="NormalTok"/>
+        </w:rPr>
+        <w:t xml:space="preserve"> </w:t>
+      </w:r>
+      <w:r>
+        <w:rPr>
+          <w:rStyle w:val="FunctionTok"/>
+        </w:rPr>
+        <w:t xml:space="preserve">ts_sample</w:t>
+      </w:r>
+      <w:r>
+        <w:rPr>
+          <w:rStyle w:val="NormalTok"/>
+        </w:rPr>
+        <w:t xml:space="preserve">(ts, </w:t>
+      </w:r>
+      <w:r>
+        <w:rPr>
+          <w:rStyle w:val="AttributeTok"/>
+        </w:rPr>
+        <w:t xml:space="preserve">test_size =</w:t>
+      </w:r>
+      <w:r>
+        <w:rPr>
+          <w:rStyle w:val="NormalTok"/>
+        </w:rPr>
+        <w:t xml:space="preserve"> </w:t>
+      </w:r>
+      <w:r>
+        <w:rPr>
+          <w:rStyle w:val="DecValTok"/>
+        </w:rPr>
+        <w:t xml:space="preserve">5</w:t>
+      </w:r>
+      <w:r>
+        <w:rPr>
+          <w:rStyle w:val="NormalTok"/>
+        </w:rPr>
+        <w:t xml:space="preserve">)</w:t>
+      </w:r>
+      <w:r>
+        <w:br/>
+      </w:r>
+      <w:r>
+        <w:rPr>
+          <w:rStyle w:val="NormalTok"/>
+        </w:rPr>
+        <w:t xml:space="preserve">io_train </w:t>
+      </w:r>
+      <w:r>
+        <w:rPr>
+          <w:rStyle w:val="OtherTok"/>
+        </w:rPr>
+        <w:t xml:space="preserve">&lt;-</w:t>
+      </w:r>
+      <w:r>
+        <w:rPr>
+          <w:rStyle w:val="NormalTok"/>
+        </w:rPr>
+        <w:t xml:space="preserve"> </w:t>
+      </w:r>
+      <w:r>
+        <w:rPr>
+          <w:rStyle w:val="FunctionTok"/>
+        </w:rPr>
+        <w:t xml:space="preserve">ts_projection</w:t>
+      </w:r>
+      <w:r>
+        <w:rPr>
+          <w:rStyle w:val="NormalTok"/>
+        </w:rPr>
+        <w:t xml:space="preserve">(samp</w:t>
+      </w:r>
+      <w:r>
+        <w:rPr>
+          <w:rStyle w:val="SpecialCharTok"/>
+        </w:rPr>
+        <w:t xml:space="preserve">$</w:t>
+      </w:r>
+      <w:r>
+        <w:rPr>
+          <w:rStyle w:val="NormalTok"/>
+        </w:rPr>
+        <w:t xml:space="preserve">train)</w:t>
+      </w:r>
+      <w:r>
+        <w:br/>
+      </w:r>
+      <w:r>
+        <w:rPr>
+          <w:rStyle w:val="NormalTok"/>
+        </w:rPr>
+        <w:t xml:space="preserve">io_test </w:t>
+      </w:r>
+      <w:r>
+        <w:rPr>
+          <w:rStyle w:val="OtherTok"/>
+        </w:rPr>
+        <w:t xml:space="preserve">&lt;-</w:t>
+      </w:r>
+      <w:r>
+        <w:rPr>
+          <w:rStyle w:val="NormalTok"/>
+        </w:rPr>
+        <w:t xml:space="preserve"> </w:t>
+      </w:r>
+      <w:r>
+        <w:rPr>
+          <w:rStyle w:val="FunctionTok"/>
+        </w:rPr>
+        <w:t xml:space="preserve">ts_projection</w:t>
+      </w:r>
+      <w:r>
+        <w:rPr>
+          <w:rStyle w:val="NormalTok"/>
+        </w:rPr>
+        <w:t xml:space="preserve">(samp</w:t>
+      </w:r>
+      <w:r>
+        <w:rPr>
+          <w:rStyle w:val="SpecialCharTok"/>
+        </w:rPr>
+        <w:t xml:space="preserve">$</w:t>
+      </w:r>
+      <w:r>
+        <w:rPr>
+          <w:rStyle w:val="NormalTok"/>
+        </w:rPr>
+        <w:t xml:space="preserve">test)</w:t>
       </w:r>
     </w:p>
     <w:p>
@@ -1264,111 +735,2056 @@
         <w:pStyle w:val="FirstParagraph"/>
       </w:pPr>
       <w:r>
-        <w:t xml:space="preserve">Notes</w:t>
-      </w:r>
-      <w:r>
-        <w:t xml:space="preserve"> </w:t>
-      </w:r>
-      <w:r>
-        <w:t xml:space="preserve">- The default configuration is</w:t>
-      </w:r>
-      <w:r>
-        <w:t xml:space="preserve"> </w:t>
-      </w:r>
-      <w:r>
-        <w:rPr>
-          <w:rStyle w:val="VerbatimChar"/>
-        </w:rPr>
-        <w:t xml:space="preserve">validation_strategy = "static"</w:t>
-      </w:r>
-      <w:r>
-        <w:t xml:space="preserve"> </w:t>
-      </w:r>
-      <w:r>
-        <w:t xml:space="preserve">and</w:t>
-      </w:r>
-      <w:r>
-        <w:t xml:space="preserve"> </w:t>
-      </w:r>
-      <w:r>
-        <w:rPr>
-          <w:rStyle w:val="VerbatimChar"/>
-        </w:rPr>
-        <w:t xml:space="preserve">stopping_rule = "none"</w:t>
-      </w:r>
-      <w:r>
-        <w:t xml:space="preserve">, so only the training curve is shown.</w:t>
-      </w:r>
-      <w:r>
-        <w:t xml:space="preserve"> </w:t>
-      </w:r>
-      <w:r>
-        <w:t xml:space="preserve">- To display validation loss as well, use an early-stopping rule such as</w:t>
-      </w:r>
-      <w:r>
-        <w:t xml:space="preserve"> </w:t>
-      </w:r>
-      <w:r>
-        <w:rPr>
-          <w:rStyle w:val="VerbatimChar"/>
-        </w:rPr>
-        <w:t xml:space="preserve">"patience"</w:t>
-      </w:r>
-      <w:r>
-        <w:t xml:space="preserve">,</w:t>
-      </w:r>
-      <w:r>
-        <w:t xml:space="preserve"> </w:t>
-      </w:r>
-      <w:r>
-        <w:rPr>
-          <w:rStyle w:val="VerbatimChar"/>
-        </w:rPr>
-        <w:t xml:space="preserve">"sma"</w:t>
-      </w:r>
-      <w:r>
-        <w:t xml:space="preserve">,</w:t>
-      </w:r>
-      <w:r>
-        <w:t xml:space="preserve"> </w:t>
-      </w:r>
-      <w:r>
-        <w:rPr>
-          <w:rStyle w:val="VerbatimChar"/>
-        </w:rPr>
-        <w:t xml:space="preserve">"ema"</w:t>
-      </w:r>
-      <w:r>
-        <w:t xml:space="preserve">, or</w:t>
-      </w:r>
-      <w:r>
-        <w:t xml:space="preserve"> </w:t>
-      </w:r>
-      <w:r>
-        <w:rPr>
-          <w:rStyle w:val="VerbatimChar"/>
-        </w:rPr>
-        <w:t xml:space="preserve">"h"</w:t>
-      </w:r>
-      <w:r>
-        <w:t xml:space="preserve">.</w:t>
+        <w:t xml:space="preserve">We now train the LSTM model on the prepared training data.</w:t>
       </w:r>
     </w:p>
     <w:p>
       <w:pPr>
+        <w:pStyle w:val="SourceCode"/>
+      </w:pPr>
+      <w:r>
+        <w:rPr>
+          <w:rStyle w:val="CommentTok"/>
+        </w:rPr>
+        <w:t xml:space="preserve"># Training the LSTM model</w:t>
+      </w:r>
+      <w:r>
+        <w:br/>
+      </w:r>
+      <w:r>
+        <w:br/>
+      </w:r>
+      <w:r>
+        <w:rPr>
+          <w:rStyle w:val="NormalTok"/>
+        </w:rPr>
+        <w:t xml:space="preserve">model </w:t>
+      </w:r>
+      <w:r>
+        <w:rPr>
+          <w:rStyle w:val="OtherTok"/>
+        </w:rPr>
+        <w:t xml:space="preserve">&lt;-</w:t>
+      </w:r>
+      <w:r>
+        <w:rPr>
+          <w:rStyle w:val="NormalTok"/>
+        </w:rPr>
+        <w:t xml:space="preserve"> </w:t>
+      </w:r>
+      <w:r>
+        <w:rPr>
+          <w:rStyle w:val="FunctionTok"/>
+        </w:rPr>
+        <w:t xml:space="preserve">ts_lstm</w:t>
+      </w:r>
+      <w:r>
+        <w:rPr>
+          <w:rStyle w:val="NormalTok"/>
+        </w:rPr>
+        <w:t xml:space="preserve">(</w:t>
+      </w:r>
+      <w:r>
+        <w:rPr>
+          <w:rStyle w:val="FunctionTok"/>
+        </w:rPr>
+        <w:t xml:space="preserve">ts_norm_gminmax</w:t>
+      </w:r>
+      <w:r>
+        <w:rPr>
+          <w:rStyle w:val="NormalTok"/>
+        </w:rPr>
+        <w:t xml:space="preserve">(), </w:t>
+      </w:r>
+      <w:r>
+        <w:rPr>
+          <w:rStyle w:val="AttributeTok"/>
+        </w:rPr>
+        <w:t xml:space="preserve">input_size =</w:t>
+      </w:r>
+      <w:r>
+        <w:rPr>
+          <w:rStyle w:val="NormalTok"/>
+        </w:rPr>
+        <w:t xml:space="preserve"> </w:t>
+      </w:r>
+      <w:r>
+        <w:rPr>
+          <w:rStyle w:val="DecValTok"/>
+        </w:rPr>
+        <w:t xml:space="preserve">4</w:t>
+      </w:r>
+      <w:r>
+        <w:rPr>
+          <w:rStyle w:val="NormalTok"/>
+        </w:rPr>
+        <w:t xml:space="preserve">, </w:t>
+      </w:r>
+      <w:r>
+        <w:rPr>
+          <w:rStyle w:val="AttributeTok"/>
+        </w:rPr>
+        <w:t xml:space="preserve">epochs =</w:t>
+      </w:r>
+      <w:r>
+        <w:rPr>
+          <w:rStyle w:val="NormalTok"/>
+        </w:rPr>
+        <w:t xml:space="preserve"> </w:t>
+      </w:r>
+      <w:r>
+        <w:rPr>
+          <w:rStyle w:val="DecValTok"/>
+        </w:rPr>
+        <w:t xml:space="preserve">100</w:t>
+      </w:r>
+      <w:r>
+        <w:rPr>
+          <w:rStyle w:val="NormalTok"/>
+        </w:rPr>
+        <w:t xml:space="preserve">)</w:t>
+      </w:r>
+      <w:r>
+        <w:br/>
+      </w:r>
+      <w:r>
+        <w:rPr>
+          <w:rStyle w:val="NormalTok"/>
+        </w:rPr>
+        <w:t xml:space="preserve">model </w:t>
+      </w:r>
+      <w:r>
+        <w:rPr>
+          <w:rStyle w:val="OtherTok"/>
+        </w:rPr>
+        <w:t xml:space="preserve">&lt;-</w:t>
+      </w:r>
+      <w:r>
+        <w:rPr>
+          <w:rStyle w:val="NormalTok"/>
+        </w:rPr>
+        <w:t xml:space="preserve"> </w:t>
+      </w:r>
+      <w:r>
+        <w:rPr>
+          <w:rStyle w:val="FunctionTok"/>
+        </w:rPr>
+        <w:t xml:space="preserve">fit</w:t>
+      </w:r>
+      <w:r>
+        <w:rPr>
+          <w:rStyle w:val="NormalTok"/>
+        </w:rPr>
+        <w:t xml:space="preserve">(model, </w:t>
+      </w:r>
+      <w:r>
+        <w:rPr>
+          <w:rStyle w:val="AttributeTok"/>
+        </w:rPr>
+        <w:t xml:space="preserve">x =</w:t>
+      </w:r>
+      <w:r>
+        <w:rPr>
+          <w:rStyle w:val="NormalTok"/>
+        </w:rPr>
+        <w:t xml:space="preserve"> io_train</w:t>
+      </w:r>
+      <w:r>
+        <w:rPr>
+          <w:rStyle w:val="SpecialCharTok"/>
+        </w:rPr>
+        <w:t xml:space="preserve">$</w:t>
+      </w:r>
+      <w:r>
+        <w:rPr>
+          <w:rStyle w:val="NormalTok"/>
+        </w:rPr>
+        <w:t xml:space="preserve">input, </w:t>
+      </w:r>
+      <w:r>
+        <w:rPr>
+          <w:rStyle w:val="AttributeTok"/>
+        </w:rPr>
+        <w:t xml:space="preserve">y =</w:t>
+      </w:r>
+      <w:r>
+        <w:rPr>
+          <w:rStyle w:val="NormalTok"/>
+        </w:rPr>
+        <w:t xml:space="preserve"> io_train</w:t>
+      </w:r>
+      <w:r>
+        <w:rPr>
+          <w:rStyle w:val="SpecialCharTok"/>
+        </w:rPr>
+        <w:t xml:space="preserve">$</w:t>
+      </w:r>
+      <w:r>
+        <w:rPr>
+          <w:rStyle w:val="NormalTok"/>
+        </w:rPr>
+        <w:t xml:space="preserve">output)</w:t>
+      </w:r>
+    </w:p>
+    <w:p>
+      <w:pPr>
+        <w:pStyle w:val="FirstParagraph"/>
+      </w:pPr>
+      <w:r>
+        <w:t xml:space="preserve">Constructor configuration</w:t>
+      </w:r>
+      <w:r>
+        <w:t xml:space="preserve"> </w:t>
+      </w:r>
+      <w:r>
+        <w:t xml:space="preserve">- Fixed-epoch baseline: keep</w:t>
+      </w:r>
+      <w:r>
+        <w:t xml:space="preserve"> </w:t>
+      </w:r>
+      <w:r>
+        <w:rPr>
+          <w:rStyle w:val="VerbatimChar"/>
+        </w:rPr>
+        <w:t xml:space="preserve">epochs = 100</w:t>
+      </w:r>
+      <w:r>
+        <w:t xml:space="preserve">,</w:t>
+      </w:r>
+      <w:r>
+        <w:t xml:space="preserve"> </w:t>
+      </w:r>
+      <w:r>
+        <w:rPr>
+          <w:rStyle w:val="VerbatimChar"/>
+        </w:rPr>
+        <w:t xml:space="preserve">validation_strategy = "static"</w:t>
+      </w:r>
+      <w:r>
+        <w:t xml:space="preserve">, and</w:t>
+      </w:r>
+      <w:r>
+        <w:t xml:space="preserve"> </w:t>
+      </w:r>
+      <w:r>
+        <w:rPr>
+          <w:rStyle w:val="VerbatimChar"/>
+        </w:rPr>
+        <w:t xml:space="preserve">stopping_rule = "none"</w:t>
+      </w:r>
+      <w:r>
+        <w:t xml:space="preserve">.</w:t>
+      </w:r>
+      <w:r>
+        <w:t xml:space="preserve"> </w:t>
+      </w:r>
+      <w:r>
+        <w:t xml:space="preserve">- Static early stopping: keep</w:t>
+      </w:r>
+      <w:r>
+        <w:t xml:space="preserve"> </w:t>
+      </w:r>
+      <w:r>
+        <w:rPr>
+          <w:rStyle w:val="VerbatimChar"/>
+        </w:rPr>
+        <w:t xml:space="preserve">validation_strategy = "static"</w:t>
+      </w:r>
+      <w:r>
+        <w:t xml:space="preserve"> </w:t>
+      </w:r>
+      <w:r>
+        <w:t xml:space="preserve">and choose</w:t>
+      </w:r>
+      <w:r>
+        <w:t xml:space="preserve"> </w:t>
+      </w:r>
+      <w:r>
+        <w:rPr>
+          <w:rStyle w:val="VerbatimChar"/>
+        </w:rPr>
+        <w:t xml:space="preserve">stopping_rule = "patience"</w:t>
+      </w:r>
+      <w:r>
+        <w:t xml:space="preserve">,</w:t>
+      </w:r>
+      <w:r>
+        <w:t xml:space="preserve"> </w:t>
+      </w:r>
+      <w:r>
+        <w:rPr>
+          <w:rStyle w:val="VerbatimChar"/>
+        </w:rPr>
+        <w:t xml:space="preserve">"sma"</w:t>
+      </w:r>
+      <w:r>
+        <w:t xml:space="preserve">,</w:t>
+      </w:r>
+      <w:r>
+        <w:t xml:space="preserve"> </w:t>
+      </w:r>
+      <w:r>
+        <w:rPr>
+          <w:rStyle w:val="VerbatimChar"/>
+        </w:rPr>
+        <w:t xml:space="preserve">"ema"</w:t>
+      </w:r>
+      <w:r>
+        <w:t xml:space="preserve">, or</w:t>
+      </w:r>
+      <w:r>
+        <w:t xml:space="preserve"> </w:t>
+      </w:r>
+      <w:r>
+        <w:rPr>
+          <w:rStyle w:val="VerbatimChar"/>
+        </w:rPr>
+        <w:t xml:space="preserve">"h"</w:t>
+      </w:r>
+      <w:r>
+        <w:t xml:space="preserve">.</w:t>
+      </w:r>
+      <w:r>
+        <w:t xml:space="preserve"> </w:t>
+      </w:r>
+      <w:r>
+        <w:t xml:space="preserve">- Dynamic early stopping: switch</w:t>
+      </w:r>
+      <w:r>
+        <w:t xml:space="preserve"> </w:t>
+      </w:r>
+      <w:r>
+        <w:rPr>
+          <w:rStyle w:val="VerbatimChar"/>
+        </w:rPr>
+        <w:t xml:space="preserve">validation_strategy = "dynamic"</w:t>
+      </w:r>
+      <w:r>
+        <w:t xml:space="preserve"> </w:t>
+      </w:r>
+      <w:r>
+        <w:t xml:space="preserve">and reuse the same stopping rules.</w:t>
+      </w:r>
+      <w:r>
+        <w:t xml:space="preserve"> </w:t>
+      </w:r>
+      <w:r>
+        <w:t xml:space="preserve">- The final curve plot always shows</w:t>
+      </w:r>
+      <w:r>
+        <w:t xml:space="preserve"> </w:t>
+      </w:r>
+      <w:r>
+        <w:rPr>
+          <w:rStyle w:val="VerbatimChar"/>
+        </w:rPr>
+        <w:t xml:space="preserve">train_loss_hist</w:t>
+      </w:r>
+      <w:r>
+        <w:t xml:space="preserve">; it adds</w:t>
+      </w:r>
+      <w:r>
+        <w:t xml:space="preserve"> </w:t>
+      </w:r>
+      <w:r>
+        <w:rPr>
+          <w:rStyle w:val="VerbatimChar"/>
+        </w:rPr>
+        <w:t xml:space="preserve">val_loss_hist</w:t>
+      </w:r>
+      <w:r>
+        <w:t xml:space="preserve"> </w:t>
+      </w:r>
+      <w:r>
+        <w:t xml:space="preserve">when validation is active.</w:t>
+      </w:r>
+    </w:p>
+    <w:p>
+      <w:pPr>
         <w:pStyle w:val="BodyText"/>
       </w:pPr>
       <w:r>
+        <w:t xml:space="preserve">We first evaluate the in-sample fit so the model adjustment can be compared with the later forecast.</w:t>
+      </w:r>
+    </w:p>
+    <w:p>
+      <w:pPr>
+        <w:pStyle w:val="SourceCode"/>
+      </w:pPr>
+      <w:r>
+        <w:rPr>
+          <w:rStyle w:val="CommentTok"/>
+        </w:rPr>
+        <w:t xml:space="preserve"># Fit evaluation (train)</w:t>
+      </w:r>
+      <w:r>
+        <w:br/>
+      </w:r>
+      <w:r>
+        <w:br/>
+      </w:r>
+      <w:r>
+        <w:rPr>
+          <w:rStyle w:val="NormalTok"/>
+        </w:rPr>
+        <w:t xml:space="preserve">adjust </w:t>
+      </w:r>
+      <w:r>
+        <w:rPr>
+          <w:rStyle w:val="OtherTok"/>
+        </w:rPr>
+        <w:t xml:space="preserve">&lt;-</w:t>
+      </w:r>
+      <w:r>
+        <w:rPr>
+          <w:rStyle w:val="NormalTok"/>
+        </w:rPr>
+        <w:t xml:space="preserve"> </w:t>
+      </w:r>
+      <w:r>
+        <w:rPr>
+          <w:rStyle w:val="FunctionTok"/>
+        </w:rPr>
+        <w:t xml:space="preserve">predict</w:t>
+      </w:r>
+      <w:r>
+        <w:rPr>
+          <w:rStyle w:val="NormalTok"/>
+        </w:rPr>
+        <w:t xml:space="preserve">(model, io_train</w:t>
+      </w:r>
+      <w:r>
+        <w:rPr>
+          <w:rStyle w:val="SpecialCharTok"/>
+        </w:rPr>
+        <w:t xml:space="preserve">$</w:t>
+      </w:r>
+      <w:r>
+        <w:rPr>
+          <w:rStyle w:val="NormalTok"/>
+        </w:rPr>
+        <w:t xml:space="preserve">input)</w:t>
+      </w:r>
+      <w:r>
+        <w:br/>
+      </w:r>
+      <w:r>
+        <w:rPr>
+          <w:rStyle w:val="NormalTok"/>
+        </w:rPr>
+        <w:t xml:space="preserve">adjust </w:t>
+      </w:r>
+      <w:r>
+        <w:rPr>
+          <w:rStyle w:val="OtherTok"/>
+        </w:rPr>
+        <w:t xml:space="preserve">&lt;-</w:t>
+      </w:r>
+      <w:r>
+        <w:rPr>
+          <w:rStyle w:val="NormalTok"/>
+        </w:rPr>
+        <w:t xml:space="preserve"> </w:t>
+      </w:r>
+      <w:r>
+        <w:rPr>
+          <w:rStyle w:val="FunctionTok"/>
+        </w:rPr>
+        <w:t xml:space="preserve">as.vector</w:t>
+      </w:r>
+      <w:r>
+        <w:rPr>
+          <w:rStyle w:val="NormalTok"/>
+        </w:rPr>
+        <w:t xml:space="preserve">(adjust)</w:t>
+      </w:r>
+      <w:r>
+        <w:br/>
+      </w:r>
+      <w:r>
+        <w:rPr>
+          <w:rStyle w:val="NormalTok"/>
+        </w:rPr>
+        <w:t xml:space="preserve">output </w:t>
+      </w:r>
+      <w:r>
+        <w:rPr>
+          <w:rStyle w:val="OtherTok"/>
+        </w:rPr>
+        <w:t xml:space="preserve">&lt;-</w:t>
+      </w:r>
+      <w:r>
+        <w:rPr>
+          <w:rStyle w:val="NormalTok"/>
+        </w:rPr>
+        <w:t xml:space="preserve"> </w:t>
+      </w:r>
+      <w:r>
+        <w:rPr>
+          <w:rStyle w:val="FunctionTok"/>
+        </w:rPr>
+        <w:t xml:space="preserve">as.vector</w:t>
+      </w:r>
+      <w:r>
+        <w:rPr>
+          <w:rStyle w:val="NormalTok"/>
+        </w:rPr>
+        <w:t xml:space="preserve">(io_train</w:t>
+      </w:r>
+      <w:r>
+        <w:rPr>
+          <w:rStyle w:val="SpecialCharTok"/>
+        </w:rPr>
+        <w:t xml:space="preserve">$</w:t>
+      </w:r>
+      <w:r>
+        <w:rPr>
+          <w:rStyle w:val="NormalTok"/>
+        </w:rPr>
+        <w:t xml:space="preserve">output)</w:t>
+      </w:r>
+      <w:r>
+        <w:br/>
+      </w:r>
+      <w:r>
+        <w:rPr>
+          <w:rStyle w:val="NormalTok"/>
+        </w:rPr>
+        <w:t xml:space="preserve">ev_adjust </w:t>
+      </w:r>
+      <w:r>
+        <w:rPr>
+          <w:rStyle w:val="OtherTok"/>
+        </w:rPr>
+        <w:t xml:space="preserve">&lt;-</w:t>
+      </w:r>
+      <w:r>
+        <w:rPr>
+          <w:rStyle w:val="NormalTok"/>
+        </w:rPr>
+        <w:t xml:space="preserve"> </w:t>
+      </w:r>
+      <w:r>
+        <w:rPr>
+          <w:rStyle w:val="FunctionTok"/>
+        </w:rPr>
+        <w:t xml:space="preserve">evaluate</w:t>
+      </w:r>
+      <w:r>
+        <w:rPr>
+          <w:rStyle w:val="NormalTok"/>
+        </w:rPr>
+        <w:t xml:space="preserve">(model, output, adjust)</w:t>
+      </w:r>
+      <w:r>
+        <w:br/>
+      </w:r>
+      <w:r>
+        <w:rPr>
+          <w:rStyle w:val="NormalTok"/>
+        </w:rPr>
+        <w:t xml:space="preserve">ev_adjust</w:t>
+      </w:r>
+      <w:r>
+        <w:rPr>
+          <w:rStyle w:val="SpecialCharTok"/>
+        </w:rPr>
+        <w:t xml:space="preserve">$</w:t>
+      </w:r>
+      <w:r>
+        <w:rPr>
+          <w:rStyle w:val="NormalTok"/>
+        </w:rPr>
+        <w:t xml:space="preserve">mse</w:t>
+      </w:r>
+    </w:p>
+    <w:p>
+      <w:pPr>
+        <w:pStyle w:val="SourceCode"/>
+      </w:pPr>
+      <w:r>
+        <w:rPr>
+          <w:rStyle w:val="VerbatimChar"/>
+        </w:rPr>
+        <w:t xml:space="preserve">## [1] 0.1751989</w:t>
+      </w:r>
+    </w:p>
+    <w:p>
+      <w:pPr>
+        <w:pStyle w:val="FirstParagraph"/>
+      </w:pPr>
+      <w:r>
+        <w:t xml:space="preserve">We now forecast the test set and compare the predicted values with the observed ones.</w:t>
+      </w:r>
+    </w:p>
+    <w:p>
+      <w:pPr>
+        <w:pStyle w:val="SourceCode"/>
+      </w:pPr>
+      <w:r>
+        <w:rPr>
+          <w:rStyle w:val="CommentTok"/>
+        </w:rPr>
+        <w:t xml:space="preserve"># Forecast on test set</w:t>
+      </w:r>
+      <w:r>
+        <w:br/>
+      </w:r>
+      <w:r>
+        <w:br/>
+      </w:r>
+      <w:r>
+        <w:rPr>
+          <w:rStyle w:val="NormalTok"/>
+        </w:rPr>
+        <w:t xml:space="preserve">steps_ahead </w:t>
+      </w:r>
+      <w:r>
+        <w:rPr>
+          <w:rStyle w:val="OtherTok"/>
+        </w:rPr>
+        <w:t xml:space="preserve">&lt;-</w:t>
+      </w:r>
+      <w:r>
+        <w:rPr>
+          <w:rStyle w:val="NormalTok"/>
+        </w:rPr>
+        <w:t xml:space="preserve"> </w:t>
+      </w:r>
+      <w:r>
+        <w:rPr>
+          <w:rStyle w:val="DecValTok"/>
+        </w:rPr>
+        <w:t xml:space="preserve">1</w:t>
+      </w:r>
+      <w:r>
+        <w:br/>
+      </w:r>
+      <w:r>
+        <w:rPr>
+          <w:rStyle w:val="NormalTok"/>
+        </w:rPr>
+        <w:t xml:space="preserve">prediction </w:t>
+      </w:r>
+      <w:r>
+        <w:rPr>
+          <w:rStyle w:val="OtherTok"/>
+        </w:rPr>
+        <w:t xml:space="preserve">&lt;-</w:t>
+      </w:r>
+      <w:r>
+        <w:rPr>
+          <w:rStyle w:val="NormalTok"/>
+        </w:rPr>
+        <w:t xml:space="preserve"> </w:t>
+      </w:r>
+      <w:r>
+        <w:rPr>
+          <w:rStyle w:val="FunctionTok"/>
+        </w:rPr>
+        <w:t xml:space="preserve">predict</w:t>
+      </w:r>
+      <w:r>
+        <w:rPr>
+          <w:rStyle w:val="NormalTok"/>
+        </w:rPr>
+        <w:t xml:space="preserve">(model, </w:t>
+      </w:r>
+      <w:r>
+        <w:rPr>
+          <w:rStyle w:val="AttributeTok"/>
+        </w:rPr>
+        <w:t xml:space="preserve">x =</w:t>
+      </w:r>
+      <w:r>
+        <w:rPr>
+          <w:rStyle w:val="NormalTok"/>
+        </w:rPr>
+        <w:t xml:space="preserve"> io_test</w:t>
+      </w:r>
+      <w:r>
+        <w:rPr>
+          <w:rStyle w:val="SpecialCharTok"/>
+        </w:rPr>
+        <w:t xml:space="preserve">$</w:t>
+      </w:r>
+      <w:r>
+        <w:rPr>
+          <w:rStyle w:val="NormalTok"/>
+        </w:rPr>
+        <w:t xml:space="preserve">input, </w:t>
+      </w:r>
+      <w:r>
+        <w:rPr>
+          <w:rStyle w:val="AttributeTok"/>
+        </w:rPr>
+        <w:t xml:space="preserve">steps_ahead =</w:t>
+      </w:r>
+      <w:r>
+        <w:rPr>
+          <w:rStyle w:val="NormalTok"/>
+        </w:rPr>
+        <w:t xml:space="preserve"> steps_ahead)</w:t>
+      </w:r>
+      <w:r>
+        <w:br/>
+      </w:r>
+      <w:r>
+        <w:rPr>
+          <w:rStyle w:val="NormalTok"/>
+        </w:rPr>
+        <w:t xml:space="preserve">prediction </w:t>
+      </w:r>
+      <w:r>
+        <w:rPr>
+          <w:rStyle w:val="OtherTok"/>
+        </w:rPr>
+        <w:t xml:space="preserve">&lt;-</w:t>
+      </w:r>
+      <w:r>
+        <w:rPr>
+          <w:rStyle w:val="NormalTok"/>
+        </w:rPr>
+        <w:t xml:space="preserve"> </w:t>
+      </w:r>
+      <w:r>
+        <w:rPr>
+          <w:rStyle w:val="FunctionTok"/>
+        </w:rPr>
+        <w:t xml:space="preserve">as.vector</w:t>
+      </w:r>
+      <w:r>
+        <w:rPr>
+          <w:rStyle w:val="NormalTok"/>
+        </w:rPr>
+        <w:t xml:space="preserve">(prediction)</w:t>
+      </w:r>
+      <w:r>
+        <w:br/>
+      </w:r>
+      <w:r>
+        <w:br/>
+      </w:r>
+      <w:r>
+        <w:rPr>
+          <w:rStyle w:val="NormalTok"/>
+        </w:rPr>
+        <w:t xml:space="preserve">output </w:t>
+      </w:r>
+      <w:r>
+        <w:rPr>
+          <w:rStyle w:val="OtherTok"/>
+        </w:rPr>
+        <w:t xml:space="preserve">&lt;-</w:t>
+      </w:r>
+      <w:r>
+        <w:rPr>
+          <w:rStyle w:val="NormalTok"/>
+        </w:rPr>
+        <w:t xml:space="preserve"> </w:t>
+      </w:r>
+      <w:r>
+        <w:rPr>
+          <w:rStyle w:val="FunctionTok"/>
+        </w:rPr>
+        <w:t xml:space="preserve">as.vector</w:t>
+      </w:r>
+      <w:r>
+        <w:rPr>
+          <w:rStyle w:val="NormalTok"/>
+        </w:rPr>
+        <w:t xml:space="preserve">(io_test</w:t>
+      </w:r>
+      <w:r>
+        <w:rPr>
+          <w:rStyle w:val="SpecialCharTok"/>
+        </w:rPr>
+        <w:t xml:space="preserve">$</w:t>
+      </w:r>
+      <w:r>
+        <w:rPr>
+          <w:rStyle w:val="NormalTok"/>
+        </w:rPr>
+        <w:t xml:space="preserve">output)</w:t>
+      </w:r>
+      <w:r>
+        <w:br/>
+      </w:r>
+      <w:r>
+        <w:rPr>
+          <w:rStyle w:val="ControlFlowTok"/>
+        </w:rPr>
+        <w:t xml:space="preserve">if</w:t>
+      </w:r>
+      <w:r>
+        <w:rPr>
+          <w:rStyle w:val="NormalTok"/>
+        </w:rPr>
+        <w:t xml:space="preserve"> (steps_ahead </w:t>
+      </w:r>
+      <w:r>
+        <w:rPr>
+          <w:rStyle w:val="SpecialCharTok"/>
+        </w:rPr>
+        <w:t xml:space="preserve">&gt;</w:t>
+      </w:r>
+      <w:r>
+        <w:rPr>
+          <w:rStyle w:val="NormalTok"/>
+        </w:rPr>
+        <w:t xml:space="preserve"> </w:t>
+      </w:r>
+      <w:r>
+        <w:rPr>
+          <w:rStyle w:val="DecValTok"/>
+        </w:rPr>
+        <w:t xml:space="preserve">1</w:t>
+      </w:r>
+      <w:r>
+        <w:rPr>
+          <w:rStyle w:val="NormalTok"/>
+        </w:rPr>
+        <w:t xml:space="preserve">)</w:t>
+      </w:r>
+      <w:r>
+        <w:br/>
+      </w:r>
+      <w:r>
+        <w:rPr>
+          <w:rStyle w:val="NormalTok"/>
+        </w:rPr>
+        <w:t xml:space="preserve">  output </w:t>
+      </w:r>
+      <w:r>
+        <w:rPr>
+          <w:rStyle w:val="OtherTok"/>
+        </w:rPr>
+        <w:t xml:space="preserve">&lt;-</w:t>
+      </w:r>
+      <w:r>
+        <w:rPr>
+          <w:rStyle w:val="NormalTok"/>
+        </w:rPr>
+        <w:t xml:space="preserve"> output[</w:t>
+      </w:r>
+      <w:r>
+        <w:rPr>
+          <w:rStyle w:val="DecValTok"/>
+        </w:rPr>
+        <w:t xml:space="preserve">1</w:t>
+      </w:r>
+      <w:r>
+        <w:rPr>
+          <w:rStyle w:val="SpecialCharTok"/>
+        </w:rPr>
+        <w:t xml:space="preserve">:</w:t>
+      </w:r>
+      <w:r>
+        <w:rPr>
+          <w:rStyle w:val="NormalTok"/>
+        </w:rPr>
+        <w:t xml:space="preserve">steps_ahead]</w:t>
+      </w:r>
+      <w:r>
+        <w:br/>
+      </w:r>
+      <w:r>
+        <w:br/>
+      </w:r>
+      <w:r>
+        <w:rPr>
+          <w:rStyle w:val="FunctionTok"/>
+        </w:rPr>
+        <w:t xml:space="preserve">print</w:t>
+      </w:r>
+      <w:r>
+        <w:rPr>
+          <w:rStyle w:val="NormalTok"/>
+        </w:rPr>
+        <w:t xml:space="preserve">(</w:t>
+      </w:r>
+      <w:r>
+        <w:rPr>
+          <w:rStyle w:val="FunctionTok"/>
+        </w:rPr>
+        <w:t xml:space="preserve">sprintf</w:t>
+      </w:r>
+      <w:r>
+        <w:rPr>
+          <w:rStyle w:val="NormalTok"/>
+        </w:rPr>
+        <w:t xml:space="preserve">(</w:t>
+      </w:r>
+      <w:r>
+        <w:rPr>
+          <w:rStyle w:val="StringTok"/>
+        </w:rPr>
+        <w:t xml:space="preserve">"%.2f, %.2f"</w:t>
+      </w:r>
+      <w:r>
+        <w:rPr>
+          <w:rStyle w:val="NormalTok"/>
+        </w:rPr>
+        <w:t xml:space="preserve">, output, prediction))</w:t>
+      </w:r>
+    </w:p>
+    <w:p>
+      <w:pPr>
+        <w:pStyle w:val="SourceCode"/>
+      </w:pPr>
+      <w:r>
+        <w:rPr>
+          <w:rStyle w:val="VerbatimChar"/>
+        </w:rPr>
+        <w:t xml:space="preserve">## [1] "0.41, 0.50"  "0.17, 0.44"  "-0.08, 0.34" "-0.32, 0.22" "-0.54, 0.07"</w:t>
+      </w:r>
+    </w:p>
+    <w:p>
+      <w:pPr>
+        <w:pStyle w:val="FirstParagraph"/>
+      </w:pPr>
+      <w:r>
+        <w:t xml:space="preserve">This chunk evaluates the custom component on the held-out test segment.</w:t>
+      </w:r>
+    </w:p>
+    <w:p>
+      <w:pPr>
+        <w:pStyle w:val="SourceCode"/>
+      </w:pPr>
+      <w:r>
+        <w:rPr>
+          <w:rStyle w:val="CommentTok"/>
+        </w:rPr>
+        <w:t xml:space="preserve"># Test evaluation</w:t>
+      </w:r>
+      <w:r>
+        <w:br/>
+      </w:r>
+      <w:r>
+        <w:br/>
+      </w:r>
+      <w:r>
+        <w:rPr>
+          <w:rStyle w:val="NormalTok"/>
+        </w:rPr>
+        <w:t xml:space="preserve">ev_test </w:t>
+      </w:r>
+      <w:r>
+        <w:rPr>
+          <w:rStyle w:val="OtherTok"/>
+        </w:rPr>
+        <w:t xml:space="preserve">&lt;-</w:t>
+      </w:r>
+      <w:r>
+        <w:rPr>
+          <w:rStyle w:val="NormalTok"/>
+        </w:rPr>
+        <w:t xml:space="preserve"> </w:t>
+      </w:r>
+      <w:r>
+        <w:rPr>
+          <w:rStyle w:val="FunctionTok"/>
+        </w:rPr>
+        <w:t xml:space="preserve">evaluate</w:t>
+      </w:r>
+      <w:r>
+        <w:rPr>
+          <w:rStyle w:val="NormalTok"/>
+        </w:rPr>
+        <w:t xml:space="preserve">(model, output, prediction)</w:t>
+      </w:r>
+      <w:r>
+        <w:br/>
+      </w:r>
+      <w:r>
+        <w:rPr>
+          <w:rStyle w:val="FunctionTok"/>
+        </w:rPr>
+        <w:t xml:space="preserve">print</w:t>
+      </w:r>
+      <w:r>
+        <w:rPr>
+          <w:rStyle w:val="NormalTok"/>
+        </w:rPr>
+        <w:t xml:space="preserve">(</w:t>
+      </w:r>
+      <w:r>
+        <w:rPr>
+          <w:rStyle w:val="FunctionTok"/>
+        </w:rPr>
+        <w:t xml:space="preserve">head</w:t>
+      </w:r>
+      <w:r>
+        <w:rPr>
+          <w:rStyle w:val="NormalTok"/>
+        </w:rPr>
+        <w:t xml:space="preserve">(ev_test</w:t>
+      </w:r>
+      <w:r>
+        <w:rPr>
+          <w:rStyle w:val="SpecialCharTok"/>
+        </w:rPr>
+        <w:t xml:space="preserve">$</w:t>
+      </w:r>
+      <w:r>
+        <w:rPr>
+          <w:rStyle w:val="NormalTok"/>
+        </w:rPr>
+        <w:t xml:space="preserve">metrics))</w:t>
+      </w:r>
+    </w:p>
+    <w:p>
+      <w:pPr>
+        <w:pStyle w:val="SourceCode"/>
+      </w:pPr>
+      <w:r>
+        <w:rPr>
+          <w:rStyle w:val="VerbatimChar"/>
+        </w:rPr>
+        <w:t xml:space="preserve">##         mse    smape         R2</w:t>
+      </w:r>
+      <w:r>
+        <w:br/>
+      </w:r>
+      <w:r>
+        <w:rPr>
+          <w:rStyle w:val="VerbatimChar"/>
+        </w:rPr>
+        <w:t xml:space="preserve">## 1 0.1835147 1.408233 -0.5850258</w:t>
+      </w:r>
+    </w:p>
+    <w:p>
+      <w:pPr>
+        <w:pStyle w:val="SourceCode"/>
+      </w:pPr>
+      <w:r>
+        <w:rPr>
+          <w:rStyle w:val="FunctionTok"/>
+        </w:rPr>
+        <w:t xml:space="preserve">print</w:t>
+      </w:r>
+      <w:r>
+        <w:rPr>
+          <w:rStyle w:val="NormalTok"/>
+        </w:rPr>
+        <w:t xml:space="preserve">(</w:t>
+      </w:r>
+      <w:r>
+        <w:rPr>
+          <w:rStyle w:val="FunctionTok"/>
+        </w:rPr>
+        <w:t xml:space="preserve">sprintf</w:t>
+      </w:r>
+      <w:r>
+        <w:rPr>
+          <w:rStyle w:val="NormalTok"/>
+        </w:rPr>
+        <w:t xml:space="preserve">(</w:t>
+      </w:r>
+      <w:r>
+        <w:rPr>
+          <w:rStyle w:val="StringTok"/>
+        </w:rPr>
+        <w:t xml:space="preserve">"smape: %.2f"</w:t>
+      </w:r>
+      <w:r>
+        <w:rPr>
+          <w:rStyle w:val="NormalTok"/>
+        </w:rPr>
+        <w:t xml:space="preserve">, </w:t>
+      </w:r>
+      <w:r>
+        <w:rPr>
+          <w:rStyle w:val="DecValTok"/>
+        </w:rPr>
+        <w:t xml:space="preserve">100</w:t>
+      </w:r>
+      <w:r>
+        <w:rPr>
+          <w:rStyle w:val="NormalTok"/>
+        </w:rPr>
+        <w:t xml:space="preserve"> </w:t>
+      </w:r>
+      <w:r>
+        <w:rPr>
+          <w:rStyle w:val="SpecialCharTok"/>
+        </w:rPr>
+        <w:t xml:space="preserve">*</w:t>
+      </w:r>
+      <w:r>
+        <w:rPr>
+          <w:rStyle w:val="NormalTok"/>
+        </w:rPr>
+        <w:t xml:space="preserve"> ev_test</w:t>
+      </w:r>
+      <w:r>
+        <w:rPr>
+          <w:rStyle w:val="SpecialCharTok"/>
+        </w:rPr>
+        <w:t xml:space="preserve">$</w:t>
+      </w:r>
+      <w:r>
+        <w:rPr>
+          <w:rStyle w:val="NormalTok"/>
+        </w:rPr>
+        <w:t xml:space="preserve">metrics</w:t>
+      </w:r>
+      <w:r>
+        <w:rPr>
+          <w:rStyle w:val="SpecialCharTok"/>
+        </w:rPr>
+        <w:t xml:space="preserve">$</w:t>
+      </w:r>
+      <w:r>
+        <w:rPr>
+          <w:rStyle w:val="NormalTok"/>
+        </w:rPr>
+        <w:t xml:space="preserve">smape))</w:t>
+      </w:r>
+    </w:p>
+    <w:p>
+      <w:pPr>
+        <w:pStyle w:val="SourceCode"/>
+      </w:pPr>
+      <w:r>
+        <w:rPr>
+          <w:rStyle w:val="VerbatimChar"/>
+        </w:rPr>
+        <w:t xml:space="preserve">## [1] "smape: 140.82"</w:t>
+      </w:r>
+    </w:p>
+    <w:p>
+      <w:pPr>
+        <w:pStyle w:val="FirstParagraph"/>
+      </w:pPr>
+      <w:r>
+        <w:t xml:space="preserve">This final plot summarizes the result of the transformation so the effect can be interpreted visually.</w:t>
+      </w:r>
+    </w:p>
+    <w:p>
+      <w:pPr>
+        <w:pStyle w:val="SourceCode"/>
+      </w:pPr>
+      <w:r>
+        <w:rPr>
+          <w:rStyle w:val="CommentTok"/>
+        </w:rPr>
+        <w:t xml:space="preserve"># Plot results</w:t>
+      </w:r>
+      <w:r>
+        <w:br/>
+      </w:r>
+      <w:r>
+        <w:br/>
+      </w:r>
+      <w:r>
+        <w:rPr>
+          <w:rStyle w:val="NormalTok"/>
+        </w:rPr>
+        <w:t xml:space="preserve">yvalues </w:t>
+      </w:r>
+      <w:r>
+        <w:rPr>
+          <w:rStyle w:val="OtherTok"/>
+        </w:rPr>
+        <w:t xml:space="preserve">&lt;-</w:t>
+      </w:r>
+      <w:r>
+        <w:rPr>
+          <w:rStyle w:val="NormalTok"/>
+        </w:rPr>
+        <w:t xml:space="preserve"> </w:t>
+      </w:r>
+      <w:r>
+        <w:rPr>
+          <w:rStyle w:val="FunctionTok"/>
+        </w:rPr>
+        <w:t xml:space="preserve">c</w:t>
+      </w:r>
+      <w:r>
+        <w:rPr>
+          <w:rStyle w:val="NormalTok"/>
+        </w:rPr>
+        <w:t xml:space="preserve">(io_train</w:t>
+      </w:r>
+      <w:r>
+        <w:rPr>
+          <w:rStyle w:val="SpecialCharTok"/>
+        </w:rPr>
+        <w:t xml:space="preserve">$</w:t>
+      </w:r>
+      <w:r>
+        <w:rPr>
+          <w:rStyle w:val="NormalTok"/>
+        </w:rPr>
+        <w:t xml:space="preserve">output, io_test</w:t>
+      </w:r>
+      <w:r>
+        <w:rPr>
+          <w:rStyle w:val="SpecialCharTok"/>
+        </w:rPr>
+        <w:t xml:space="preserve">$</w:t>
+      </w:r>
+      <w:r>
+        <w:rPr>
+          <w:rStyle w:val="NormalTok"/>
+        </w:rPr>
+        <w:t xml:space="preserve">output)</w:t>
+      </w:r>
+      <w:r>
+        <w:br/>
+      </w:r>
+      <w:r>
+        <w:rPr>
+          <w:rStyle w:val="FunctionTok"/>
+        </w:rPr>
+        <w:t xml:space="preserve">plot_ts_pred</w:t>
+      </w:r>
+      <w:r>
+        <w:rPr>
+          <w:rStyle w:val="NormalTok"/>
+        </w:rPr>
+        <w:t xml:space="preserve">(</w:t>
+      </w:r>
+      <w:r>
+        <w:rPr>
+          <w:rStyle w:val="AttributeTok"/>
+        </w:rPr>
+        <w:t xml:space="preserve">y =</w:t>
+      </w:r>
+      <w:r>
+        <w:rPr>
+          <w:rStyle w:val="NormalTok"/>
+        </w:rPr>
+        <w:t xml:space="preserve"> yvalues, </w:t>
+      </w:r>
+      <w:r>
+        <w:rPr>
+          <w:rStyle w:val="AttributeTok"/>
+        </w:rPr>
+        <w:t xml:space="preserve">yadj =</w:t>
+      </w:r>
+      <w:r>
+        <w:rPr>
+          <w:rStyle w:val="NormalTok"/>
+        </w:rPr>
+        <w:t xml:space="preserve"> adjust, </w:t>
+      </w:r>
+      <w:r>
+        <w:rPr>
+          <w:rStyle w:val="AttributeTok"/>
+        </w:rPr>
+        <w:t xml:space="preserve">ypre =</w:t>
+      </w:r>
+      <w:r>
+        <w:rPr>
+          <w:rStyle w:val="NormalTok"/>
+        </w:rPr>
+        <w:t xml:space="preserve"> prediction) </w:t>
+      </w:r>
+      <w:r>
+        <w:rPr>
+          <w:rStyle w:val="SpecialCharTok"/>
+        </w:rPr>
+        <w:t xml:space="preserve">+</w:t>
+      </w:r>
+      <w:r>
+        <w:rPr>
+          <w:rStyle w:val="NormalTok"/>
+        </w:rPr>
+        <w:t xml:space="preserve"> </w:t>
+      </w:r>
+      <w:r>
+        <w:rPr>
+          <w:rStyle w:val="FunctionTok"/>
+        </w:rPr>
+        <w:t xml:space="preserve">theme</w:t>
+      </w:r>
+      <w:r>
+        <w:rPr>
+          <w:rStyle w:val="NormalTok"/>
+        </w:rPr>
+        <w:t xml:space="preserve">(</w:t>
+      </w:r>
+      <w:r>
+        <w:rPr>
+          <w:rStyle w:val="AttributeTok"/>
+        </w:rPr>
+        <w:t xml:space="preserve">text =</w:t>
+      </w:r>
+      <w:r>
+        <w:rPr>
+          <w:rStyle w:val="NormalTok"/>
+        </w:rPr>
+        <w:t xml:space="preserve"> </w:t>
+      </w:r>
+      <w:r>
+        <w:rPr>
+          <w:rStyle w:val="FunctionTok"/>
+        </w:rPr>
+        <w:t xml:space="preserve">element_text</w:t>
+      </w:r>
+      <w:r>
+        <w:rPr>
+          <w:rStyle w:val="NormalTok"/>
+        </w:rPr>
+        <w:t xml:space="preserve">(</w:t>
+      </w:r>
+      <w:r>
+        <w:rPr>
+          <w:rStyle w:val="AttributeTok"/>
+        </w:rPr>
+        <w:t xml:space="preserve">size =</w:t>
+      </w:r>
+      <w:r>
+        <w:rPr>
+          <w:rStyle w:val="NormalTok"/>
+        </w:rPr>
+        <w:t xml:space="preserve"> </w:t>
+      </w:r>
+      <w:r>
+        <w:rPr>
+          <w:rStyle w:val="DecValTok"/>
+        </w:rPr>
+        <w:t xml:space="preserve">16</w:t>
+      </w:r>
+      <w:r>
+        <w:rPr>
+          <w:rStyle w:val="NormalTok"/>
+        </w:rPr>
+        <w:t xml:space="preserve">))</w:t>
+      </w:r>
+    </w:p>
+    <w:p>
+      <w:pPr>
+        <w:pStyle w:val="FirstParagraph"/>
+      </w:pPr>
+      <w:r>
+        <w:drawing>
+          <wp:inline>
+            <wp:extent cx="4620126" cy="3696101"/>
+            <wp:effectExtent b="0" l="0" r="0" t="0"/>
+            <wp:docPr descr="" title="" id="13" name="Picture"/>
+            <a:graphic>
+              <a:graphicData uri="http://schemas.openxmlformats.org/drawingml/2006/picture">
+                <pic:pic>
+                  <pic:nvPicPr>
+                    <pic:cNvPr descr="C:\Git\dal\daltoolboxdp\examples\timeseries\doc\ts_lstm_files/69b0fac1aee2d02ee44e279a951b18c12fcc775e.png" id="14" name="Picture"/>
+                    <pic:cNvPicPr>
+                      <a:picLocks noChangeArrowheads="1" noChangeAspect="1"/>
+                    </pic:cNvPicPr>
+                  </pic:nvPicPr>
+                  <pic:blipFill>
+                    <a:blip r:embed="rId12"/>
+                    <a:stretch>
+                      <a:fillRect/>
+                    </a:stretch>
+                  </pic:blipFill>
+                  <pic:spPr bwMode="auto">
+                    <a:xfrm>
+                      <a:off x="0" y="0"/>
+                      <a:ext cx="4620126" cy="3696101"/>
+                    </a:xfrm>
+                    <a:prstGeom prst="rect">
+                      <a:avLst/>
+                    </a:prstGeom>
+                    <a:noFill/>
+                    <a:ln w="9525">
+                      <a:noFill/>
+                      <a:headEnd/>
+                      <a:tailEnd/>
+                    </a:ln>
+                  </pic:spPr>
+                </pic:pic>
+              </a:graphicData>
+            </a:graphic>
+          </wp:inline>
+        </w:drawing>
+      </w:r>
+    </w:p>
+    <w:p>
+      <w:pPr>
+        <w:pStyle w:val="BodyText"/>
+      </w:pPr>
+      <w:r>
+        <w:t xml:space="preserve">The additional plot below shows the training curve and, when enabled, the validation curve used by the unified early-stopping strategies.</w:t>
+      </w:r>
+    </w:p>
+    <w:p>
+      <w:pPr>
+        <w:pStyle w:val="SourceCode"/>
+      </w:pPr>
+      <w:r>
+        <w:rPr>
+          <w:rStyle w:val="CommentTok"/>
+        </w:rPr>
+        <w:t xml:space="preserve"># Training and validation curves</w:t>
+      </w:r>
+      <w:r>
+        <w:br/>
+      </w:r>
+      <w:r>
+        <w:br/>
+      </w:r>
+      <w:r>
+        <w:rPr>
+          <w:rStyle w:val="NormalTok"/>
+        </w:rPr>
+        <w:t xml:space="preserve">fit_loss </w:t>
+      </w:r>
+      <w:r>
+        <w:rPr>
+          <w:rStyle w:val="OtherTok"/>
+        </w:rPr>
+        <w:t xml:space="preserve">&lt;-</w:t>
+      </w:r>
+      <w:r>
+        <w:rPr>
+          <w:rStyle w:val="NormalTok"/>
+        </w:rPr>
+        <w:t xml:space="preserve"> </w:t>
+      </w:r>
+      <w:r>
+        <w:rPr>
+          <w:rStyle w:val="FunctionTok"/>
+        </w:rPr>
+        <w:t xml:space="preserve">data.frame</w:t>
+      </w:r>
+      <w:r>
+        <w:rPr>
+          <w:rStyle w:val="NormalTok"/>
+        </w:rPr>
+        <w:t xml:space="preserve">(</w:t>
+      </w:r>
+      <w:r>
+        <w:br/>
+      </w:r>
+      <w:r>
+        <w:rPr>
+          <w:rStyle w:val="NormalTok"/>
+        </w:rPr>
+        <w:t xml:space="preserve">  </w:t>
+      </w:r>
+      <w:r>
+        <w:rPr>
+          <w:rStyle w:val="AttributeTok"/>
+        </w:rPr>
+        <w:t xml:space="preserve">x =</w:t>
+      </w:r>
+      <w:r>
+        <w:rPr>
+          <w:rStyle w:val="NormalTok"/>
+        </w:rPr>
+        <w:t xml:space="preserve"> </w:t>
+      </w:r>
+      <w:r>
+        <w:rPr>
+          <w:rStyle w:val="FunctionTok"/>
+        </w:rPr>
+        <w:t xml:space="preserve">seq_along</w:t>
+      </w:r>
+      <w:r>
+        <w:rPr>
+          <w:rStyle w:val="NormalTok"/>
+        </w:rPr>
+        <w:t xml:space="preserve">(model</w:t>
+      </w:r>
+      <w:r>
+        <w:rPr>
+          <w:rStyle w:val="SpecialCharTok"/>
+        </w:rPr>
+        <w:t xml:space="preserve">$</w:t>
+      </w:r>
+      <w:r>
+        <w:rPr>
+          <w:rStyle w:val="NormalTok"/>
+        </w:rPr>
+        <w:t xml:space="preserve">train_loss_hist),</w:t>
+      </w:r>
+      <w:r>
+        <w:br/>
+      </w:r>
+      <w:r>
+        <w:rPr>
+          <w:rStyle w:val="NormalTok"/>
+        </w:rPr>
+        <w:t xml:space="preserve">  </w:t>
+      </w:r>
+      <w:r>
+        <w:rPr>
+          <w:rStyle w:val="AttributeTok"/>
+        </w:rPr>
+        <w:t xml:space="preserve">train_loss =</w:t>
+      </w:r>
+      <w:r>
+        <w:rPr>
+          <w:rStyle w:val="NormalTok"/>
+        </w:rPr>
+        <w:t xml:space="preserve"> model</w:t>
+      </w:r>
+      <w:r>
+        <w:rPr>
+          <w:rStyle w:val="SpecialCharTok"/>
+        </w:rPr>
+        <w:t xml:space="preserve">$</w:t>
+      </w:r>
+      <w:r>
+        <w:rPr>
+          <w:rStyle w:val="NormalTok"/>
+        </w:rPr>
+        <w:t xml:space="preserve">train_loss_hist</w:t>
+      </w:r>
+      <w:r>
+        <w:br/>
+      </w:r>
+      <w:r>
+        <w:rPr>
+          <w:rStyle w:val="NormalTok"/>
+        </w:rPr>
+        <w:t xml:space="preserve">)</w:t>
+      </w:r>
+      <w:r>
+        <w:br/>
+      </w:r>
+      <w:r>
+        <w:br/>
+      </w:r>
+      <w:r>
+        <w:rPr>
+          <w:rStyle w:val="ControlFlowTok"/>
+        </w:rPr>
+        <w:t xml:space="preserve">if</w:t>
+      </w:r>
+      <w:r>
+        <w:rPr>
+          <w:rStyle w:val="NormalTok"/>
+        </w:rPr>
+        <w:t xml:space="preserve"> (</w:t>
+      </w:r>
+      <w:r>
+        <w:rPr>
+          <w:rStyle w:val="SpecialCharTok"/>
+        </w:rPr>
+        <w:t xml:space="preserve">!</w:t>
+      </w:r>
+      <w:r>
+        <w:rPr>
+          <w:rStyle w:val="FunctionTok"/>
+        </w:rPr>
+        <w:t xml:space="preserve">is.null</w:t>
+      </w:r>
+      <w:r>
+        <w:rPr>
+          <w:rStyle w:val="NormalTok"/>
+        </w:rPr>
+        <w:t xml:space="preserve">(model</w:t>
+      </w:r>
+      <w:r>
+        <w:rPr>
+          <w:rStyle w:val="SpecialCharTok"/>
+        </w:rPr>
+        <w:t xml:space="preserve">$</w:t>
+      </w:r>
+      <w:r>
+        <w:rPr>
+          <w:rStyle w:val="NormalTok"/>
+        </w:rPr>
+        <w:t xml:space="preserve">val_loss_hist) </w:t>
+      </w:r>
+      <w:r>
+        <w:rPr>
+          <w:rStyle w:val="SpecialCharTok"/>
+        </w:rPr>
+        <w:t xml:space="preserve">&amp;&amp;</w:t>
+      </w:r>
+      <w:r>
+        <w:rPr>
+          <w:rStyle w:val="NormalTok"/>
+        </w:rPr>
+        <w:t xml:space="preserve"> </w:t>
+      </w:r>
+      <w:r>
+        <w:rPr>
+          <w:rStyle w:val="FunctionTok"/>
+        </w:rPr>
+        <w:t xml:space="preserve">length</w:t>
+      </w:r>
+      <w:r>
+        <w:rPr>
+          <w:rStyle w:val="NormalTok"/>
+        </w:rPr>
+        <w:t xml:space="preserve">(model</w:t>
+      </w:r>
+      <w:r>
+        <w:rPr>
+          <w:rStyle w:val="SpecialCharTok"/>
+        </w:rPr>
+        <w:t xml:space="preserve">$</w:t>
+      </w:r>
+      <w:r>
+        <w:rPr>
+          <w:rStyle w:val="NormalTok"/>
+        </w:rPr>
+        <w:t xml:space="preserve">val_loss_hist) </w:t>
+      </w:r>
+      <w:r>
+        <w:rPr>
+          <w:rStyle w:val="SpecialCharTok"/>
+        </w:rPr>
+        <w:t xml:space="preserve">&gt;</w:t>
+      </w:r>
+      <w:r>
+        <w:rPr>
+          <w:rStyle w:val="NormalTok"/>
+        </w:rPr>
+        <w:t xml:space="preserve"> </w:t>
+      </w:r>
+      <w:r>
+        <w:rPr>
+          <w:rStyle w:val="DecValTok"/>
+        </w:rPr>
+        <w:t xml:space="preserve">0</w:t>
+      </w:r>
+      <w:r>
+        <w:rPr>
+          <w:rStyle w:val="NormalTok"/>
+        </w:rPr>
+        <w:t xml:space="preserve">) {</w:t>
+      </w:r>
+      <w:r>
+        <w:br/>
+      </w:r>
+      <w:r>
+        <w:rPr>
+          <w:rStyle w:val="NormalTok"/>
+        </w:rPr>
+        <w:t xml:space="preserve">  fit_loss</w:t>
+      </w:r>
+      <w:r>
+        <w:rPr>
+          <w:rStyle w:val="SpecialCharTok"/>
+        </w:rPr>
+        <w:t xml:space="preserve">$</w:t>
+      </w:r>
+      <w:r>
+        <w:rPr>
+          <w:rStyle w:val="NormalTok"/>
+        </w:rPr>
+        <w:t xml:space="preserve">val_loss </w:t>
+      </w:r>
+      <w:r>
+        <w:rPr>
+          <w:rStyle w:val="OtherTok"/>
+        </w:rPr>
+        <w:t xml:space="preserve">&lt;-</w:t>
+      </w:r>
+      <w:r>
+        <w:rPr>
+          <w:rStyle w:val="NormalTok"/>
+        </w:rPr>
+        <w:t xml:space="preserve"> model</w:t>
+      </w:r>
+      <w:r>
+        <w:rPr>
+          <w:rStyle w:val="SpecialCharTok"/>
+        </w:rPr>
+        <w:t xml:space="preserve">$</w:t>
+      </w:r>
+      <w:r>
+        <w:rPr>
+          <w:rStyle w:val="NormalTok"/>
+        </w:rPr>
+        <w:t xml:space="preserve">val_loss_hist</w:t>
+      </w:r>
+      <w:r>
+        <w:br/>
+      </w:r>
+      <w:r>
+        <w:rPr>
+          <w:rStyle w:val="NormalTok"/>
+        </w:rPr>
+        <w:t xml:space="preserve">}</w:t>
+      </w:r>
+      <w:r>
+        <w:br/>
+      </w:r>
+      <w:r>
+        <w:br/>
+      </w:r>
+      <w:r>
+        <w:rPr>
+          <w:rStyle w:val="NormalTok"/>
+        </w:rPr>
+        <w:t xml:space="preserve">colors </w:t>
+      </w:r>
+      <w:r>
+        <w:rPr>
+          <w:rStyle w:val="OtherTok"/>
+        </w:rPr>
+        <w:t xml:space="preserve">&lt;-</w:t>
+      </w:r>
+      <w:r>
+        <w:rPr>
+          <w:rStyle w:val="NormalTok"/>
+        </w:rPr>
+        <w:t xml:space="preserve"> </w:t>
+      </w:r>
+      <w:r>
+        <w:rPr>
+          <w:rStyle w:val="ControlFlowTok"/>
+        </w:rPr>
+        <w:t xml:space="preserve">if</w:t>
+      </w:r>
+      <w:r>
+        <w:rPr>
+          <w:rStyle w:val="NormalTok"/>
+        </w:rPr>
+        <w:t xml:space="preserve"> (</w:t>
+      </w:r>
+      <w:r>
+        <w:rPr>
+          <w:rStyle w:val="StringTok"/>
+        </w:rPr>
+        <w:t xml:space="preserve">"val_loss"</w:t>
+      </w:r>
+      <w:r>
+        <w:rPr>
+          <w:rStyle w:val="NormalTok"/>
+        </w:rPr>
+        <w:t xml:space="preserve"> </w:t>
+      </w:r>
+      <w:r>
+        <w:rPr>
+          <w:rStyle w:val="SpecialCharTok"/>
+        </w:rPr>
+        <w:t xml:space="preserve">%in%</w:t>
+      </w:r>
+      <w:r>
+        <w:rPr>
+          <w:rStyle w:val="NormalTok"/>
+        </w:rPr>
+        <w:t xml:space="preserve"> </w:t>
+      </w:r>
+      <w:r>
+        <w:rPr>
+          <w:rStyle w:val="FunctionTok"/>
+        </w:rPr>
+        <w:t xml:space="preserve">names</w:t>
+      </w:r>
+      <w:r>
+        <w:rPr>
+          <w:rStyle w:val="NormalTok"/>
+        </w:rPr>
+        <w:t xml:space="preserve">(fit_loss)) </w:t>
+      </w:r>
+      <w:r>
+        <w:rPr>
+          <w:rStyle w:val="FunctionTok"/>
+        </w:rPr>
+        <w:t xml:space="preserve">c</w:t>
+      </w:r>
+      <w:r>
+        <w:rPr>
+          <w:rStyle w:val="NormalTok"/>
+        </w:rPr>
+        <w:t xml:space="preserve">(</w:t>
+      </w:r>
+      <w:r>
+        <w:rPr>
+          <w:rStyle w:val="StringTok"/>
+        </w:rPr>
+        <w:t xml:space="preserve">"Blue"</w:t>
+      </w:r>
+      <w:r>
+        <w:rPr>
+          <w:rStyle w:val="NormalTok"/>
+        </w:rPr>
+        <w:t xml:space="preserve">, </w:t>
+      </w:r>
+      <w:r>
+        <w:rPr>
+          <w:rStyle w:val="StringTok"/>
+        </w:rPr>
+        <w:t xml:space="preserve">"Orange"</w:t>
+      </w:r>
+      <w:r>
+        <w:rPr>
+          <w:rStyle w:val="NormalTok"/>
+        </w:rPr>
+        <w:t xml:space="preserve">) </w:t>
+      </w:r>
+      <w:r>
+        <w:rPr>
+          <w:rStyle w:val="ControlFlowTok"/>
+        </w:rPr>
+        <w:t xml:space="preserve">else</w:t>
+      </w:r>
+      <w:r>
+        <w:rPr>
+          <w:rStyle w:val="NormalTok"/>
+        </w:rPr>
+        <w:t xml:space="preserve"> </w:t>
+      </w:r>
+      <w:r>
+        <w:rPr>
+          <w:rStyle w:val="FunctionTok"/>
+        </w:rPr>
+        <w:t xml:space="preserve">c</w:t>
+      </w:r>
+      <w:r>
+        <w:rPr>
+          <w:rStyle w:val="NormalTok"/>
+        </w:rPr>
+        <w:t xml:space="preserve">(</w:t>
+      </w:r>
+      <w:r>
+        <w:rPr>
+          <w:rStyle w:val="StringTok"/>
+        </w:rPr>
+        <w:t xml:space="preserve">"Blue"</w:t>
+      </w:r>
+      <w:r>
+        <w:rPr>
+          <w:rStyle w:val="NormalTok"/>
+        </w:rPr>
+        <w:t xml:space="preserve">)</w:t>
+      </w:r>
+      <w:r>
+        <w:br/>
+      </w:r>
+      <w:r>
+        <w:rPr>
+          <w:rStyle w:val="NormalTok"/>
+        </w:rPr>
+        <w:t xml:space="preserve">grf </w:t>
+      </w:r>
+      <w:r>
+        <w:rPr>
+          <w:rStyle w:val="OtherTok"/>
+        </w:rPr>
+        <w:t xml:space="preserve">&lt;-</w:t>
+      </w:r>
+      <w:r>
+        <w:rPr>
+          <w:rStyle w:val="NormalTok"/>
+        </w:rPr>
+        <w:t xml:space="preserve"> </w:t>
+      </w:r>
+      <w:r>
+        <w:rPr>
+          <w:rStyle w:val="FunctionTok"/>
+        </w:rPr>
+        <w:t xml:space="preserve">plot_series</w:t>
+      </w:r>
+      <w:r>
+        <w:rPr>
+          <w:rStyle w:val="NormalTok"/>
+        </w:rPr>
+        <w:t xml:space="preserve">(fit_loss, </w:t>
+      </w:r>
+      <w:r>
+        <w:rPr>
+          <w:rStyle w:val="AttributeTok"/>
+        </w:rPr>
+        <w:t xml:space="preserve">colors =</w:t>
+      </w:r>
+      <w:r>
+        <w:rPr>
+          <w:rStyle w:val="NormalTok"/>
+        </w:rPr>
+        <w:t xml:space="preserve"> colors)</w:t>
+      </w:r>
+      <w:r>
+        <w:br/>
+      </w:r>
+      <w:r>
+        <w:rPr>
+          <w:rStyle w:val="FunctionTok"/>
+        </w:rPr>
+        <w:t xml:space="preserve">plot</w:t>
+      </w:r>
+      <w:r>
+        <w:rPr>
+          <w:rStyle w:val="NormalTok"/>
+        </w:rPr>
+        <w:t xml:space="preserve">(grf)</w:t>
+      </w:r>
+    </w:p>
+    <w:p>
+      <w:pPr>
+        <w:pStyle w:val="FirstParagraph"/>
+      </w:pPr>
+      <w:r>
+        <w:drawing>
+          <wp:inline>
+            <wp:extent cx="4620126" cy="3696101"/>
+            <wp:effectExtent b="0" l="0" r="0" t="0"/>
+            <wp:docPr descr="" title="" id="16" name="Picture"/>
+            <a:graphic>
+              <a:graphicData uri="http://schemas.openxmlformats.org/drawingml/2006/picture">
+                <pic:pic>
+                  <pic:nvPicPr>
+                    <pic:cNvPr descr="C:\Git\dal\daltoolboxdp\examples\timeseries\doc\ts_lstm_files/ba8334d1c93f5e95939be3119de937ae05dc2749.png" id="17" name="Picture"/>
+                    <pic:cNvPicPr>
+                      <a:picLocks noChangeArrowheads="1" noChangeAspect="1"/>
+                    </pic:cNvPicPr>
+                  </pic:nvPicPr>
+                  <pic:blipFill>
+                    <a:blip r:embed="rId15"/>
+                    <a:stretch>
+                      <a:fillRect/>
+                    </a:stretch>
+                  </pic:blipFill>
+                  <pic:spPr bwMode="auto">
+                    <a:xfrm>
+                      <a:off x="0" y="0"/>
+                      <a:ext cx="4620126" cy="3696101"/>
+                    </a:xfrm>
+                    <a:prstGeom prst="rect">
+                      <a:avLst/>
+                    </a:prstGeom>
+                    <a:noFill/>
+                    <a:ln w="9525">
+                      <a:noFill/>
+                      <a:headEnd/>
+                      <a:tailEnd/>
+                    </a:ln>
+                  </pic:spPr>
+                </pic:pic>
+              </a:graphicData>
+            </a:graphic>
+          </wp:inline>
+        </w:drawing>
+      </w:r>
+    </w:p>
+    <w:p>
+      <w:pPr>
+        <w:pStyle w:val="BodyText"/>
+      </w:pPr>
+      <w:r>
+        <w:t xml:space="preserve">Notes</w:t>
+      </w:r>
+      <w:r>
+        <w:t xml:space="preserve"> </w:t>
+      </w:r>
+      <w:r>
+        <w:t xml:space="preserve">- The default configuration is</w:t>
+      </w:r>
+      <w:r>
+        <w:t xml:space="preserve"> </w:t>
+      </w:r>
+      <w:r>
+        <w:rPr>
+          <w:rStyle w:val="VerbatimChar"/>
+        </w:rPr>
+        <w:t xml:space="preserve">validation_strategy = "static"</w:t>
+      </w:r>
+      <w:r>
+        <w:t xml:space="preserve"> </w:t>
+      </w:r>
+      <w:r>
+        <w:t xml:space="preserve">and</w:t>
+      </w:r>
+      <w:r>
+        <w:t xml:space="preserve"> </w:t>
+      </w:r>
+      <w:r>
+        <w:rPr>
+          <w:rStyle w:val="VerbatimChar"/>
+        </w:rPr>
+        <w:t xml:space="preserve">stopping_rule = "none"</w:t>
+      </w:r>
+      <w:r>
+        <w:t xml:space="preserve">, so only the training curve is shown.</w:t>
+      </w:r>
+      <w:r>
+        <w:t xml:space="preserve"> </w:t>
+      </w:r>
+      <w:r>
+        <w:t xml:space="preserve">- To display validation loss as well, use an early-stopping rule such as</w:t>
+      </w:r>
+      <w:r>
+        <w:t xml:space="preserve"> </w:t>
+      </w:r>
+      <w:r>
+        <w:rPr>
+          <w:rStyle w:val="VerbatimChar"/>
+        </w:rPr>
+        <w:t xml:space="preserve">"patience"</w:t>
+      </w:r>
+      <w:r>
+        <w:t xml:space="preserve">,</w:t>
+      </w:r>
+      <w:r>
+        <w:t xml:space="preserve"> </w:t>
+      </w:r>
+      <w:r>
+        <w:rPr>
+          <w:rStyle w:val="VerbatimChar"/>
+        </w:rPr>
+        <w:t xml:space="preserve">"sma"</w:t>
+      </w:r>
+      <w:r>
+        <w:t xml:space="preserve">,</w:t>
+      </w:r>
+      <w:r>
+        <w:t xml:space="preserve"> </w:t>
+      </w:r>
+      <w:r>
+        <w:rPr>
+          <w:rStyle w:val="VerbatimChar"/>
+        </w:rPr>
+        <w:t xml:space="preserve">"ema"</w:t>
+      </w:r>
+      <w:r>
+        <w:t xml:space="preserve">, or</w:t>
+      </w:r>
+      <w:r>
+        <w:t xml:space="preserve"> </w:t>
+      </w:r>
+      <w:r>
+        <w:rPr>
+          <w:rStyle w:val="VerbatimChar"/>
+        </w:rPr>
+        <w:t xml:space="preserve">"h"</w:t>
+      </w:r>
+      <w:r>
+        <w:t xml:space="preserve">.</w:t>
+      </w:r>
+      <w:r>
+        <w:t xml:space="preserve"> </w:t>
+      </w:r>
+      <w:r>
+        <w:t xml:space="preserve">- To combine dynamic validation with those criteria, set</w:t>
+      </w:r>
+      <w:r>
+        <w:t xml:space="preserve"> </w:t>
+      </w:r>
+      <w:r>
+        <w:rPr>
+          <w:rStyle w:val="VerbatimChar"/>
+        </w:rPr>
+        <w:t xml:space="preserve">validation_strategy = "dynamic"</w:t>
+      </w:r>
+      <w:r>
+        <w:t xml:space="preserve">.</w:t>
+      </w:r>
+    </w:p>
+    <w:p>
+      <w:pPr>
+        <w:pStyle w:val="BodyText"/>
+      </w:pPr>
+      <w:r>
         <w:t xml:space="preserve">References</w:t>
       </w:r>
       <w:r>
         <w:t xml:space="preserve"> </w:t>
       </w:r>
       <w:r>
-        <w:t xml:space="preserve">- Hochreiter, S., &amp; Schmidhuber, J. (1997). Long short-term memory.</w:t>
+        <w:t xml:space="preserve">- S. Hochreiter and J. Schmidhuber (1997). Long short-term memory. Neural Computation, 9(8), 1735–1780.</w:t>
       </w:r>
     </w:p>
-    <w:bookmarkEnd w:id="12"/>
+    <w:bookmarkEnd w:id="18"/>
     <w:sectPr>
       <w:footnotePr>
         <w:numRestart w:val="eachSect"/>

--- a/examples/timeseries/doc/ts_lstm.docx
+++ b/examples/timeseries/doc/ts_lstm.docx
@@ -294,7 +294,7 @@
         <w:rPr>
           <w:rStyle w:val="VerbatimChar"/>
         </w:rPr>
-        <w:t xml:space="preserve">##             t9        t8        t7        t6        t5        t4        t3</w:t>
+        <w:t xml:space="preserve">##             t9        t8        t7        t6        t5        t4        t3        t2        t1        t0</w:t>
       </w:r>
       <w:r>
         <w:br/>
@@ -303,7 +303,7 @@
         <w:rPr>
           <w:rStyle w:val="VerbatimChar"/>
         </w:rPr>
-        <w:t xml:space="preserve">## [1,] 0.0000000 0.2474040 0.4794255 0.6816388 0.8414710 0.9489846 0.9974950</w:t>
+        <w:t xml:space="preserve">## [1,] 0.0000000 0.2474040 0.4794255 0.6816388 0.8414710 0.9489846 0.9974950 0.9839859 0.9092974 0.7780732</w:t>
       </w:r>
       <w:r>
         <w:br/>
@@ -312,7 +312,7 @@
         <w:rPr>
           <w:rStyle w:val="VerbatimChar"/>
         </w:rPr>
-        <w:t xml:space="preserve">## [2,] 0.2474040 0.4794255 0.6816388 0.8414710 0.9489846 0.9974950 0.9839859</w:t>
+        <w:t xml:space="preserve">## [2,] 0.2474040 0.4794255 0.6816388 0.8414710 0.9489846 0.9974950 0.9839859 0.9092974 0.7780732 0.5984721</w:t>
       </w:r>
       <w:r>
         <w:br/>
@@ -321,43 +321,7 @@
         <w:rPr>
           <w:rStyle w:val="VerbatimChar"/>
         </w:rPr>
-        <w:t xml:space="preserve">## [3,] 0.4794255 0.6816388 0.8414710 0.9489846 0.9974950 0.9839859 0.9092974</w:t>
-      </w:r>
-      <w:r>
-        <w:br/>
-      </w:r>
-      <w:r>
-        <w:rPr>
-          <w:rStyle w:val="VerbatimChar"/>
-        </w:rPr>
-        <w:t xml:space="preserve">##             t2        t1        t0</w:t>
-      </w:r>
-      <w:r>
-        <w:br/>
-      </w:r>
-      <w:r>
-        <w:rPr>
-          <w:rStyle w:val="VerbatimChar"/>
-        </w:rPr>
-        <w:t xml:space="preserve">## [1,] 0.9839859 0.9092974 0.7780732</w:t>
-      </w:r>
-      <w:r>
-        <w:br/>
-      </w:r>
-      <w:r>
-        <w:rPr>
-          <w:rStyle w:val="VerbatimChar"/>
-        </w:rPr>
-        <w:t xml:space="preserve">## [2,] 0.9092974 0.7780732 0.5984721</w:t>
-      </w:r>
-      <w:r>
-        <w:br/>
-      </w:r>
-      <w:r>
-        <w:rPr>
-          <w:rStyle w:val="VerbatimChar"/>
-        </w:rPr>
-        <w:t xml:space="preserve">## [3,] 0.7780732 0.5984721 0.3816610</w:t>
+        <w:t xml:space="preserve">## [3,] 0.4794255 0.6816388 0.8414710 0.9489846 0.9974950 0.9839859 0.9092974 0.7780732 0.5984721 0.3816610</w:t>
       </w:r>
     </w:p>
     <w:p>

--- a/examples/timeseries/doc/ts_lstm.docx
+++ b/examples/timeseries/doc/ts_lstm.docx
@@ -782,30 +782,6 @@
         <w:rPr>
           <w:rStyle w:val="NormalTok"/>
         </w:rPr>
-        <w:t xml:space="preserve">, </w:t>
-      </w:r>
-      <w:r>
-        <w:rPr>
-          <w:rStyle w:val="AttributeTok"/>
-        </w:rPr>
-        <w:t xml:space="preserve">epochs =</w:t>
-      </w:r>
-      <w:r>
-        <w:rPr>
-          <w:rStyle w:val="NormalTok"/>
-        </w:rPr>
-        <w:t xml:space="preserve"> </w:t>
-      </w:r>
-      <w:r>
-        <w:rPr>
-          <w:rStyle w:val="DecValTok"/>
-        </w:rPr>
-        <w:t xml:space="preserve">100</w:t>
-      </w:r>
-      <w:r>
-        <w:rPr>
-          <w:rStyle w:val="NormalTok"/>
-        </w:rPr>
         <w:t xml:space="preserve">)</w:t>
       </w:r>
       <w:r>
@@ -901,7 +877,7 @@
         <w:t xml:space="preserve"> </w:t>
       </w:r>
       <w:r>
-        <w:t xml:space="preserve">- Fixed-epoch baseline: keep</w:t>
+        <w:t xml:space="preserve">- Fixed-epoch baseline: omit</w:t>
       </w:r>
       <w:r>
         <w:t xml:space="preserve"> </w:t>
@@ -910,10 +886,13 @@
         <w:rPr>
           <w:rStyle w:val="VerbatimChar"/>
         </w:rPr>
-        <w:t xml:space="preserve">epochs = 100</w:t>
-      </w:r>
-      <w:r>
-        <w:t xml:space="preserve">,</w:t>
+        <w:t xml:space="preserve">epochs</w:t>
+      </w:r>
+      <w:r>
+        <w:t xml:space="preserve"> </w:t>
+      </w:r>
+      <w:r>
+        <w:t xml:space="preserve">to use the default value, keep</w:t>
       </w:r>
       <w:r>
         <w:t xml:space="preserve"> </w:t>

--- a/examples/timeseries/doc/ts_lstm.docx
+++ b/examples/timeseries/doc/ts_lstm.docx
@@ -492,7 +492,7 @@
               <a:graphicData uri="http://schemas.openxmlformats.org/drawingml/2006/picture">
                 <pic:pic>
                   <pic:nvPicPr>
-                    <pic:cNvPr descr="C:\Git\dal\daltoolboxdp\examples\timeseries\doc\ts_lstm_files/716a4d1e457f97618aa46ca41f6f38e17df76816.png" id="11" name="Picture"/>
+                    <pic:cNvPr descr="/home/gpca/daltoolboxdp/examples/timeseries/doc/ts_lstm_files/2311a3ccdefa9666c559bd154e42236a6cdf3fea.png" id="11" name="Picture"/>
                     <pic:cNvPicPr>
                       <a:picLocks noChangeArrowheads="1" noChangeAspect="1"/>
                     </pic:cNvPicPr>
@@ -1047,198 +1047,114 @@
         <w:pStyle w:val="BodyText"/>
       </w:pPr>
       <w:r>
-        <w:t xml:space="preserve">We first evaluate the in-sample fit so the model adjustment can be compared with the later forecast.</w:t>
+        <w:t xml:space="preserve">Architecture variations</w:t>
+      </w:r>
+      <w:r>
+        <w:t xml:space="preserve"> </w:t>
+      </w:r>
+      <w:r>
+        <w:t xml:space="preserve">-</w:t>
+      </w:r>
+      <w:r>
+        <w:t xml:space="preserve"> </w:t>
+      </w:r>
+      <w:r>
+        <w:rPr>
+          <w:rStyle w:val="VerbatimChar"/>
+        </w:rPr>
+        <w:t xml:space="preserve">sequence_length</w:t>
+      </w:r>
+      <w:r>
+        <w:t xml:space="preserve"> </w:t>
+      </w:r>
+      <w:r>
+        <w:t xml:space="preserve">converts each row into a true multistep sequence instead of a single recurrent step.</w:t>
+      </w:r>
+      <w:r>
+        <w:t xml:space="preserve"> </w:t>
+      </w:r>
+      <w:r>
+        <w:t xml:space="preserve">-</w:t>
+      </w:r>
+      <w:r>
+        <w:t xml:space="preserve"> </w:t>
+      </w:r>
+      <w:r>
+        <w:rPr>
+          <w:rStyle w:val="VerbatimChar"/>
+        </w:rPr>
+        <w:t xml:space="preserve">hidden_size</w:t>
+      </w:r>
+      <w:r>
+        <w:t xml:space="preserve">,</w:t>
+      </w:r>
+      <w:r>
+        <w:t xml:space="preserve"> </w:t>
+      </w:r>
+      <w:r>
+        <w:rPr>
+          <w:rStyle w:val="VerbatimChar"/>
+        </w:rPr>
+        <w:t xml:space="preserve">num_layers</w:t>
+      </w:r>
+      <w:r>
+        <w:t xml:space="preserve">,</w:t>
+      </w:r>
+      <w:r>
+        <w:t xml:space="preserve"> </w:t>
+      </w:r>
+      <w:r>
+        <w:rPr>
+          <w:rStyle w:val="VerbatimChar"/>
+        </w:rPr>
+        <w:t xml:space="preserve">dropout</w:t>
+      </w:r>
+      <w:r>
+        <w:t xml:space="preserve">, and</w:t>
+      </w:r>
+      <w:r>
+        <w:t xml:space="preserve"> </w:t>
+      </w:r>
+      <w:r>
+        <w:rPr>
+          <w:rStyle w:val="VerbatimChar"/>
+        </w:rPr>
+        <w:t xml:space="preserve">bidirectional</w:t>
+      </w:r>
+      <w:r>
+        <w:t xml:space="preserve"> </w:t>
+      </w:r>
+      <w:r>
+        <w:t xml:space="preserve">change the recurrent backbone.</w:t>
+      </w:r>
+      <w:r>
+        <w:t xml:space="preserve"> </w:t>
+      </w:r>
+      <w:r>
+        <w:t xml:space="preserve">-</w:t>
+      </w:r>
+      <w:r>
+        <w:t xml:space="preserve"> </w:t>
+      </w:r>
+      <w:r>
+        <w:rPr>
+          <w:rStyle w:val="VerbatimChar"/>
+        </w:rPr>
+        <w:t xml:space="preserve">mlp_hidden_sizes</w:t>
+      </w:r>
+      <w:r>
+        <w:t xml:space="preserve"> </w:t>
+      </w:r>
+      <w:r>
+        <w:t xml:space="preserve">adds a dense head after the final recurrent state.</w:t>
       </w:r>
     </w:p>
     <w:p>
       <w:pPr>
-        <w:pStyle w:val="SourceCode"/>
-      </w:pPr>
-      <w:r>
-        <w:rPr>
-          <w:rStyle w:val="CommentTok"/>
-        </w:rPr>
-        <w:t xml:space="preserve"># Fit evaluation (train)</w:t>
-      </w:r>
-      <w:r>
-        <w:br/>
-      </w:r>
-      <w:r>
-        <w:br/>
-      </w:r>
-      <w:r>
-        <w:rPr>
-          <w:rStyle w:val="NormalTok"/>
-        </w:rPr>
-        <w:t xml:space="preserve">adjust </w:t>
-      </w:r>
-      <w:r>
-        <w:rPr>
-          <w:rStyle w:val="OtherTok"/>
-        </w:rPr>
-        <w:t xml:space="preserve">&lt;-</w:t>
-      </w:r>
-      <w:r>
-        <w:rPr>
-          <w:rStyle w:val="NormalTok"/>
-        </w:rPr>
-        <w:t xml:space="preserve"> </w:t>
-      </w:r>
-      <w:r>
-        <w:rPr>
-          <w:rStyle w:val="FunctionTok"/>
-        </w:rPr>
-        <w:t xml:space="preserve">predict</w:t>
-      </w:r>
-      <w:r>
-        <w:rPr>
-          <w:rStyle w:val="NormalTok"/>
-        </w:rPr>
-        <w:t xml:space="preserve">(model, io_train</w:t>
-      </w:r>
-      <w:r>
-        <w:rPr>
-          <w:rStyle w:val="SpecialCharTok"/>
-        </w:rPr>
-        <w:t xml:space="preserve">$</w:t>
-      </w:r>
-      <w:r>
-        <w:rPr>
-          <w:rStyle w:val="NormalTok"/>
-        </w:rPr>
-        <w:t xml:space="preserve">input)</w:t>
-      </w:r>
-      <w:r>
-        <w:br/>
-      </w:r>
-      <w:r>
-        <w:rPr>
-          <w:rStyle w:val="NormalTok"/>
-        </w:rPr>
-        <w:t xml:space="preserve">adjust </w:t>
-      </w:r>
-      <w:r>
-        <w:rPr>
-          <w:rStyle w:val="OtherTok"/>
-        </w:rPr>
-        <w:t xml:space="preserve">&lt;-</w:t>
-      </w:r>
-      <w:r>
-        <w:rPr>
-          <w:rStyle w:val="NormalTok"/>
-        </w:rPr>
-        <w:t xml:space="preserve"> </w:t>
-      </w:r>
-      <w:r>
-        <w:rPr>
-          <w:rStyle w:val="FunctionTok"/>
-        </w:rPr>
-        <w:t xml:space="preserve">as.vector</w:t>
-      </w:r>
-      <w:r>
-        <w:rPr>
-          <w:rStyle w:val="NormalTok"/>
-        </w:rPr>
-        <w:t xml:space="preserve">(adjust)</w:t>
-      </w:r>
-      <w:r>
-        <w:br/>
-      </w:r>
-      <w:r>
-        <w:rPr>
-          <w:rStyle w:val="NormalTok"/>
-        </w:rPr>
-        <w:t xml:space="preserve">output </w:t>
-      </w:r>
-      <w:r>
-        <w:rPr>
-          <w:rStyle w:val="OtherTok"/>
-        </w:rPr>
-        <w:t xml:space="preserve">&lt;-</w:t>
-      </w:r>
-      <w:r>
-        <w:rPr>
-          <w:rStyle w:val="NormalTok"/>
-        </w:rPr>
-        <w:t xml:space="preserve"> </w:t>
-      </w:r>
-      <w:r>
-        <w:rPr>
-          <w:rStyle w:val="FunctionTok"/>
-        </w:rPr>
-        <w:t xml:space="preserve">as.vector</w:t>
-      </w:r>
-      <w:r>
-        <w:rPr>
-          <w:rStyle w:val="NormalTok"/>
-        </w:rPr>
-        <w:t xml:space="preserve">(io_train</w:t>
-      </w:r>
-      <w:r>
-        <w:rPr>
-          <w:rStyle w:val="SpecialCharTok"/>
-        </w:rPr>
-        <w:t xml:space="preserve">$</w:t>
-      </w:r>
-      <w:r>
-        <w:rPr>
-          <w:rStyle w:val="NormalTok"/>
-        </w:rPr>
-        <w:t xml:space="preserve">output)</w:t>
-      </w:r>
-      <w:r>
-        <w:br/>
-      </w:r>
-      <w:r>
-        <w:rPr>
-          <w:rStyle w:val="NormalTok"/>
-        </w:rPr>
-        <w:t xml:space="preserve">ev_adjust </w:t>
-      </w:r>
-      <w:r>
-        <w:rPr>
-          <w:rStyle w:val="OtherTok"/>
-        </w:rPr>
-        <w:t xml:space="preserve">&lt;-</w:t>
-      </w:r>
-      <w:r>
-        <w:rPr>
-          <w:rStyle w:val="NormalTok"/>
-        </w:rPr>
-        <w:t xml:space="preserve"> </w:t>
-      </w:r>
-      <w:r>
-        <w:rPr>
-          <w:rStyle w:val="FunctionTok"/>
-        </w:rPr>
-        <w:t xml:space="preserve">evaluate</w:t>
-      </w:r>
-      <w:r>
-        <w:rPr>
-          <w:rStyle w:val="NormalTok"/>
-        </w:rPr>
-        <w:t xml:space="preserve">(model, output, adjust)</w:t>
-      </w:r>
-      <w:r>
-        <w:br/>
-      </w:r>
-      <w:r>
-        <w:rPr>
-          <w:rStyle w:val="NormalTok"/>
-        </w:rPr>
-        <w:t xml:space="preserve">ev_adjust</w:t>
-      </w:r>
-      <w:r>
-        <w:rPr>
-          <w:rStyle w:val="SpecialCharTok"/>
-        </w:rPr>
-        <w:t xml:space="preserve">$</w:t>
-      </w:r>
-      <w:r>
-        <w:rPr>
-          <w:rStyle w:val="NormalTok"/>
-        </w:rPr>
-        <w:t xml:space="preserve">mse</w:t>
+        <w:pStyle w:val="BodyText"/>
+      </w:pPr>
+      <w:r>
+        <w:t xml:space="preserve">We first evaluate the in-sample fit so the model adjustment can be compared with the later forecast.</w:t>
       </w:r>
     </w:p>
     <w:p>
@@ -1247,328 +1163,208 @@
       </w:pPr>
       <w:r>
         <w:rPr>
-          <w:rStyle w:val="VerbatimChar"/>
-        </w:rPr>
-        <w:t xml:space="preserve">## [1] 0.1751989</w:t>
+          <w:rStyle w:val="CommentTok"/>
+        </w:rPr>
+        <w:t xml:space="preserve"># Fit evaluation (train)</w:t>
+      </w:r>
+      <w:r>
+        <w:br/>
+      </w:r>
+      <w:r>
+        <w:br/>
+      </w:r>
+      <w:r>
+        <w:rPr>
+          <w:rStyle w:val="NormalTok"/>
+        </w:rPr>
+        <w:t xml:space="preserve">adjust </w:t>
+      </w:r>
+      <w:r>
+        <w:rPr>
+          <w:rStyle w:val="OtherTok"/>
+        </w:rPr>
+        <w:t xml:space="preserve">&lt;-</w:t>
+      </w:r>
+      <w:r>
+        <w:rPr>
+          <w:rStyle w:val="NormalTok"/>
+        </w:rPr>
+        <w:t xml:space="preserve"> </w:t>
+      </w:r>
+      <w:r>
+        <w:rPr>
+          <w:rStyle w:val="FunctionTok"/>
+        </w:rPr>
+        <w:t xml:space="preserve">predict</w:t>
+      </w:r>
+      <w:r>
+        <w:rPr>
+          <w:rStyle w:val="NormalTok"/>
+        </w:rPr>
+        <w:t xml:space="preserve">(model, io_train</w:t>
+      </w:r>
+      <w:r>
+        <w:rPr>
+          <w:rStyle w:val="SpecialCharTok"/>
+        </w:rPr>
+        <w:t xml:space="preserve">$</w:t>
+      </w:r>
+      <w:r>
+        <w:rPr>
+          <w:rStyle w:val="NormalTok"/>
+        </w:rPr>
+        <w:t xml:space="preserve">input)</w:t>
+      </w:r>
+      <w:r>
+        <w:br/>
+      </w:r>
+      <w:r>
+        <w:rPr>
+          <w:rStyle w:val="NormalTok"/>
+        </w:rPr>
+        <w:t xml:space="preserve">adjust </w:t>
+      </w:r>
+      <w:r>
+        <w:rPr>
+          <w:rStyle w:val="OtherTok"/>
+        </w:rPr>
+        <w:t xml:space="preserve">&lt;-</w:t>
+      </w:r>
+      <w:r>
+        <w:rPr>
+          <w:rStyle w:val="NormalTok"/>
+        </w:rPr>
+        <w:t xml:space="preserve"> </w:t>
+      </w:r>
+      <w:r>
+        <w:rPr>
+          <w:rStyle w:val="FunctionTok"/>
+        </w:rPr>
+        <w:t xml:space="preserve">as.vector</w:t>
+      </w:r>
+      <w:r>
+        <w:rPr>
+          <w:rStyle w:val="NormalTok"/>
+        </w:rPr>
+        <w:t xml:space="preserve">(adjust)</w:t>
+      </w:r>
+      <w:r>
+        <w:br/>
+      </w:r>
+      <w:r>
+        <w:rPr>
+          <w:rStyle w:val="NormalTok"/>
+        </w:rPr>
+        <w:t xml:space="preserve">output </w:t>
+      </w:r>
+      <w:r>
+        <w:rPr>
+          <w:rStyle w:val="OtherTok"/>
+        </w:rPr>
+        <w:t xml:space="preserve">&lt;-</w:t>
+      </w:r>
+      <w:r>
+        <w:rPr>
+          <w:rStyle w:val="NormalTok"/>
+        </w:rPr>
+        <w:t xml:space="preserve"> </w:t>
+      </w:r>
+      <w:r>
+        <w:rPr>
+          <w:rStyle w:val="FunctionTok"/>
+        </w:rPr>
+        <w:t xml:space="preserve">as.vector</w:t>
+      </w:r>
+      <w:r>
+        <w:rPr>
+          <w:rStyle w:val="NormalTok"/>
+        </w:rPr>
+        <w:t xml:space="preserve">(io_train</w:t>
+      </w:r>
+      <w:r>
+        <w:rPr>
+          <w:rStyle w:val="SpecialCharTok"/>
+        </w:rPr>
+        <w:t xml:space="preserve">$</w:t>
+      </w:r>
+      <w:r>
+        <w:rPr>
+          <w:rStyle w:val="NormalTok"/>
+        </w:rPr>
+        <w:t xml:space="preserve">output)</w:t>
+      </w:r>
+      <w:r>
+        <w:br/>
+      </w:r>
+      <w:r>
+        <w:rPr>
+          <w:rStyle w:val="NormalTok"/>
+        </w:rPr>
+        <w:t xml:space="preserve">ev_adjust </w:t>
+      </w:r>
+      <w:r>
+        <w:rPr>
+          <w:rStyle w:val="OtherTok"/>
+        </w:rPr>
+        <w:t xml:space="preserve">&lt;-</w:t>
+      </w:r>
+      <w:r>
+        <w:rPr>
+          <w:rStyle w:val="NormalTok"/>
+        </w:rPr>
+        <w:t xml:space="preserve"> </w:t>
+      </w:r>
+      <w:r>
+        <w:rPr>
+          <w:rStyle w:val="FunctionTok"/>
+        </w:rPr>
+        <w:t xml:space="preserve">evaluate</w:t>
+      </w:r>
+      <w:r>
+        <w:rPr>
+          <w:rStyle w:val="NormalTok"/>
+        </w:rPr>
+        <w:t xml:space="preserve">(model, output, adjust)</w:t>
+      </w:r>
+      <w:r>
+        <w:br/>
+      </w:r>
+      <w:r>
+        <w:rPr>
+          <w:rStyle w:val="NormalTok"/>
+        </w:rPr>
+        <w:t xml:space="preserve">ev_adjust</w:t>
+      </w:r>
+      <w:r>
+        <w:rPr>
+          <w:rStyle w:val="SpecialCharTok"/>
+        </w:rPr>
+        <w:t xml:space="preserve">$</w:t>
+      </w:r>
+      <w:r>
+        <w:rPr>
+          <w:rStyle w:val="NormalTok"/>
+        </w:rPr>
+        <w:t xml:space="preserve">mse</w:t>
       </w:r>
     </w:p>
     <w:p>
       <w:pPr>
-        <w:pStyle w:val="FirstParagraph"/>
-      </w:pPr>
-      <w:r>
-        <w:t xml:space="preserve">We now forecast the test set and compare the predicted values with the observed ones.</w:t>
+        <w:pStyle w:val="SourceCode"/>
+      </w:pPr>
+      <w:r>
+        <w:rPr>
+          <w:rStyle w:val="VerbatimChar"/>
+        </w:rPr>
+        <w:t xml:space="preserve">## [1] 0.1600423</w:t>
       </w:r>
     </w:p>
     <w:p>
       <w:pPr>
-        <w:pStyle w:val="SourceCode"/>
-      </w:pPr>
-      <w:r>
-        <w:rPr>
-          <w:rStyle w:val="CommentTok"/>
-        </w:rPr>
-        <w:t xml:space="preserve"># Forecast on test set</w:t>
-      </w:r>
-      <w:r>
-        <w:br/>
-      </w:r>
-      <w:r>
-        <w:br/>
-      </w:r>
-      <w:r>
-        <w:rPr>
-          <w:rStyle w:val="NormalTok"/>
-        </w:rPr>
-        <w:t xml:space="preserve">steps_ahead </w:t>
-      </w:r>
-      <w:r>
-        <w:rPr>
-          <w:rStyle w:val="OtherTok"/>
-        </w:rPr>
-        <w:t xml:space="preserve">&lt;-</w:t>
-      </w:r>
-      <w:r>
-        <w:rPr>
-          <w:rStyle w:val="NormalTok"/>
-        </w:rPr>
-        <w:t xml:space="preserve"> </w:t>
-      </w:r>
-      <w:r>
-        <w:rPr>
-          <w:rStyle w:val="DecValTok"/>
-        </w:rPr>
-        <w:t xml:space="preserve">1</w:t>
-      </w:r>
-      <w:r>
-        <w:br/>
-      </w:r>
-      <w:r>
-        <w:rPr>
-          <w:rStyle w:val="NormalTok"/>
-        </w:rPr>
-        <w:t xml:space="preserve">prediction </w:t>
-      </w:r>
-      <w:r>
-        <w:rPr>
-          <w:rStyle w:val="OtherTok"/>
-        </w:rPr>
-        <w:t xml:space="preserve">&lt;-</w:t>
-      </w:r>
-      <w:r>
-        <w:rPr>
-          <w:rStyle w:val="NormalTok"/>
-        </w:rPr>
-        <w:t xml:space="preserve"> </w:t>
-      </w:r>
-      <w:r>
-        <w:rPr>
-          <w:rStyle w:val="FunctionTok"/>
-        </w:rPr>
-        <w:t xml:space="preserve">predict</w:t>
-      </w:r>
-      <w:r>
-        <w:rPr>
-          <w:rStyle w:val="NormalTok"/>
-        </w:rPr>
-        <w:t xml:space="preserve">(model, </w:t>
-      </w:r>
-      <w:r>
-        <w:rPr>
-          <w:rStyle w:val="AttributeTok"/>
-        </w:rPr>
-        <w:t xml:space="preserve">x =</w:t>
-      </w:r>
-      <w:r>
-        <w:rPr>
-          <w:rStyle w:val="NormalTok"/>
-        </w:rPr>
-        <w:t xml:space="preserve"> io_test</w:t>
-      </w:r>
-      <w:r>
-        <w:rPr>
-          <w:rStyle w:val="SpecialCharTok"/>
-        </w:rPr>
-        <w:t xml:space="preserve">$</w:t>
-      </w:r>
-      <w:r>
-        <w:rPr>
-          <w:rStyle w:val="NormalTok"/>
-        </w:rPr>
-        <w:t xml:space="preserve">input, </w:t>
-      </w:r>
-      <w:r>
-        <w:rPr>
-          <w:rStyle w:val="AttributeTok"/>
-        </w:rPr>
-        <w:t xml:space="preserve">steps_ahead =</w:t>
-      </w:r>
-      <w:r>
-        <w:rPr>
-          <w:rStyle w:val="NormalTok"/>
-        </w:rPr>
-        <w:t xml:space="preserve"> steps_ahead)</w:t>
-      </w:r>
-      <w:r>
-        <w:br/>
-      </w:r>
-      <w:r>
-        <w:rPr>
-          <w:rStyle w:val="NormalTok"/>
-        </w:rPr>
-        <w:t xml:space="preserve">prediction </w:t>
-      </w:r>
-      <w:r>
-        <w:rPr>
-          <w:rStyle w:val="OtherTok"/>
-        </w:rPr>
-        <w:t xml:space="preserve">&lt;-</w:t>
-      </w:r>
-      <w:r>
-        <w:rPr>
-          <w:rStyle w:val="NormalTok"/>
-        </w:rPr>
-        <w:t xml:space="preserve"> </w:t>
-      </w:r>
-      <w:r>
-        <w:rPr>
-          <w:rStyle w:val="FunctionTok"/>
-        </w:rPr>
-        <w:t xml:space="preserve">as.vector</w:t>
-      </w:r>
-      <w:r>
-        <w:rPr>
-          <w:rStyle w:val="NormalTok"/>
-        </w:rPr>
-        <w:t xml:space="preserve">(prediction)</w:t>
-      </w:r>
-      <w:r>
-        <w:br/>
-      </w:r>
-      <w:r>
-        <w:br/>
-      </w:r>
-      <w:r>
-        <w:rPr>
-          <w:rStyle w:val="NormalTok"/>
-        </w:rPr>
-        <w:t xml:space="preserve">output </w:t>
-      </w:r>
-      <w:r>
-        <w:rPr>
-          <w:rStyle w:val="OtherTok"/>
-        </w:rPr>
-        <w:t xml:space="preserve">&lt;-</w:t>
-      </w:r>
-      <w:r>
-        <w:rPr>
-          <w:rStyle w:val="NormalTok"/>
-        </w:rPr>
-        <w:t xml:space="preserve"> </w:t>
-      </w:r>
-      <w:r>
-        <w:rPr>
-          <w:rStyle w:val="FunctionTok"/>
-        </w:rPr>
-        <w:t xml:space="preserve">as.vector</w:t>
-      </w:r>
-      <w:r>
-        <w:rPr>
-          <w:rStyle w:val="NormalTok"/>
-        </w:rPr>
-        <w:t xml:space="preserve">(io_test</w:t>
-      </w:r>
-      <w:r>
-        <w:rPr>
-          <w:rStyle w:val="SpecialCharTok"/>
-        </w:rPr>
-        <w:t xml:space="preserve">$</w:t>
-      </w:r>
-      <w:r>
-        <w:rPr>
-          <w:rStyle w:val="NormalTok"/>
-        </w:rPr>
-        <w:t xml:space="preserve">output)</w:t>
-      </w:r>
-      <w:r>
-        <w:br/>
-      </w:r>
-      <w:r>
-        <w:rPr>
-          <w:rStyle w:val="ControlFlowTok"/>
-        </w:rPr>
-        <w:t xml:space="preserve">if</w:t>
-      </w:r>
-      <w:r>
-        <w:rPr>
-          <w:rStyle w:val="NormalTok"/>
-        </w:rPr>
-        <w:t xml:space="preserve"> (steps_ahead </w:t>
-      </w:r>
-      <w:r>
-        <w:rPr>
-          <w:rStyle w:val="SpecialCharTok"/>
-        </w:rPr>
-        <w:t xml:space="preserve">&gt;</w:t>
-      </w:r>
-      <w:r>
-        <w:rPr>
-          <w:rStyle w:val="NormalTok"/>
-        </w:rPr>
-        <w:t xml:space="preserve"> </w:t>
-      </w:r>
-      <w:r>
-        <w:rPr>
-          <w:rStyle w:val="DecValTok"/>
-        </w:rPr>
-        <w:t xml:space="preserve">1</w:t>
-      </w:r>
-      <w:r>
-        <w:rPr>
-          <w:rStyle w:val="NormalTok"/>
-        </w:rPr>
-        <w:t xml:space="preserve">)</w:t>
-      </w:r>
-      <w:r>
-        <w:br/>
-      </w:r>
-      <w:r>
-        <w:rPr>
-          <w:rStyle w:val="NormalTok"/>
-        </w:rPr>
-        <w:t xml:space="preserve">  output </w:t>
-      </w:r>
-      <w:r>
-        <w:rPr>
-          <w:rStyle w:val="OtherTok"/>
-        </w:rPr>
-        <w:t xml:space="preserve">&lt;-</w:t>
-      </w:r>
-      <w:r>
-        <w:rPr>
-          <w:rStyle w:val="NormalTok"/>
-        </w:rPr>
-        <w:t xml:space="preserve"> output[</w:t>
-      </w:r>
-      <w:r>
-        <w:rPr>
-          <w:rStyle w:val="DecValTok"/>
-        </w:rPr>
-        <w:t xml:space="preserve">1</w:t>
-      </w:r>
-      <w:r>
-        <w:rPr>
-          <w:rStyle w:val="SpecialCharTok"/>
-        </w:rPr>
-        <w:t xml:space="preserve">:</w:t>
-      </w:r>
-      <w:r>
-        <w:rPr>
-          <w:rStyle w:val="NormalTok"/>
-        </w:rPr>
-        <w:t xml:space="preserve">steps_ahead]</w:t>
-      </w:r>
-      <w:r>
-        <w:br/>
-      </w:r>
-      <w:r>
-        <w:br/>
-      </w:r>
-      <w:r>
-        <w:rPr>
-          <w:rStyle w:val="FunctionTok"/>
-        </w:rPr>
-        <w:t xml:space="preserve">print</w:t>
-      </w:r>
-      <w:r>
-        <w:rPr>
-          <w:rStyle w:val="NormalTok"/>
-        </w:rPr>
-        <w:t xml:space="preserve">(</w:t>
-      </w:r>
-      <w:r>
-        <w:rPr>
-          <w:rStyle w:val="FunctionTok"/>
-        </w:rPr>
-        <w:t xml:space="preserve">sprintf</w:t>
-      </w:r>
-      <w:r>
-        <w:rPr>
-          <w:rStyle w:val="NormalTok"/>
-        </w:rPr>
-        <w:t xml:space="preserve">(</w:t>
-      </w:r>
-      <w:r>
-        <w:rPr>
-          <w:rStyle w:val="StringTok"/>
-        </w:rPr>
-        <w:t xml:space="preserve">"%.2f, %.2f"</w:t>
-      </w:r>
-      <w:r>
-        <w:rPr>
-          <w:rStyle w:val="NormalTok"/>
-        </w:rPr>
-        <w:t xml:space="preserve">, output, prediction))</w:t>
+        <w:pStyle w:val="FirstParagraph"/>
+      </w:pPr>
+      <w:r>
+        <w:t xml:space="preserve">We now forecast the test set and compare the predicted values with the observed ones.</w:t>
       </w:r>
     </w:p>
     <w:p>
@@ -1577,103 +1373,328 @@
       </w:pPr>
       <w:r>
         <w:rPr>
-          <w:rStyle w:val="VerbatimChar"/>
-        </w:rPr>
-        <w:t xml:space="preserve">## [1] "0.41, 0.50"  "0.17, 0.44"  "-0.08, 0.34" "-0.32, 0.22" "-0.54, 0.07"</w:t>
+          <w:rStyle w:val="CommentTok"/>
+        </w:rPr>
+        <w:t xml:space="preserve"># Forecast on test set</w:t>
+      </w:r>
+      <w:r>
+        <w:br/>
+      </w:r>
+      <w:r>
+        <w:br/>
+      </w:r>
+      <w:r>
+        <w:rPr>
+          <w:rStyle w:val="NormalTok"/>
+        </w:rPr>
+        <w:t xml:space="preserve">steps_ahead </w:t>
+      </w:r>
+      <w:r>
+        <w:rPr>
+          <w:rStyle w:val="OtherTok"/>
+        </w:rPr>
+        <w:t xml:space="preserve">&lt;-</w:t>
+      </w:r>
+      <w:r>
+        <w:rPr>
+          <w:rStyle w:val="NormalTok"/>
+        </w:rPr>
+        <w:t xml:space="preserve"> </w:t>
+      </w:r>
+      <w:r>
+        <w:rPr>
+          <w:rStyle w:val="DecValTok"/>
+        </w:rPr>
+        <w:t xml:space="preserve">1</w:t>
+      </w:r>
+      <w:r>
+        <w:br/>
+      </w:r>
+      <w:r>
+        <w:rPr>
+          <w:rStyle w:val="NormalTok"/>
+        </w:rPr>
+        <w:t xml:space="preserve">prediction </w:t>
+      </w:r>
+      <w:r>
+        <w:rPr>
+          <w:rStyle w:val="OtherTok"/>
+        </w:rPr>
+        <w:t xml:space="preserve">&lt;-</w:t>
+      </w:r>
+      <w:r>
+        <w:rPr>
+          <w:rStyle w:val="NormalTok"/>
+        </w:rPr>
+        <w:t xml:space="preserve"> </w:t>
+      </w:r>
+      <w:r>
+        <w:rPr>
+          <w:rStyle w:val="FunctionTok"/>
+        </w:rPr>
+        <w:t xml:space="preserve">predict</w:t>
+      </w:r>
+      <w:r>
+        <w:rPr>
+          <w:rStyle w:val="NormalTok"/>
+        </w:rPr>
+        <w:t xml:space="preserve">(model, </w:t>
+      </w:r>
+      <w:r>
+        <w:rPr>
+          <w:rStyle w:val="AttributeTok"/>
+        </w:rPr>
+        <w:t xml:space="preserve">x =</w:t>
+      </w:r>
+      <w:r>
+        <w:rPr>
+          <w:rStyle w:val="NormalTok"/>
+        </w:rPr>
+        <w:t xml:space="preserve"> io_test</w:t>
+      </w:r>
+      <w:r>
+        <w:rPr>
+          <w:rStyle w:val="SpecialCharTok"/>
+        </w:rPr>
+        <w:t xml:space="preserve">$</w:t>
+      </w:r>
+      <w:r>
+        <w:rPr>
+          <w:rStyle w:val="NormalTok"/>
+        </w:rPr>
+        <w:t xml:space="preserve">input, </w:t>
+      </w:r>
+      <w:r>
+        <w:rPr>
+          <w:rStyle w:val="AttributeTok"/>
+        </w:rPr>
+        <w:t xml:space="preserve">steps_ahead =</w:t>
+      </w:r>
+      <w:r>
+        <w:rPr>
+          <w:rStyle w:val="NormalTok"/>
+        </w:rPr>
+        <w:t xml:space="preserve"> steps_ahead)</w:t>
+      </w:r>
+      <w:r>
+        <w:br/>
+      </w:r>
+      <w:r>
+        <w:rPr>
+          <w:rStyle w:val="NormalTok"/>
+        </w:rPr>
+        <w:t xml:space="preserve">prediction </w:t>
+      </w:r>
+      <w:r>
+        <w:rPr>
+          <w:rStyle w:val="OtherTok"/>
+        </w:rPr>
+        <w:t xml:space="preserve">&lt;-</w:t>
+      </w:r>
+      <w:r>
+        <w:rPr>
+          <w:rStyle w:val="NormalTok"/>
+        </w:rPr>
+        <w:t xml:space="preserve"> </w:t>
+      </w:r>
+      <w:r>
+        <w:rPr>
+          <w:rStyle w:val="FunctionTok"/>
+        </w:rPr>
+        <w:t xml:space="preserve">as.vector</w:t>
+      </w:r>
+      <w:r>
+        <w:rPr>
+          <w:rStyle w:val="NormalTok"/>
+        </w:rPr>
+        <w:t xml:space="preserve">(prediction)</w:t>
+      </w:r>
+      <w:r>
+        <w:br/>
+      </w:r>
+      <w:r>
+        <w:br/>
+      </w:r>
+      <w:r>
+        <w:rPr>
+          <w:rStyle w:val="NormalTok"/>
+        </w:rPr>
+        <w:t xml:space="preserve">output </w:t>
+      </w:r>
+      <w:r>
+        <w:rPr>
+          <w:rStyle w:val="OtherTok"/>
+        </w:rPr>
+        <w:t xml:space="preserve">&lt;-</w:t>
+      </w:r>
+      <w:r>
+        <w:rPr>
+          <w:rStyle w:val="NormalTok"/>
+        </w:rPr>
+        <w:t xml:space="preserve"> </w:t>
+      </w:r>
+      <w:r>
+        <w:rPr>
+          <w:rStyle w:val="FunctionTok"/>
+        </w:rPr>
+        <w:t xml:space="preserve">as.vector</w:t>
+      </w:r>
+      <w:r>
+        <w:rPr>
+          <w:rStyle w:val="NormalTok"/>
+        </w:rPr>
+        <w:t xml:space="preserve">(io_test</w:t>
+      </w:r>
+      <w:r>
+        <w:rPr>
+          <w:rStyle w:val="SpecialCharTok"/>
+        </w:rPr>
+        <w:t xml:space="preserve">$</w:t>
+      </w:r>
+      <w:r>
+        <w:rPr>
+          <w:rStyle w:val="NormalTok"/>
+        </w:rPr>
+        <w:t xml:space="preserve">output)</w:t>
+      </w:r>
+      <w:r>
+        <w:br/>
+      </w:r>
+      <w:r>
+        <w:rPr>
+          <w:rStyle w:val="ControlFlowTok"/>
+        </w:rPr>
+        <w:t xml:space="preserve">if</w:t>
+      </w:r>
+      <w:r>
+        <w:rPr>
+          <w:rStyle w:val="NormalTok"/>
+        </w:rPr>
+        <w:t xml:space="preserve"> (steps_ahead </w:t>
+      </w:r>
+      <w:r>
+        <w:rPr>
+          <w:rStyle w:val="SpecialCharTok"/>
+        </w:rPr>
+        <w:t xml:space="preserve">&gt;</w:t>
+      </w:r>
+      <w:r>
+        <w:rPr>
+          <w:rStyle w:val="NormalTok"/>
+        </w:rPr>
+        <w:t xml:space="preserve"> </w:t>
+      </w:r>
+      <w:r>
+        <w:rPr>
+          <w:rStyle w:val="DecValTok"/>
+        </w:rPr>
+        <w:t xml:space="preserve">1</w:t>
+      </w:r>
+      <w:r>
+        <w:rPr>
+          <w:rStyle w:val="NormalTok"/>
+        </w:rPr>
+        <w:t xml:space="preserve">)</w:t>
+      </w:r>
+      <w:r>
+        <w:br/>
+      </w:r>
+      <w:r>
+        <w:rPr>
+          <w:rStyle w:val="NormalTok"/>
+        </w:rPr>
+        <w:t xml:space="preserve">  output </w:t>
+      </w:r>
+      <w:r>
+        <w:rPr>
+          <w:rStyle w:val="OtherTok"/>
+        </w:rPr>
+        <w:t xml:space="preserve">&lt;-</w:t>
+      </w:r>
+      <w:r>
+        <w:rPr>
+          <w:rStyle w:val="NormalTok"/>
+        </w:rPr>
+        <w:t xml:space="preserve"> output[</w:t>
+      </w:r>
+      <w:r>
+        <w:rPr>
+          <w:rStyle w:val="DecValTok"/>
+        </w:rPr>
+        <w:t xml:space="preserve">1</w:t>
+      </w:r>
+      <w:r>
+        <w:rPr>
+          <w:rStyle w:val="SpecialCharTok"/>
+        </w:rPr>
+        <w:t xml:space="preserve">:</w:t>
+      </w:r>
+      <w:r>
+        <w:rPr>
+          <w:rStyle w:val="NormalTok"/>
+        </w:rPr>
+        <w:t xml:space="preserve">steps_ahead]</w:t>
+      </w:r>
+      <w:r>
+        <w:br/>
+      </w:r>
+      <w:r>
+        <w:br/>
+      </w:r>
+      <w:r>
+        <w:rPr>
+          <w:rStyle w:val="FunctionTok"/>
+        </w:rPr>
+        <w:t xml:space="preserve">print</w:t>
+      </w:r>
+      <w:r>
+        <w:rPr>
+          <w:rStyle w:val="NormalTok"/>
+        </w:rPr>
+        <w:t xml:space="preserve">(</w:t>
+      </w:r>
+      <w:r>
+        <w:rPr>
+          <w:rStyle w:val="FunctionTok"/>
+        </w:rPr>
+        <w:t xml:space="preserve">sprintf</w:t>
+      </w:r>
+      <w:r>
+        <w:rPr>
+          <w:rStyle w:val="NormalTok"/>
+        </w:rPr>
+        <w:t xml:space="preserve">(</w:t>
+      </w:r>
+      <w:r>
+        <w:rPr>
+          <w:rStyle w:val="StringTok"/>
+        </w:rPr>
+        <w:t xml:space="preserve">"%.2f, %.2f"</w:t>
+      </w:r>
+      <w:r>
+        <w:rPr>
+          <w:rStyle w:val="NormalTok"/>
+        </w:rPr>
+        <w:t xml:space="preserve">, output, prediction))</w:t>
       </w:r>
     </w:p>
     <w:p>
       <w:pPr>
-        <w:pStyle w:val="FirstParagraph"/>
-      </w:pPr>
-      <w:r>
-        <w:t xml:space="preserve">This chunk evaluates the custom component on the held-out test segment.</w:t>
+        <w:pStyle w:val="SourceCode"/>
+      </w:pPr>
+      <w:r>
+        <w:rPr>
+          <w:rStyle w:val="VerbatimChar"/>
+        </w:rPr>
+        <w:t xml:space="preserve">## [1] "0.41, 0.58"  "0.17, 0.50"  "-0.08, 0.39" "-0.32, 0.26" "-0.54, 0.10"</w:t>
       </w:r>
     </w:p>
     <w:p>
       <w:pPr>
-        <w:pStyle w:val="SourceCode"/>
-      </w:pPr>
-      <w:r>
-        <w:rPr>
-          <w:rStyle w:val="CommentTok"/>
-        </w:rPr>
-        <w:t xml:space="preserve"># Test evaluation</w:t>
-      </w:r>
-      <w:r>
-        <w:br/>
-      </w:r>
-      <w:r>
-        <w:br/>
-      </w:r>
-      <w:r>
-        <w:rPr>
-          <w:rStyle w:val="NormalTok"/>
-        </w:rPr>
-        <w:t xml:space="preserve">ev_test </w:t>
-      </w:r>
-      <w:r>
-        <w:rPr>
-          <w:rStyle w:val="OtherTok"/>
-        </w:rPr>
-        <w:t xml:space="preserve">&lt;-</w:t>
-      </w:r>
-      <w:r>
-        <w:rPr>
-          <w:rStyle w:val="NormalTok"/>
-        </w:rPr>
-        <w:t xml:space="preserve"> </w:t>
-      </w:r>
-      <w:r>
-        <w:rPr>
-          <w:rStyle w:val="FunctionTok"/>
-        </w:rPr>
-        <w:t xml:space="preserve">evaluate</w:t>
-      </w:r>
-      <w:r>
-        <w:rPr>
-          <w:rStyle w:val="NormalTok"/>
-        </w:rPr>
-        <w:t xml:space="preserve">(model, output, prediction)</w:t>
-      </w:r>
-      <w:r>
-        <w:br/>
-      </w:r>
-      <w:r>
-        <w:rPr>
-          <w:rStyle w:val="FunctionTok"/>
-        </w:rPr>
-        <w:t xml:space="preserve">print</w:t>
-      </w:r>
-      <w:r>
-        <w:rPr>
-          <w:rStyle w:val="NormalTok"/>
-        </w:rPr>
-        <w:t xml:space="preserve">(</w:t>
-      </w:r>
-      <w:r>
-        <w:rPr>
-          <w:rStyle w:val="FunctionTok"/>
-        </w:rPr>
-        <w:t xml:space="preserve">head</w:t>
-      </w:r>
-      <w:r>
-        <w:rPr>
-          <w:rStyle w:val="NormalTok"/>
-        </w:rPr>
-        <w:t xml:space="preserve">(ev_test</w:t>
-      </w:r>
-      <w:r>
-        <w:rPr>
-          <w:rStyle w:val="SpecialCharTok"/>
-        </w:rPr>
-        <w:t xml:space="preserve">$</w:t>
-      </w:r>
-      <w:r>
-        <w:rPr>
-          <w:rStyle w:val="NormalTok"/>
-        </w:rPr>
-        <w:t xml:space="preserve">metrics))</w:t>
+        <w:pStyle w:val="FirstParagraph"/>
+      </w:pPr>
+      <w:r>
+        <w:t xml:space="preserve">This chunk evaluates the custom component on the held-out test segment.</w:t>
       </w:r>
     </w:p>
     <w:p>
@@ -1682,18 +1703,84 @@
       </w:pPr>
       <w:r>
         <w:rPr>
-          <w:rStyle w:val="VerbatimChar"/>
-        </w:rPr>
-        <w:t xml:space="preserve">##         mse    smape         R2</w:t>
-      </w:r>
-      <w:r>
-        <w:br/>
-      </w:r>
-      <w:r>
-        <w:rPr>
-          <w:rStyle w:val="VerbatimChar"/>
-        </w:rPr>
-        <w:t xml:space="preserve">## 1 0.1835147 1.408233 -0.5850258</w:t>
+          <w:rStyle w:val="CommentTok"/>
+        </w:rPr>
+        <w:t xml:space="preserve"># Test evaluation</w:t>
+      </w:r>
+      <w:r>
+        <w:br/>
+      </w:r>
+      <w:r>
+        <w:br/>
+      </w:r>
+      <w:r>
+        <w:rPr>
+          <w:rStyle w:val="NormalTok"/>
+        </w:rPr>
+        <w:t xml:space="preserve">ev_test </w:t>
+      </w:r>
+      <w:r>
+        <w:rPr>
+          <w:rStyle w:val="OtherTok"/>
+        </w:rPr>
+        <w:t xml:space="preserve">&lt;-</w:t>
+      </w:r>
+      <w:r>
+        <w:rPr>
+          <w:rStyle w:val="NormalTok"/>
+        </w:rPr>
+        <w:t xml:space="preserve"> </w:t>
+      </w:r>
+      <w:r>
+        <w:rPr>
+          <w:rStyle w:val="FunctionTok"/>
+        </w:rPr>
+        <w:t xml:space="preserve">evaluate</w:t>
+      </w:r>
+      <w:r>
+        <w:rPr>
+          <w:rStyle w:val="NormalTok"/>
+        </w:rPr>
+        <w:t xml:space="preserve">(model, output, prediction)</w:t>
+      </w:r>
+      <w:r>
+        <w:br/>
+      </w:r>
+      <w:r>
+        <w:rPr>
+          <w:rStyle w:val="FunctionTok"/>
+        </w:rPr>
+        <w:t xml:space="preserve">print</w:t>
+      </w:r>
+      <w:r>
+        <w:rPr>
+          <w:rStyle w:val="NormalTok"/>
+        </w:rPr>
+        <w:t xml:space="preserve">(</w:t>
+      </w:r>
+      <w:r>
+        <w:rPr>
+          <w:rStyle w:val="FunctionTok"/>
+        </w:rPr>
+        <w:t xml:space="preserve">head</w:t>
+      </w:r>
+      <w:r>
+        <w:rPr>
+          <w:rStyle w:val="NormalTok"/>
+        </w:rPr>
+        <w:t xml:space="preserve">(ev_test</w:t>
+      </w:r>
+      <w:r>
+        <w:rPr>
+          <w:rStyle w:val="SpecialCharTok"/>
+        </w:rPr>
+        <w:t xml:space="preserve">$</w:t>
+      </w:r>
+      <w:r>
+        <w:rPr>
+          <w:rStyle w:val="NormalTok"/>
+        </w:rPr>
+        <w:t xml:space="preserve">metrics))</w:t>
       </w:r>
     </w:p>
     <w:p>
@@ -1702,87 +1789,18 @@
       </w:pPr>
       <w:r>
         <w:rPr>
-          <w:rStyle w:val="FunctionTok"/>
-        </w:rPr>
-        <w:t xml:space="preserve">print</w:t>
-      </w:r>
-      <w:r>
-        <w:rPr>
-          <w:rStyle w:val="NormalTok"/>
-        </w:rPr>
-        <w:t xml:space="preserve">(</w:t>
-      </w:r>
-      <w:r>
-        <w:rPr>
-          <w:rStyle w:val="FunctionTok"/>
-        </w:rPr>
-        <w:t xml:space="preserve">sprintf</w:t>
-      </w:r>
-      <w:r>
-        <w:rPr>
-          <w:rStyle w:val="NormalTok"/>
-        </w:rPr>
-        <w:t xml:space="preserve">(</w:t>
-      </w:r>
-      <w:r>
-        <w:rPr>
-          <w:rStyle w:val="StringTok"/>
-        </w:rPr>
-        <w:t xml:space="preserve">"smape: %.2f"</w:t>
-      </w:r>
-      <w:r>
-        <w:rPr>
-          <w:rStyle w:val="NormalTok"/>
-        </w:rPr>
-        <w:t xml:space="preserve">, </w:t>
-      </w:r>
-      <w:r>
-        <w:rPr>
-          <w:rStyle w:val="DecValTok"/>
-        </w:rPr>
-        <w:t xml:space="preserve">100</w:t>
-      </w:r>
-      <w:r>
-        <w:rPr>
-          <w:rStyle w:val="NormalTok"/>
-        </w:rPr>
-        <w:t xml:space="preserve"> </w:t>
-      </w:r>
-      <w:r>
-        <w:rPr>
-          <w:rStyle w:val="SpecialCharTok"/>
-        </w:rPr>
-        <w:t xml:space="preserve">*</w:t>
-      </w:r>
-      <w:r>
-        <w:rPr>
-          <w:rStyle w:val="NormalTok"/>
-        </w:rPr>
-        <w:t xml:space="preserve"> ev_test</w:t>
-      </w:r>
-      <w:r>
-        <w:rPr>
-          <w:rStyle w:val="SpecialCharTok"/>
-        </w:rPr>
-        <w:t xml:space="preserve">$</w:t>
-      </w:r>
-      <w:r>
-        <w:rPr>
-          <w:rStyle w:val="NormalTok"/>
-        </w:rPr>
-        <w:t xml:space="preserve">metrics</w:t>
-      </w:r>
-      <w:r>
-        <w:rPr>
-          <w:rStyle w:val="SpecialCharTok"/>
-        </w:rPr>
-        <w:t xml:space="preserve">$</w:t>
-      </w:r>
-      <w:r>
-        <w:rPr>
-          <w:rStyle w:val="NormalTok"/>
-        </w:rPr>
-        <w:t xml:space="preserve">smape))</w:t>
+          <w:rStyle w:val="VerbatimChar"/>
+        </w:rPr>
+        <w:t xml:space="preserve">##         mse    smape         R2</w:t>
+      </w:r>
+      <w:r>
+        <w:br/>
+      </w:r>
+      <w:r>
+        <w:rPr>
+          <w:rStyle w:val="VerbatimChar"/>
+        </w:rPr>
+        <w:t xml:space="preserve">## 1 0.2205455 1.463981 -0.9048628</w:t>
       </w:r>
     </w:p>
     <w:p>
@@ -1791,9 +1809,98 @@
       </w:pPr>
       <w:r>
         <w:rPr>
+          <w:rStyle w:val="FunctionTok"/>
+        </w:rPr>
+        <w:t xml:space="preserve">print</w:t>
+      </w:r>
+      <w:r>
+        <w:rPr>
+          <w:rStyle w:val="NormalTok"/>
+        </w:rPr>
+        <w:t xml:space="preserve">(</w:t>
+      </w:r>
+      <w:r>
+        <w:rPr>
+          <w:rStyle w:val="FunctionTok"/>
+        </w:rPr>
+        <w:t xml:space="preserve">sprintf</w:t>
+      </w:r>
+      <w:r>
+        <w:rPr>
+          <w:rStyle w:val="NormalTok"/>
+        </w:rPr>
+        <w:t xml:space="preserve">(</w:t>
+      </w:r>
+      <w:r>
+        <w:rPr>
+          <w:rStyle w:val="StringTok"/>
+        </w:rPr>
+        <w:t xml:space="preserve">"smape: %.2f"</w:t>
+      </w:r>
+      <w:r>
+        <w:rPr>
+          <w:rStyle w:val="NormalTok"/>
+        </w:rPr>
+        <w:t xml:space="preserve">, </w:t>
+      </w:r>
+      <w:r>
+        <w:rPr>
+          <w:rStyle w:val="DecValTok"/>
+        </w:rPr>
+        <w:t xml:space="preserve">100</w:t>
+      </w:r>
+      <w:r>
+        <w:rPr>
+          <w:rStyle w:val="NormalTok"/>
+        </w:rPr>
+        <w:t xml:space="preserve"> </w:t>
+      </w:r>
+      <w:r>
+        <w:rPr>
+          <w:rStyle w:val="SpecialCharTok"/>
+        </w:rPr>
+        <w:t xml:space="preserve">*</w:t>
+      </w:r>
+      <w:r>
+        <w:rPr>
+          <w:rStyle w:val="NormalTok"/>
+        </w:rPr>
+        <w:t xml:space="preserve"> ev_test</w:t>
+      </w:r>
+      <w:r>
+        <w:rPr>
+          <w:rStyle w:val="SpecialCharTok"/>
+        </w:rPr>
+        <w:t xml:space="preserve">$</w:t>
+      </w:r>
+      <w:r>
+        <w:rPr>
+          <w:rStyle w:val="NormalTok"/>
+        </w:rPr>
+        <w:t xml:space="preserve">metrics</w:t>
+      </w:r>
+      <w:r>
+        <w:rPr>
+          <w:rStyle w:val="SpecialCharTok"/>
+        </w:rPr>
+        <w:t xml:space="preserve">$</w:t>
+      </w:r>
+      <w:r>
+        <w:rPr>
+          <w:rStyle w:val="NormalTok"/>
+        </w:rPr>
+        <w:t xml:space="preserve">smape))</w:t>
+      </w:r>
+    </w:p>
+    <w:p>
+      <w:pPr>
+        <w:pStyle w:val="SourceCode"/>
+      </w:pPr>
+      <w:r>
+        <w:rPr>
           <w:rStyle w:val="VerbatimChar"/>
         </w:rPr>
-        <w:t xml:space="preserve">## [1] "smape: 140.82"</w:t>
+        <w:t xml:space="preserve">## [1] "smape: 146.40"</w:t>
       </w:r>
     </w:p>
     <w:p>
@@ -2012,7 +2119,7 @@
               <a:graphicData uri="http://schemas.openxmlformats.org/drawingml/2006/picture">
                 <pic:pic>
                   <pic:nvPicPr>
-                    <pic:cNvPr descr="C:\Git\dal\daltoolboxdp\examples\timeseries\doc\ts_lstm_files/69b0fac1aee2d02ee44e279a951b18c12fcc775e.png" id="14" name="Picture"/>
+                    <pic:cNvPr descr="/home/gpca/daltoolboxdp/examples/timeseries/doc/ts_lstm_files/2926e171bdd9ecc24e50df099248290a782a5e45.png" id="14" name="Picture"/>
                     <pic:cNvPicPr>
                       <a:picLocks noChangeArrowheads="1" noChangeAspect="1"/>
                     </pic:cNvPicPr>
@@ -2567,7 +2674,7 @@
               <a:graphicData uri="http://schemas.openxmlformats.org/drawingml/2006/picture">
                 <pic:pic>
                   <pic:nvPicPr>
-                    <pic:cNvPr descr="C:\Git\dal\daltoolboxdp\examples\timeseries\doc\ts_lstm_files/ba8334d1c93f5e95939be3119de937ae05dc2749.png" id="17" name="Picture"/>
+                    <pic:cNvPr descr="/home/gpca/daltoolboxdp/examples/timeseries/doc/ts_lstm_files/fba49fd57bdcba3bc5b3ea00b6d13e74bcda407c.png" id="17" name="Picture"/>
                     <pic:cNvPicPr>
                       <a:picLocks noChangeArrowheads="1" noChangeAspect="1"/>
                     </pic:cNvPicPr>

--- a/examples/timeseries/doc/ts_lstm.docx
+++ b/examples/timeseries/doc/ts_lstm.docx
@@ -1356,7 +1356,7 @@
         <w:rPr>
           <w:rStyle w:val="VerbatimChar"/>
         </w:rPr>
-        <w:t xml:space="preserve">## [1] 0.1600423</w:t>
+        <w:t xml:space="preserve">## [1] 0.175199</w:t>
       </w:r>
     </w:p>
     <w:p>
@@ -1686,7 +1686,7 @@
         <w:rPr>
           <w:rStyle w:val="VerbatimChar"/>
         </w:rPr>
-        <w:t xml:space="preserve">## [1] "0.41, 0.58"  "0.17, 0.50"  "-0.08, 0.39" "-0.32, 0.26" "-0.54, 0.10"</w:t>
+        <w:t xml:space="preserve">## [1] "0.41, 0.50"  "0.17, 0.44"  "-0.08, 0.34" "-0.32, 0.22" "-0.54, 0.07"</w:t>
       </w:r>
     </w:p>
     <w:p>
@@ -1800,7 +1800,7 @@
         <w:rPr>
           <w:rStyle w:val="VerbatimChar"/>
         </w:rPr>
-        <w:t xml:space="preserve">## 1 0.2205455 1.463981 -0.9048628</w:t>
+        <w:t xml:space="preserve">## 1 0.1835147 1.408233 -0.5850259</w:t>
       </w:r>
     </w:p>
     <w:p>
@@ -1900,7 +1900,7 @@
         <w:rPr>
           <w:rStyle w:val="VerbatimChar"/>
         </w:rPr>
-        <w:t xml:space="preserve">## [1] "smape: 146.40"</w:t>
+        <w:t xml:space="preserve">## [1] "smape: 140.82"</w:t>
       </w:r>
     </w:p>
     <w:p>
@@ -2119,7 +2119,7 @@
               <a:graphicData uri="http://schemas.openxmlformats.org/drawingml/2006/picture">
                 <pic:pic>
                   <pic:nvPicPr>
-                    <pic:cNvPr descr="/home/gpca/daltoolboxdp/examples/timeseries/doc/ts_lstm_files/2926e171bdd9ecc24e50df099248290a782a5e45.png" id="14" name="Picture"/>
+                    <pic:cNvPr descr="/home/gpca/daltoolboxdp/examples/timeseries/doc/ts_lstm_files/244a2f31d18743dbc0971baa3778ef841ebdd763.png" id="14" name="Picture"/>
                     <pic:cNvPicPr>
                       <a:picLocks noChangeArrowheads="1" noChangeAspect="1"/>
                     </pic:cNvPicPr>
@@ -2674,7 +2674,7 @@
               <a:graphicData uri="http://schemas.openxmlformats.org/drawingml/2006/picture">
                 <pic:pic>
                   <pic:nvPicPr>
-                    <pic:cNvPr descr="/home/gpca/daltoolboxdp/examples/timeseries/doc/ts_lstm_files/fba49fd57bdcba3bc5b3ea00b6d13e74bcda407c.png" id="17" name="Picture"/>
+                    <pic:cNvPr descr="/home/gpca/daltoolboxdp/examples/timeseries/doc/ts_lstm_files/e315b94fa9d4402b4c66f8c3745938fd38dda1a0.png" id="17" name="Picture"/>
                     <pic:cNvPicPr>
                       <a:picLocks noChangeArrowheads="1" noChangeAspect="1"/>
                     </pic:cNvPicPr>

--- a/examples/timeseries/doc/ts_lstm.docx
+++ b/examples/timeseries/doc/ts_lstm.docx
@@ -749,6 +749,15 @@
         <w:t xml:space="preserve">(</w:t>
       </w:r>
       <w:r>
+        <w:br/>
+      </w:r>
+      <w:r>
+        <w:rPr>
+          <w:rStyle w:val="NormalTok"/>
+        </w:rPr>
+        <w:t xml:space="preserve">  </w:t>
+      </w:r>
+      <w:r>
         <w:rPr>
           <w:rStyle w:val="FunctionTok"/>
         </w:rPr>
@@ -758,7 +767,16 @@
         <w:rPr>
           <w:rStyle w:val="NormalTok"/>
         </w:rPr>
-        <w:t xml:space="preserve">(), </w:t>
+        <w:t xml:space="preserve">(),</w:t>
+      </w:r>
+      <w:r>
+        <w:br/>
+      </w:r>
+      <w:r>
+        <w:rPr>
+          <w:rStyle w:val="NormalTok"/>
+        </w:rPr>
+        <w:t xml:space="preserve">  </w:t>
       </w:r>
       <w:r>
         <w:rPr>
@@ -776,7 +794,127 @@
         <w:rPr>
           <w:rStyle w:val="DecValTok"/>
         </w:rPr>
-        <w:t xml:space="preserve">4</w:t>
+        <w:t xml:space="preserve">9</w:t>
+      </w:r>
+      <w:r>
+        <w:rPr>
+          <w:rStyle w:val="NormalTok"/>
+        </w:rPr>
+        <w:t xml:space="preserve">,</w:t>
+      </w:r>
+      <w:r>
+        <w:br/>
+      </w:r>
+      <w:r>
+        <w:rPr>
+          <w:rStyle w:val="NormalTok"/>
+        </w:rPr>
+        <w:t xml:space="preserve">  </w:t>
+      </w:r>
+      <w:r>
+        <w:rPr>
+          <w:rStyle w:val="AttributeTok"/>
+        </w:rPr>
+        <w:t xml:space="preserve">sequence_length =</w:t>
+      </w:r>
+      <w:r>
+        <w:rPr>
+          <w:rStyle w:val="NormalTok"/>
+        </w:rPr>
+        <w:t xml:space="preserve"> </w:t>
+      </w:r>
+      <w:r>
+        <w:rPr>
+          <w:rStyle w:val="DecValTok"/>
+        </w:rPr>
+        <w:t xml:space="preserve">3</w:t>
+      </w:r>
+      <w:r>
+        <w:rPr>
+          <w:rStyle w:val="DataTypeTok"/>
+        </w:rPr>
+        <w:t xml:space="preserve">L</w:t>
+      </w:r>
+      <w:r>
+        <w:rPr>
+          <w:rStyle w:val="NormalTok"/>
+        </w:rPr>
+        <w:t xml:space="preserve">,</w:t>
+      </w:r>
+      <w:r>
+        <w:br/>
+      </w:r>
+      <w:r>
+        <w:rPr>
+          <w:rStyle w:val="NormalTok"/>
+        </w:rPr>
+        <w:t xml:space="preserve">  </w:t>
+      </w:r>
+      <w:r>
+        <w:rPr>
+          <w:rStyle w:val="AttributeTok"/>
+        </w:rPr>
+        <w:t xml:space="preserve">hidden_size =</w:t>
+      </w:r>
+      <w:r>
+        <w:rPr>
+          <w:rStyle w:val="NormalTok"/>
+        </w:rPr>
+        <w:t xml:space="preserve"> </w:t>
+      </w:r>
+      <w:r>
+        <w:rPr>
+          <w:rStyle w:val="DecValTok"/>
+        </w:rPr>
+        <w:t xml:space="preserve">16</w:t>
+      </w:r>
+      <w:r>
+        <w:rPr>
+          <w:rStyle w:val="DataTypeTok"/>
+        </w:rPr>
+        <w:t xml:space="preserve">L</w:t>
+      </w:r>
+      <w:r>
+        <w:rPr>
+          <w:rStyle w:val="NormalTok"/>
+        </w:rPr>
+        <w:t xml:space="preserve">,</w:t>
+      </w:r>
+      <w:r>
+        <w:br/>
+      </w:r>
+      <w:r>
+        <w:rPr>
+          <w:rStyle w:val="NormalTok"/>
+        </w:rPr>
+        <w:t xml:space="preserve">  </w:t>
+      </w:r>
+      <w:r>
+        <w:rPr>
+          <w:rStyle w:val="AttributeTok"/>
+        </w:rPr>
+        <w:t xml:space="preserve">epochs =</w:t>
+      </w:r>
+      <w:r>
+        <w:rPr>
+          <w:rStyle w:val="NormalTok"/>
+        </w:rPr>
+        <w:t xml:space="preserve"> </w:t>
+      </w:r>
+      <w:r>
+        <w:rPr>
+          <w:rStyle w:val="DecValTok"/>
+        </w:rPr>
+        <w:t xml:space="preserve">200</w:t>
+      </w:r>
+      <w:r>
+        <w:rPr>
+          <w:rStyle w:val="DataTypeTok"/>
+        </w:rPr>
+        <w:t xml:space="preserve">L</w:t>
+      </w:r>
+      <w:r>
+        <w:br/>
       </w:r>
       <w:r>
         <w:rPr>
@@ -892,7 +1030,19 @@
         <w:t xml:space="preserve"> </w:t>
       </w:r>
       <w:r>
-        <w:t xml:space="preserve">to use the default value, keep</w:t>
+        <w:t xml:space="preserve">to use the default value of</w:t>
+      </w:r>
+      <w:r>
+        <w:t xml:space="preserve"> </w:t>
+      </w:r>
+      <w:r>
+        <w:rPr>
+          <w:rStyle w:val="VerbatimChar"/>
+        </w:rPr>
+        <w:t xml:space="preserve">100L</w:t>
+      </w:r>
+      <w:r>
+        <w:t xml:space="preserve">, keep</w:t>
       </w:r>
       <w:r>
         <w:t xml:space="preserve"> </w:t>
@@ -1148,6 +1298,105 @@
       <w:r>
         <w:t xml:space="preserve">adds a dense head after the final recurrent state.</w:t>
       </w:r>
+      <w:r>
+        <w:t xml:space="preserve"> </w:t>
+      </w:r>
+      <w:r>
+        <w:t xml:space="preserve">- In this example,</w:t>
+      </w:r>
+      <w:r>
+        <w:t xml:space="preserve"> </w:t>
+      </w:r>
+      <w:r>
+        <w:rPr>
+          <w:rStyle w:val="VerbatimChar"/>
+        </w:rPr>
+        <w:t xml:space="preserve">input_size = 9</w:t>
+      </w:r>
+      <w:r>
+        <w:t xml:space="preserve"> </w:t>
+      </w:r>
+      <w:r>
+        <w:t xml:space="preserve">matches the nine lagged predictors produced by</w:t>
+      </w:r>
+      <w:r>
+        <w:t xml:space="preserve"> </w:t>
+      </w:r>
+      <w:r>
+        <w:rPr>
+          <w:rStyle w:val="VerbatimChar"/>
+        </w:rPr>
+        <w:t xml:space="preserve">ts_projection()</w:t>
+      </w:r>
+      <w:r>
+        <w:t xml:space="preserve">, and</w:t>
+      </w:r>
+      <w:r>
+        <w:t xml:space="preserve"> </w:t>
+      </w:r>
+      <w:r>
+        <w:rPr>
+          <w:rStyle w:val="VerbatimChar"/>
+        </w:rPr>
+        <w:t xml:space="preserve">sequence_length = 3L</w:t>
+      </w:r>
+      <w:r>
+        <w:t xml:space="preserve"> </w:t>
+      </w:r>
+      <w:r>
+        <w:t xml:space="preserve">turns them into three temporal steps with three features each.</w:t>
+      </w:r>
+      <w:r>
+        <w:t xml:space="preserve"> </w:t>
+      </w:r>
+      <w:r>
+        <w:t xml:space="preserve">- The example also raises</w:t>
+      </w:r>
+      <w:r>
+        <w:t xml:space="preserve"> </w:t>
+      </w:r>
+      <w:r>
+        <w:rPr>
+          <w:rStyle w:val="VerbatimChar"/>
+        </w:rPr>
+        <w:t xml:space="preserve">epochs</w:t>
+      </w:r>
+      <w:r>
+        <w:t xml:space="preserve"> </w:t>
+      </w:r>
+      <w:r>
+        <w:t xml:space="preserve">to</w:t>
+      </w:r>
+      <w:r>
+        <w:t xml:space="preserve"> </w:t>
+      </w:r>
+      <w:r>
+        <w:rPr>
+          <w:rStyle w:val="VerbatimChar"/>
+        </w:rPr>
+        <w:t xml:space="preserve">200L</w:t>
+      </w:r>
+      <w:r>
+        <w:t xml:space="preserve"> </w:t>
+      </w:r>
+      <w:r>
+        <w:t xml:space="preserve">on purpose, because the default</w:t>
+      </w:r>
+      <w:r>
+        <w:t xml:space="preserve"> </w:t>
+      </w:r>
+      <w:r>
+        <w:rPr>
+          <w:rStyle w:val="VerbatimChar"/>
+        </w:rPr>
+        <w:t xml:space="preserve">100L</w:t>
+      </w:r>
+      <w:r>
+        <w:t xml:space="preserve"> </w:t>
+      </w:r>
+      <w:r>
+        <w:t xml:space="preserve">is intended to be tuned by the user when needed.</w:t>
+      </w:r>
     </w:p>
     <w:p>
       <w:pPr>
@@ -1356,7 +1605,7 @@
         <w:rPr>
           <w:rStyle w:val="VerbatimChar"/>
         </w:rPr>
-        <w:t xml:space="preserve">## [1] 0.175199</w:t>
+        <w:t xml:space="preserve">## [1] 0.0005340278</w:t>
       </w:r>
     </w:p>
     <w:p>
@@ -1686,7 +1935,7 @@
         <w:rPr>
           <w:rStyle w:val="VerbatimChar"/>
         </w:rPr>
-        <w:t xml:space="preserve">## [1] "0.41, 0.50"  "0.17, 0.44"  "-0.08, 0.34" "-0.32, 0.22" "-0.54, 0.07"</w:t>
+        <w:t xml:space="preserve">## [1] "0.41, 0.43"   "0.17, 0.19"   "-0.08, -0.07" "-0.32, -0.33" "-0.54, -0.57"</w:t>
       </w:r>
     </w:p>
     <w:p>
@@ -1791,7 +2040,7 @@
         <w:rPr>
           <w:rStyle w:val="VerbatimChar"/>
         </w:rPr>
-        <w:t xml:space="preserve">##         mse    smape         R2</w:t>
+        <w:t xml:space="preserve">##            mse      smape        R2</w:t>
       </w:r>
       <w:r>
         <w:br/>
@@ -1800,7 +2049,7 @@
         <w:rPr>
           <w:rStyle w:val="VerbatimChar"/>
         </w:rPr>
-        <w:t xml:space="preserve">## 1 0.1835147 1.408233 -0.5850259</w:t>
+        <w:t xml:space="preserve">## 1 0.0002284451 0.06766851 0.9980269</w:t>
       </w:r>
     </w:p>
     <w:p>
@@ -1900,7 +2149,7 @@
         <w:rPr>
           <w:rStyle w:val="VerbatimChar"/>
         </w:rPr>
-        <w:t xml:space="preserve">## [1] "smape: 140.82"</w:t>
+        <w:t xml:space="preserve">## [1] "smape: 6.77"</w:t>
       </w:r>
     </w:p>
     <w:p>
@@ -2119,7 +2368,7 @@
               <a:graphicData uri="http://schemas.openxmlformats.org/drawingml/2006/picture">
                 <pic:pic>
                   <pic:nvPicPr>
-                    <pic:cNvPr descr="/home/gpca/daltoolboxdp/examples/timeseries/doc/ts_lstm_files/244a2f31d18743dbc0971baa3778ef841ebdd763.png" id="14" name="Picture"/>
+                    <pic:cNvPr descr="/home/gpca/daltoolboxdp/examples/timeseries/doc/ts_lstm_files/02dd0f2b7b4a0a8a127bed3063acac8ac2c8c8b3.png" id="14" name="Picture"/>
                     <pic:cNvPicPr>
                       <a:picLocks noChangeArrowheads="1" noChangeAspect="1"/>
                     </pic:cNvPicPr>
@@ -2674,7 +2923,7 @@
               <a:graphicData uri="http://schemas.openxmlformats.org/drawingml/2006/picture">
                 <pic:pic>
                   <pic:nvPicPr>
-                    <pic:cNvPr descr="/home/gpca/daltoolboxdp/examples/timeseries/doc/ts_lstm_files/e315b94fa9d4402b4c66f8c3745938fd38dda1a0.png" id="17" name="Picture"/>
+                    <pic:cNvPr descr="/home/gpca/daltoolboxdp/examples/timeseries/doc/ts_lstm_files/3af0649700060968080a142070cc46f245c9c85a.png" id="17" name="Picture"/>
                     <pic:cNvPicPr>
                       <a:picLocks noChangeArrowheads="1" noChangeAspect="1"/>
                     </pic:cNvPicPr>

--- a/examples/timeseries/doc/ts_lstm.docx
+++ b/examples/timeseries/doc/ts_lstm.docx
@@ -294,7 +294,7 @@
         <w:rPr>
           <w:rStyle w:val="VerbatimChar"/>
         </w:rPr>
-        <w:t xml:space="preserve">##             t9        t8        t7        t6        t5        t4        t3        t2        t1        t0</w:t>
+        <w:t xml:space="preserve">##             t9        t8        t7        t6        t5        t4        t3</w:t>
       </w:r>
       <w:r>
         <w:br/>
@@ -303,7 +303,7 @@
         <w:rPr>
           <w:rStyle w:val="VerbatimChar"/>
         </w:rPr>
-        <w:t xml:space="preserve">## [1,] 0.0000000 0.2474040 0.4794255 0.6816388 0.8414710 0.9489846 0.9974950 0.9839859 0.9092974 0.7780732</w:t>
+        <w:t xml:space="preserve">## [1,] 0.0000000 0.2474040 0.4794255 0.6816388 0.8414710 0.9489846 0.9974950</w:t>
       </w:r>
       <w:r>
         <w:br/>
@@ -312,7 +312,7 @@
         <w:rPr>
           <w:rStyle w:val="VerbatimChar"/>
         </w:rPr>
-        <w:t xml:space="preserve">## [2,] 0.2474040 0.4794255 0.6816388 0.8414710 0.9489846 0.9974950 0.9839859 0.9092974 0.7780732 0.5984721</w:t>
+        <w:t xml:space="preserve">## [2,] 0.2474040 0.4794255 0.6816388 0.8414710 0.9489846 0.9974950 0.9839859</w:t>
       </w:r>
       <w:r>
         <w:br/>
@@ -321,7 +321,43 @@
         <w:rPr>
           <w:rStyle w:val="VerbatimChar"/>
         </w:rPr>
-        <w:t xml:space="preserve">## [3,] 0.4794255 0.6816388 0.8414710 0.9489846 0.9974950 0.9839859 0.9092974 0.7780732 0.5984721 0.3816610</w:t>
+        <w:t xml:space="preserve">## [3,] 0.4794255 0.6816388 0.8414710 0.9489846 0.9974950 0.9839859 0.9092974</w:t>
+      </w:r>
+      <w:r>
+        <w:br/>
+      </w:r>
+      <w:r>
+        <w:rPr>
+          <w:rStyle w:val="VerbatimChar"/>
+        </w:rPr>
+        <w:t xml:space="preserve">##             t2        t1        t0</w:t>
+      </w:r>
+      <w:r>
+        <w:br/>
+      </w:r>
+      <w:r>
+        <w:rPr>
+          <w:rStyle w:val="VerbatimChar"/>
+        </w:rPr>
+        <w:t xml:space="preserve">## [1,] 0.9839859 0.9092974 0.7780732</w:t>
+      </w:r>
+      <w:r>
+        <w:br/>
+      </w:r>
+      <w:r>
+        <w:rPr>
+          <w:rStyle w:val="VerbatimChar"/>
+        </w:rPr>
+        <w:t xml:space="preserve">## [2,] 0.9092974 0.7780732 0.5984721</w:t>
+      </w:r>
+      <w:r>
+        <w:br/>
+      </w:r>
+      <w:r>
+        <w:rPr>
+          <w:rStyle w:val="VerbatimChar"/>
+        </w:rPr>
+        <w:t xml:space="preserve">## [3,] 0.7780732 0.5984721 0.3816610</w:t>
       </w:r>
     </w:p>
     <w:p>
@@ -492,7 +528,7 @@
               <a:graphicData uri="http://schemas.openxmlformats.org/drawingml/2006/picture">
                 <pic:pic>
                   <pic:nvPicPr>
-                    <pic:cNvPr descr="/home/gpca/daltoolboxdp/examples/timeseries/doc/ts_lstm_files/2311a3ccdefa9666c559bd154e42236a6cdf3fea.png" id="11" name="Picture"/>
+                    <pic:cNvPr descr="C:\Git\dal\daltoolboxdp\examples\timeseries\doc\ts_lstm_files/716a4d1e457f97618aa46ca41f6f38e17df76816.png" id="11" name="Picture"/>
                     <pic:cNvPicPr>
                       <a:picLocks noChangeArrowheads="1" noChangeAspect="1"/>
                     </pic:cNvPicPr>
@@ -1605,7 +1641,7 @@
         <w:rPr>
           <w:rStyle w:val="VerbatimChar"/>
         </w:rPr>
-        <w:t xml:space="preserve">## [1] 0.0005340278</w:t>
+        <w:t xml:space="preserve">## [1] 0.001334207</w:t>
       </w:r>
     </w:p>
     <w:p>
@@ -1935,7 +1971,7 @@
         <w:rPr>
           <w:rStyle w:val="VerbatimChar"/>
         </w:rPr>
-        <w:t xml:space="preserve">## [1] "0.41, 0.43"   "0.17, 0.19"   "-0.08, -0.07" "-0.32, -0.33" "-0.54, -0.57"</w:t>
+        <w:t xml:space="preserve">## [1] "0.41, 0.40"   "0.17, 0.17"   "-0.08, -0.08" "-0.32, -0.32" "-0.54, -0.54"</w:t>
       </w:r>
     </w:p>
     <w:p>
@@ -2049,7 +2085,7 @@
         <w:rPr>
           <w:rStyle w:val="VerbatimChar"/>
         </w:rPr>
-        <w:t xml:space="preserve">## 1 0.0002284451 0.06766851 0.9980269</w:t>
+        <w:t xml:space="preserve">## 1 6.152518e-05 0.02687127 0.9994686</w:t>
       </w:r>
     </w:p>
     <w:p>
@@ -2149,7 +2185,7 @@
         <w:rPr>
           <w:rStyle w:val="VerbatimChar"/>
         </w:rPr>
-        <w:t xml:space="preserve">## [1] "smape: 6.77"</w:t>
+        <w:t xml:space="preserve">## [1] "smape: 2.69"</w:t>
       </w:r>
     </w:p>
     <w:p>
@@ -2368,7 +2404,7 @@
               <a:graphicData uri="http://schemas.openxmlformats.org/drawingml/2006/picture">
                 <pic:pic>
                   <pic:nvPicPr>
-                    <pic:cNvPr descr="/home/gpca/daltoolboxdp/examples/timeseries/doc/ts_lstm_files/02dd0f2b7b4a0a8a127bed3063acac8ac2c8c8b3.png" id="14" name="Picture"/>
+                    <pic:cNvPr descr="C:\Git\dal\daltoolboxdp\examples\timeseries\doc\ts_lstm_files/88256685a741a99a770406d285c97bf57bb3e3ed.png" id="14" name="Picture"/>
                     <pic:cNvPicPr>
                       <a:picLocks noChangeArrowheads="1" noChangeAspect="1"/>
                     </pic:cNvPicPr>
@@ -2923,7 +2959,7 @@
               <a:graphicData uri="http://schemas.openxmlformats.org/drawingml/2006/picture">
                 <pic:pic>
                   <pic:nvPicPr>
-                    <pic:cNvPr descr="/home/gpca/daltoolboxdp/examples/timeseries/doc/ts_lstm_files/3af0649700060968080a142070cc46f245c9c85a.png" id="17" name="Picture"/>
+                    <pic:cNvPr descr="C:\Git\dal\daltoolboxdp\examples\timeseries\doc\ts_lstm_files/7415051c5b33ffbc7c11d44cafd867de39781d31.png" id="17" name="Picture"/>
                     <pic:cNvPicPr>
                       <a:picLocks noChangeArrowheads="1" noChangeAspect="1"/>
                     </pic:cNvPicPr>
